--- a/assets/labs/lab-08-report.docx
+++ b/assets/labs/lab-08-report.docx
@@ -9,21 +9,34 @@
       <w:r>
         <w:t>Lab 8 Report - CRC Is Not Authentication</w:t>
       </w:r>
+      <w:r>
+        <w:t xml:space="preserve"/>
+      </w:r>
+      <w:r>
+        <w:t/>
+      </w:r>
+      <w:r>
+        <w:t/>
+      </w:r>
     </w:p>
     <w:p>
       <w:pPr>
         <w:pStyle w:val="Heading2"/>
       </w:pPr>
       <w:r>
-        <w:t xml:space="preserve">Name: </w:t>
+        <w:t xml:space="preserve">Name:</w:t>
       </w:r>
     </w:p>
     <w:p>
       <w:pPr>
         <w:pStyle w:val="ListBullet"/>
+        <w:numPr>
+          <w:ilvl w:val="0"/>
+          <w:numId w:val="0"/>
+        </w:numPr>
       </w:pPr>
       <w:r>
-        <w:t xml:space="preserve">Lab Partners: </w:t>
+        <w:t xml:space="preserve">Lab Partners:</w:t>
       </w:r>
     </w:p>
     <w:p>
@@ -33,218 +46,404 @@
       <w:r>
         <w:t>Table 1 - Baseline and Error Tests (25)</w:t>
       </w:r>
+      <w:r>
+        <w:t xml:space="preserve"/>
+      </w:r>
     </w:p>
     <w:tbl>
       <w:tblPr>
         <w:tblStyle w:val="TableGrid"/>
-        <w:tblW w:type="auto" w:w="0"/>
-        <w:tblLook w:firstColumn="1" w:firstRow="1" w:lastColumn="0" w:lastRow="0" w:noHBand="0" w:noVBand="1" w:val="04A0"/>
+        <w:tblW w:w="0" w:type="auto"/>
+        <w:tblLook w:val="04A0" w:firstRow="1" w:lastRow="0" w:firstColumn="1" w:lastColumn="0" w:noHBand="0" w:noVBand="1"/>
       </w:tblPr>
       <w:tblGrid>
-        <w:gridCol w:w="1776"/>
-        <w:gridCol w:w="1776"/>
-        <w:gridCol w:w="1776"/>
-        <w:gridCol w:w="1776"/>
-        <w:gridCol w:w="1776"/>
-        <w:gridCol w:w="1776"/>
+        <w:gridCol w:w="1874"/>
+        <w:gridCol w:w="1692"/>
+        <w:gridCol w:w="1816"/>
+        <w:gridCol w:w="1816"/>
+        <w:gridCol w:w="1834"/>
+        <w:gridCol w:w="1840"/>
       </w:tblGrid>
       <w:tr>
+        <w:trPr>
+          <w:trHeight w:val="432"/>
+          <w:tblHeader/>
+        </w:trPr>
         <w:tc>
           <w:tcPr>
-            <w:tcW w:type="dxa" w:w="1776"/>
+            <w:tcW w:w="2352" w:type="dxa"/>
+            <w:shd w:val="clear" w:color="auto" w:fill="17324D"/>
+            <w:vAlign w:val="center"/>
           </w:tcPr>
           <w:p>
             <w:r>
+              <w:rPr>
+                <w:b/>
+                <w:color w:val="FFFFFF"/>
+              </w:rPr>
               <w:t>Case</w:t>
             </w:r>
           </w:p>
         </w:tc>
         <w:tc>
           <w:tcPr>
-            <w:tcW w:type="dxa" w:w="1776"/>
+            <w:tcW w:w="2352" w:type="dxa"/>
+            <w:shd w:val="clear" w:color="auto" w:fill="17324D"/>
+            <w:vAlign w:val="center"/>
           </w:tcPr>
           <w:p>
             <w:r>
+              <w:rPr>
+                <w:b/>
+                <w:color w:val="FFFFFF"/>
+              </w:rPr>
               <w:t>Payload/check</w:t>
             </w:r>
           </w:p>
         </w:tc>
         <w:tc>
           <w:tcPr>
-            <w:tcW w:type="dxa" w:w="1776"/>
+            <w:tcW w:w="2352" w:type="dxa"/>
+            <w:shd w:val="clear" w:color="auto" w:fill="17324D"/>
+            <w:vAlign w:val="center"/>
           </w:tcPr>
           <w:p>
             <w:r>
+              <w:rPr>
+                <w:b/>
+                <w:color w:val="FFFFFF"/>
+              </w:rPr>
               <w:t>Changed bits</w:t>
             </w:r>
           </w:p>
         </w:tc>
         <w:tc>
           <w:tcPr>
-            <w:tcW w:type="dxa" w:w="1776"/>
+            <w:tcW w:w="2352" w:type="dxa"/>
+            <w:shd w:val="clear" w:color="auto" w:fill="17324D"/>
+            <w:vAlign w:val="center"/>
           </w:tcPr>
           <w:p>
             <w:r>
+              <w:rPr>
+                <w:b/>
+                <w:color w:val="FFFFFF"/>
+              </w:rPr>
               <w:t>Parity result</w:t>
             </w:r>
           </w:p>
         </w:tc>
         <w:tc>
           <w:tcPr>
-            <w:tcW w:type="dxa" w:w="1776"/>
+            <w:tcW w:w="2352" w:type="dxa"/>
+            <w:shd w:val="clear" w:color="auto" w:fill="17324D"/>
+            <w:vAlign w:val="center"/>
           </w:tcPr>
           <w:p>
             <w:r>
+              <w:rPr>
+                <w:b/>
+                <w:color w:val="FFFFFF"/>
+              </w:rPr>
               <w:t>CRC result</w:t>
             </w:r>
           </w:p>
         </w:tc>
         <w:tc>
           <w:tcPr>
-            <w:tcW w:type="dxa" w:w="1776"/>
+            <w:tcW w:w="2352" w:type="dxa"/>
+            <w:shd w:val="clear" w:color="auto" w:fill="17324D"/>
+            <w:vAlign w:val="center"/>
           </w:tcPr>
           <w:p>
             <w:r>
+              <w:rPr>
+                <w:b/>
+                <w:color w:val="FFFFFF"/>
+              </w:rPr>
               <w:t>Supported claim</w:t>
             </w:r>
           </w:p>
         </w:tc>
       </w:tr>
       <w:tr>
+        <w:trPr>
+          <w:trHeight w:val="490"/>
+        </w:trPr>
         <w:tc>
           <w:tcPr>
-            <w:tcW w:type="dxa" w:w="1776"/>
+            <w:tcW w:w="2352" w:type="dxa"/>
+            <w:vAlign w:val="center"/>
           </w:tcPr>
           <w:p>
             <w:r>
+              <w:rPr>
+                <w:b w:val="0"/>
+              </w:rPr>
               <w:t>Baseline</w:t>
             </w:r>
           </w:p>
         </w:tc>
         <w:tc>
           <w:tcPr>
-            <w:tcW w:type="dxa" w:w="1776"/>
+            <w:tcW w:w="2352" w:type="dxa"/>
+            <w:vAlign w:val="center"/>
           </w:tcPr>
-          <w:p/>
+          <w:p>
+            <w:r>
+              <w:rPr>
+                <w:b w:val="0"/>
+              </w:rPr>
+            </w:r>
+          </w:p>
         </w:tc>
         <w:tc>
           <w:tcPr>
-            <w:tcW w:type="dxa" w:w="1776"/>
+            <w:tcW w:w="2352" w:type="dxa"/>
+            <w:vAlign w:val="center"/>
           </w:tcPr>
-          <w:p/>
+          <w:p>
+            <w:r>
+              <w:rPr>
+                <w:b w:val="0"/>
+              </w:rPr>
+            </w:r>
+          </w:p>
         </w:tc>
         <w:tc>
           <w:tcPr>
-            <w:tcW w:type="dxa" w:w="1776"/>
+            <w:tcW w:w="2352" w:type="dxa"/>
+            <w:vAlign w:val="center"/>
           </w:tcPr>
-          <w:p/>
+          <w:p>
+            <w:r>
+              <w:rPr>
+                <w:b w:val="0"/>
+              </w:rPr>
+            </w:r>
+          </w:p>
         </w:tc>
         <w:tc>
           <w:tcPr>
-            <w:tcW w:type="dxa" w:w="1776"/>
+            <w:tcW w:w="2352" w:type="dxa"/>
+            <w:vAlign w:val="center"/>
           </w:tcPr>
-          <w:p/>
+          <w:p>
+            <w:r>
+              <w:rPr>
+                <w:b w:val="0"/>
+              </w:rPr>
+            </w:r>
+          </w:p>
         </w:tc>
         <w:tc>
           <w:tcPr>
-            <w:tcW w:type="dxa" w:w="1776"/>
+            <w:tcW w:w="2352" w:type="dxa"/>
+            <w:vAlign w:val="center"/>
           </w:tcPr>
-          <w:p/>
+          <w:p>
+            <w:r>
+              <w:rPr>
+                <w:b w:val="0"/>
+              </w:rPr>
+            </w:r>
+          </w:p>
         </w:tc>
       </w:tr>
       <w:tr>
+        <w:trPr>
+          <w:trHeight w:val="490"/>
+        </w:trPr>
         <w:tc>
           <w:tcPr>
-            <w:tcW w:type="dxa" w:w="1776"/>
+            <w:tcW w:w="2352" w:type="dxa"/>
+            <w:shd w:val="clear" w:color="auto" w:fill="EAF2F7"/>
+            <w:vAlign w:val="center"/>
           </w:tcPr>
           <w:p>
             <w:r>
+              <w:rPr>
+                <w:b w:val="0"/>
+              </w:rPr>
               <w:t>One-bit error</w:t>
             </w:r>
           </w:p>
         </w:tc>
         <w:tc>
           <w:tcPr>
-            <w:tcW w:type="dxa" w:w="1776"/>
+            <w:tcW w:w="2352" w:type="dxa"/>
+            <w:shd w:val="clear" w:color="auto" w:fill="EAF2F7"/>
+            <w:vAlign w:val="center"/>
           </w:tcPr>
-          <w:p/>
+          <w:p>
+            <w:r>
+              <w:rPr>
+                <w:b w:val="0"/>
+              </w:rPr>
+            </w:r>
+          </w:p>
         </w:tc>
         <w:tc>
           <w:tcPr>
-            <w:tcW w:type="dxa" w:w="1776"/>
+            <w:tcW w:w="2352" w:type="dxa"/>
+            <w:shd w:val="clear" w:color="auto" w:fill="EAF2F7"/>
+            <w:vAlign w:val="center"/>
           </w:tcPr>
-          <w:p/>
+          <w:p>
+            <w:r>
+              <w:rPr>
+                <w:b w:val="0"/>
+              </w:rPr>
+            </w:r>
+          </w:p>
         </w:tc>
         <w:tc>
           <w:tcPr>
-            <w:tcW w:type="dxa" w:w="1776"/>
+            <w:tcW w:w="2352" w:type="dxa"/>
+            <w:shd w:val="clear" w:color="auto" w:fill="EAF2F7"/>
+            <w:vAlign w:val="center"/>
           </w:tcPr>
-          <w:p/>
+          <w:p>
+            <w:r>
+              <w:rPr>
+                <w:b w:val="0"/>
+              </w:rPr>
+            </w:r>
+          </w:p>
         </w:tc>
         <w:tc>
           <w:tcPr>
-            <w:tcW w:type="dxa" w:w="1776"/>
+            <w:tcW w:w="2352" w:type="dxa"/>
+            <w:shd w:val="clear" w:color="auto" w:fill="EAF2F7"/>
+            <w:vAlign w:val="center"/>
           </w:tcPr>
-          <w:p/>
+          <w:p>
+            <w:r>
+              <w:rPr>
+                <w:b w:val="0"/>
+              </w:rPr>
+            </w:r>
+          </w:p>
         </w:tc>
         <w:tc>
           <w:tcPr>
-            <w:tcW w:type="dxa" w:w="1776"/>
+            <w:tcW w:w="2352" w:type="dxa"/>
+            <w:shd w:val="clear" w:color="auto" w:fill="EAF2F7"/>
+            <w:vAlign w:val="center"/>
           </w:tcPr>
-          <w:p/>
+          <w:p>
+            <w:r>
+              <w:rPr>
+                <w:b w:val="0"/>
+              </w:rPr>
+            </w:r>
+          </w:p>
         </w:tc>
       </w:tr>
       <w:tr>
+        <w:trPr>
+          <w:trHeight w:val="490"/>
+        </w:trPr>
         <w:tc>
           <w:tcPr>
-            <w:tcW w:type="dxa" w:w="1776"/>
+            <w:tcW w:w="2352" w:type="dxa"/>
+            <w:vAlign w:val="center"/>
           </w:tcPr>
           <w:p>
             <w:r>
+              <w:rPr>
+                <w:b w:val="0"/>
+              </w:rPr>
               <w:t>Two-bit/burst error</w:t>
             </w:r>
           </w:p>
         </w:tc>
         <w:tc>
           <w:tcPr>
-            <w:tcW w:type="dxa" w:w="1776"/>
+            <w:tcW w:w="2352" w:type="dxa"/>
+            <w:vAlign w:val="center"/>
           </w:tcPr>
-          <w:p/>
+          <w:p>
+            <w:r>
+              <w:rPr>
+                <w:b w:val="0"/>
+              </w:rPr>
+            </w:r>
+          </w:p>
         </w:tc>
         <w:tc>
           <w:tcPr>
-            <w:tcW w:type="dxa" w:w="1776"/>
+            <w:tcW w:w="2352" w:type="dxa"/>
+            <w:vAlign w:val="center"/>
           </w:tcPr>
-          <w:p/>
+          <w:p>
+            <w:r>
+              <w:rPr>
+                <w:b w:val="0"/>
+              </w:rPr>
+            </w:r>
+          </w:p>
         </w:tc>
         <w:tc>
           <w:tcPr>
-            <w:tcW w:type="dxa" w:w="1776"/>
+            <w:tcW w:w="2352" w:type="dxa"/>
+            <w:vAlign w:val="center"/>
           </w:tcPr>
-          <w:p/>
+          <w:p>
+            <w:r>
+              <w:rPr>
+                <w:b w:val="0"/>
+              </w:rPr>
+            </w:r>
+          </w:p>
         </w:tc>
         <w:tc>
           <w:tcPr>
-            <w:tcW w:type="dxa" w:w="1776"/>
+            <w:tcW w:w="2352" w:type="dxa"/>
+            <w:vAlign w:val="center"/>
           </w:tcPr>
-          <w:p/>
+          <w:p>
+            <w:r>
+              <w:rPr>
+                <w:b w:val="0"/>
+              </w:rPr>
+            </w:r>
+          </w:p>
         </w:tc>
         <w:tc>
           <w:tcPr>
-            <w:tcW w:type="dxa" w:w="1776"/>
+            <w:tcW w:w="2352" w:type="dxa"/>
+            <w:vAlign w:val="center"/>
           </w:tcPr>
-          <w:p/>
+          <w:p>
+            <w:r>
+              <w:rPr>
+                <w:b w:val="0"/>
+              </w:rPr>
+            </w:r>
+          </w:p>
         </w:tc>
       </w:tr>
     </w:tbl>
     <w:p>
+      <w:pPr>
+        <w:spacing w:after="200"/>
+        <w:rPr>
+          <w:i/>
+          <w:iCs/>
+        </w:rPr>
+      </w:pPr>
       <w:r>
+        <w:rPr>
+          <w:i/>
+          <w:iCs/>
+        </w:rPr>
         <w:t>Show parity and one CRC remainder step.</w:t>
       </w:r>
     </w:p>
     <w:p>
       <w:r>
-        <w:t>________________________________________________________________________________</w:t>
+        <w:br/>
       </w:r>
     </w:p>
     <w:p>
@@ -252,220 +451,411 @@
         <w:pStyle w:val="Heading1"/>
       </w:pPr>
       <w:r>
-        <w:t>Table 2 - Authorized Modification (20)</w:t>
+        <w:t>Table 2 - Deliberate Modification (25)</w:t>
+      </w:r>
+      <w:r>
+        <w:t xml:space="preserve"/>
       </w:r>
     </w:p>
     <w:tbl>
       <w:tblPr>
         <w:tblStyle w:val="TableGrid"/>
-        <w:tblW w:type="auto" w:w="0"/>
-        <w:tblLook w:firstColumn="1" w:firstRow="1" w:lastColumn="0" w:lastRow="0" w:noHBand="0" w:noVBand="1" w:val="04A0"/>
+        <w:tblW w:w="0" w:type="auto"/>
+        <w:tblLook w:val="04A0" w:firstRow="1" w:lastRow="0" w:firstColumn="1" w:lastColumn="0" w:noHBand="0" w:noVBand="1"/>
       </w:tblPr>
       <w:tblGrid>
-        <w:gridCol w:w="1776"/>
-        <w:gridCol w:w="1776"/>
-        <w:gridCol w:w="1776"/>
-        <w:gridCol w:w="1776"/>
-        <w:gridCol w:w="1776"/>
-        <w:gridCol w:w="1776"/>
+        <w:gridCol w:w="1874"/>
+        <w:gridCol w:w="1692"/>
+        <w:gridCol w:w="1816"/>
+        <w:gridCol w:w="1816"/>
+        <w:gridCol w:w="1834"/>
+        <w:gridCol w:w="1840"/>
       </w:tblGrid>
       <w:tr>
+        <w:trPr>
+          <w:trHeight w:val="432"/>
+          <w:tblHeader/>
+        </w:trPr>
         <w:tc>
           <w:tcPr>
-            <w:tcW w:type="dxa" w:w="1776"/>
+            <w:tcW w:w="2352" w:type="dxa"/>
+            <w:shd w:val="clear" w:color="auto" w:fill="17324D"/>
+            <w:vAlign w:val="center"/>
           </w:tcPr>
           <w:p>
             <w:r>
+              <w:rPr>
+                <w:b/>
+                <w:color w:val="FFFFFF"/>
+              </w:rPr>
               <w:t>Condition</w:t>
             </w:r>
           </w:p>
         </w:tc>
         <w:tc>
           <w:tcPr>
-            <w:tcW w:type="dxa" w:w="1776"/>
+            <w:tcW w:w="2352" w:type="dxa"/>
+            <w:shd w:val="clear" w:color="auto" w:fill="17324D"/>
+            <w:vAlign w:val="center"/>
           </w:tcPr>
           <w:p>
             <w:r>
+              <w:rPr>
+                <w:b/>
+                <w:color w:val="FFFFFF"/>
+              </w:rPr>
               <w:t>Payload</w:t>
             </w:r>
           </w:p>
         </w:tc>
         <w:tc>
           <w:tcPr>
-            <w:tcW w:type="dxa" w:w="1776"/>
+            <w:tcW w:w="2352" w:type="dxa"/>
+            <w:shd w:val="clear" w:color="auto" w:fill="17324D"/>
+            <w:vAlign w:val="center"/>
           </w:tcPr>
           <w:p>
             <w:r>
+              <w:rPr>
+                <w:b/>
+                <w:color w:val="FFFFFF"/>
+              </w:rPr>
               <w:t>CRC</w:t>
             </w:r>
           </w:p>
         </w:tc>
         <w:tc>
           <w:tcPr>
-            <w:tcW w:type="dxa" w:w="1776"/>
+            <w:tcW w:w="2352" w:type="dxa"/>
+            <w:shd w:val="clear" w:color="auto" w:fill="17324D"/>
+            <w:vAlign w:val="center"/>
           </w:tcPr>
           <w:p>
             <w:r>
+              <w:rPr>
+                <w:b/>
+                <w:color w:val="FFFFFF"/>
+              </w:rPr>
               <w:t>Checker result</w:t>
             </w:r>
           </w:p>
         </w:tc>
         <w:tc>
           <w:tcPr>
-            <w:tcW w:type="dxa" w:w="1776"/>
+            <w:tcW w:w="2352" w:type="dxa"/>
+            <w:shd w:val="clear" w:color="auto" w:fill="17324D"/>
+            <w:vAlign w:val="center"/>
           </w:tcPr>
           <w:p>
             <w:r>
+              <w:rPr>
+                <w:b/>
+                <w:color w:val="FFFFFF"/>
+              </w:rPr>
               <w:t>What changed</w:t>
             </w:r>
           </w:p>
         </w:tc>
         <w:tc>
           <w:tcPr>
-            <w:tcW w:type="dxa" w:w="1776"/>
+            <w:tcW w:w="2352" w:type="dxa"/>
+            <w:shd w:val="clear" w:color="auto" w:fill="17324D"/>
+            <w:vAlign w:val="center"/>
           </w:tcPr>
           <w:p>
             <w:r>
+              <w:rPr>
+                <w:b/>
+                <w:color w:val="FFFFFF"/>
+              </w:rPr>
               <w:t>What is not proven</w:t>
             </w:r>
           </w:p>
         </w:tc>
       </w:tr>
       <w:tr>
+        <w:trPr>
+          <w:trHeight w:val="490"/>
+        </w:trPr>
         <w:tc>
           <w:tcPr>
-            <w:tcW w:type="dxa" w:w="1776"/>
+            <w:tcW w:w="2352" w:type="dxa"/>
+            <w:vAlign w:val="center"/>
           </w:tcPr>
           <w:p>
             <w:r>
+              <w:rPr>
+                <w:b w:val="0"/>
+              </w:rPr>
               <w:t>Original</w:t>
             </w:r>
           </w:p>
         </w:tc>
         <w:tc>
           <w:tcPr>
-            <w:tcW w:type="dxa" w:w="1776"/>
+            <w:tcW w:w="2352" w:type="dxa"/>
+            <w:vAlign w:val="center"/>
           </w:tcPr>
-          <w:p/>
+          <w:p>
+            <w:r>
+              <w:rPr>
+                <w:b w:val="0"/>
+              </w:rPr>
+            </w:r>
+          </w:p>
         </w:tc>
         <w:tc>
           <w:tcPr>
-            <w:tcW w:type="dxa" w:w="1776"/>
+            <w:tcW w:w="2352" w:type="dxa"/>
+            <w:vAlign w:val="center"/>
           </w:tcPr>
-          <w:p/>
+          <w:p>
+            <w:r>
+              <w:rPr>
+                <w:b w:val="0"/>
+              </w:rPr>
+            </w:r>
+          </w:p>
         </w:tc>
         <w:tc>
           <w:tcPr>
-            <w:tcW w:type="dxa" w:w="1776"/>
+            <w:tcW w:w="2352" w:type="dxa"/>
+            <w:vAlign w:val="center"/>
           </w:tcPr>
-          <w:p/>
+          <w:p>
+            <w:r>
+              <w:rPr>
+                <w:b w:val="0"/>
+              </w:rPr>
+            </w:r>
+          </w:p>
         </w:tc>
         <w:tc>
           <w:tcPr>
-            <w:tcW w:type="dxa" w:w="1776"/>
+            <w:tcW w:w="2352" w:type="dxa"/>
+            <w:vAlign w:val="center"/>
           </w:tcPr>
-          <w:p/>
+          <w:p>
+            <w:r>
+              <w:rPr>
+                <w:b w:val="0"/>
+              </w:rPr>
+            </w:r>
+          </w:p>
         </w:tc>
         <w:tc>
           <w:tcPr>
-            <w:tcW w:type="dxa" w:w="1776"/>
+            <w:tcW w:w="2352" w:type="dxa"/>
+            <w:vAlign w:val="center"/>
           </w:tcPr>
-          <w:p/>
+          <w:p>
+            <w:r>
+              <w:rPr>
+                <w:b w:val="0"/>
+              </w:rPr>
+            </w:r>
+          </w:p>
         </w:tc>
       </w:tr>
       <w:tr>
+        <w:trPr>
+          <w:trHeight w:val="490"/>
+        </w:trPr>
         <w:tc>
           <w:tcPr>
-            <w:tcW w:type="dxa" w:w="1776"/>
+            <w:tcW w:w="2352" w:type="dxa"/>
+            <w:shd w:val="clear" w:color="auto" w:fill="EAF2F7"/>
+            <w:vAlign w:val="center"/>
           </w:tcPr>
           <w:p>
             <w:r>
+              <w:rPr>
+                <w:b w:val="0"/>
+              </w:rPr>
               <w:t>Changed + old CRC</w:t>
             </w:r>
           </w:p>
         </w:tc>
         <w:tc>
           <w:tcPr>
-            <w:tcW w:type="dxa" w:w="1776"/>
+            <w:tcW w:w="2352" w:type="dxa"/>
+            <w:shd w:val="clear" w:color="auto" w:fill="EAF2F7"/>
+            <w:vAlign w:val="center"/>
           </w:tcPr>
-          <w:p/>
+          <w:p>
+            <w:r>
+              <w:rPr>
+                <w:b w:val="0"/>
+              </w:rPr>
+            </w:r>
+          </w:p>
         </w:tc>
         <w:tc>
           <w:tcPr>
-            <w:tcW w:type="dxa" w:w="1776"/>
+            <w:tcW w:w="2352" w:type="dxa"/>
+            <w:shd w:val="clear" w:color="auto" w:fill="EAF2F7"/>
+            <w:vAlign w:val="center"/>
           </w:tcPr>
-          <w:p/>
+          <w:p>
+            <w:r>
+              <w:rPr>
+                <w:b w:val="0"/>
+              </w:rPr>
+            </w:r>
+          </w:p>
         </w:tc>
         <w:tc>
           <w:tcPr>
-            <w:tcW w:type="dxa" w:w="1776"/>
+            <w:tcW w:w="2352" w:type="dxa"/>
+            <w:shd w:val="clear" w:color="auto" w:fill="EAF2F7"/>
+            <w:vAlign w:val="center"/>
           </w:tcPr>
-          <w:p/>
+          <w:p>
+            <w:r>
+              <w:rPr>
+                <w:b w:val="0"/>
+              </w:rPr>
+            </w:r>
+          </w:p>
         </w:tc>
         <w:tc>
           <w:tcPr>
-            <w:tcW w:type="dxa" w:w="1776"/>
+            <w:tcW w:w="2352" w:type="dxa"/>
+            <w:shd w:val="clear" w:color="auto" w:fill="EAF2F7"/>
+            <w:vAlign w:val="center"/>
           </w:tcPr>
-          <w:p/>
+          <w:p>
+            <w:r>
+              <w:rPr>
+                <w:b w:val="0"/>
+              </w:rPr>
+            </w:r>
+          </w:p>
         </w:tc>
         <w:tc>
           <w:tcPr>
-            <w:tcW w:type="dxa" w:w="1776"/>
+            <w:tcW w:w="2352" w:type="dxa"/>
+            <w:shd w:val="clear" w:color="auto" w:fill="EAF2F7"/>
+            <w:vAlign w:val="center"/>
           </w:tcPr>
-          <w:p/>
+          <w:p>
+            <w:r>
+              <w:rPr>
+                <w:b w:val="0"/>
+              </w:rPr>
+            </w:r>
+          </w:p>
         </w:tc>
       </w:tr>
       <w:tr>
+        <w:trPr>
+          <w:trHeight w:val="490"/>
+        </w:trPr>
         <w:tc>
           <w:tcPr>
-            <w:tcW w:type="dxa" w:w="1776"/>
+            <w:tcW w:w="2352" w:type="dxa"/>
+            <w:vAlign w:val="center"/>
           </w:tcPr>
           <w:p>
             <w:r>
+              <w:rPr>
+                <w:b w:val="0"/>
+              </w:rPr>
               <w:t>Changed + new CRC</w:t>
             </w:r>
           </w:p>
         </w:tc>
         <w:tc>
           <w:tcPr>
-            <w:tcW w:type="dxa" w:w="1776"/>
+            <w:tcW w:w="2352" w:type="dxa"/>
+            <w:vAlign w:val="center"/>
           </w:tcPr>
-          <w:p/>
+          <w:p>
+            <w:r>
+              <w:rPr>
+                <w:b w:val="0"/>
+              </w:rPr>
+            </w:r>
+          </w:p>
         </w:tc>
         <w:tc>
           <w:tcPr>
-            <w:tcW w:type="dxa" w:w="1776"/>
+            <w:tcW w:w="2352" w:type="dxa"/>
+            <w:vAlign w:val="center"/>
           </w:tcPr>
-          <w:p/>
+          <w:p>
+            <w:r>
+              <w:rPr>
+                <w:b w:val="0"/>
+              </w:rPr>
+            </w:r>
+          </w:p>
         </w:tc>
         <w:tc>
           <w:tcPr>
-            <w:tcW w:type="dxa" w:w="1776"/>
+            <w:tcW w:w="2352" w:type="dxa"/>
+            <w:vAlign w:val="center"/>
           </w:tcPr>
-          <w:p/>
+          <w:p>
+            <w:r>
+              <w:rPr>
+                <w:b w:val="0"/>
+              </w:rPr>
+            </w:r>
+          </w:p>
         </w:tc>
         <w:tc>
           <w:tcPr>
-            <w:tcW w:type="dxa" w:w="1776"/>
+            <w:tcW w:w="2352" w:type="dxa"/>
+            <w:vAlign w:val="center"/>
           </w:tcPr>
-          <w:p/>
+          <w:p>
+            <w:r>
+              <w:rPr>
+                <w:b w:val="0"/>
+              </w:rPr>
+            </w:r>
+          </w:p>
         </w:tc>
         <w:tc>
           <w:tcPr>
-            <w:tcW w:type="dxa" w:w="1776"/>
+            <w:tcW w:w="2352" w:type="dxa"/>
+            <w:vAlign w:val="center"/>
           </w:tcPr>
-          <w:p/>
+          <w:p>
+            <w:r>
+              <w:rPr>
+                <w:b w:val="0"/>
+              </w:rPr>
+            </w:r>
+          </w:p>
         </w:tc>
       </w:tr>
     </w:tbl>
     <w:p>
+      <w:pPr>
+        <w:spacing w:after="200"/>
+        <w:rPr>
+          <w:i/>
+          <w:iCs/>
+        </w:rPr>
+      </w:pPr>
       <w:r>
+        <w:rPr>
+          <w:i/>
+          <w:iCs/>
+        </w:rPr>
         <w:t>Explain why the final frame passes.</w:t>
       </w:r>
     </w:p>
     <w:p>
       <w:r>
-        <w:t>________________________________________________________________________________</w:t>
+        <w:br/>
+      </w:r>
+    </w:p>
+    <w:p>
+      <w:r>
+        <w:br w:type="page"/>
       </w:r>
     </w:p>
     <w:p>
@@ -473,304 +863,495 @@
         <w:pStyle w:val="Heading1"/>
       </w:pPr>
       <w:r>
-        <w:t>Table 3 - Control Comparison (25)</w:t>
+        <w:t>Table 3 - Control Comparison (20)</w:t>
+      </w:r>
+      <w:r>
+        <w:t xml:space="preserve"/>
       </w:r>
     </w:p>
     <w:tbl>
       <w:tblPr>
         <w:tblStyle w:val="TableGrid"/>
-        <w:tblW w:type="auto" w:w="0"/>
-        <w:tblLook w:firstColumn="1" w:firstRow="1" w:lastColumn="0" w:lastRow="0" w:noHBand="0" w:noVBand="1" w:val="04A0"/>
+        <w:tblW w:w="0" w:type="auto"/>
+        <w:tblLook w:val="04A0" w:firstRow="1" w:lastRow="0" w:firstColumn="1" w:lastColumn="0" w:noHBand="0" w:noVBand="1"/>
       </w:tblPr>
       <w:tblGrid>
-        <w:gridCol w:w="1776"/>
-        <w:gridCol w:w="1776"/>
-        <w:gridCol w:w="1776"/>
-        <w:gridCol w:w="1776"/>
-        <w:gridCol w:w="1776"/>
-        <w:gridCol w:w="1776"/>
+        <w:gridCol w:w="1874"/>
+        <w:gridCol w:w="1692"/>
+        <w:gridCol w:w="1816"/>
+        <w:gridCol w:w="1816"/>
+        <w:gridCol w:w="1834"/>
+        <w:gridCol w:w="1840"/>
       </w:tblGrid>
       <w:tr>
+        <w:trPr>
+          <w:trHeight w:val="432"/>
+          <w:tblHeader/>
+        </w:trPr>
         <w:tc>
           <w:tcPr>
-            <w:tcW w:type="dxa" w:w="1776"/>
+            <w:tcW w:w="2352" w:type="dxa"/>
+            <w:shd w:val="clear" w:color="auto" w:fill="17324D"/>
+            <w:vAlign w:val="center"/>
           </w:tcPr>
           <w:p>
             <w:r>
+              <w:rPr>
+                <w:b/>
+                <w:color w:val="FFFFFF"/>
+              </w:rPr>
               <w:t>Mechanism</w:t>
             </w:r>
           </w:p>
         </w:tc>
         <w:tc>
           <w:tcPr>
-            <w:tcW w:type="dxa" w:w="1776"/>
+            <w:tcW w:w="2352" w:type="dxa"/>
+            <w:shd w:val="clear" w:color="auto" w:fill="17324D"/>
+            <w:vAlign w:val="center"/>
           </w:tcPr>
           <w:p>
             <w:r>
+              <w:rPr>
+                <w:b/>
+                <w:color w:val="FFFFFF"/>
+              </w:rPr>
               <w:t>Random errors</w:t>
             </w:r>
           </w:p>
         </w:tc>
         <w:tc>
           <w:tcPr>
-            <w:tcW w:type="dxa" w:w="1776"/>
+            <w:tcW w:w="2352" w:type="dxa"/>
+            <w:shd w:val="clear" w:color="auto" w:fill="17324D"/>
+            <w:vAlign w:val="center"/>
           </w:tcPr>
           <w:p>
             <w:r>
+              <w:rPr>
+                <w:b/>
+                <w:color w:val="FFFFFF"/>
+              </w:rPr>
               <w:t>Integrity</w:t>
             </w:r>
           </w:p>
         </w:tc>
         <w:tc>
           <w:tcPr>
-            <w:tcW w:type="dxa" w:w="1776"/>
+            <w:tcW w:w="2352" w:type="dxa"/>
+            <w:shd w:val="clear" w:color="auto" w:fill="17324D"/>
+            <w:vAlign w:val="center"/>
           </w:tcPr>
           <w:p>
             <w:r>
+              <w:rPr>
+                <w:b/>
+                <w:color w:val="FFFFFF"/>
+              </w:rPr>
               <w:t>Authentication</w:t>
             </w:r>
           </w:p>
         </w:tc>
         <w:tc>
           <w:tcPr>
-            <w:tcW w:type="dxa" w:w="1776"/>
+            <w:tcW w:w="2352" w:type="dxa"/>
+            <w:shd w:val="clear" w:color="auto" w:fill="17324D"/>
+            <w:vAlign w:val="center"/>
           </w:tcPr>
           <w:p>
             <w:r>
+              <w:rPr>
+                <w:b/>
+                <w:color w:val="FFFFFF"/>
+              </w:rPr>
               <w:t>Confidentiality</w:t>
             </w:r>
           </w:p>
         </w:tc>
         <w:tc>
           <w:tcPr>
-            <w:tcW w:type="dxa" w:w="1776"/>
+            <w:tcW w:w="2352" w:type="dxa"/>
+            <w:shd w:val="clear" w:color="auto" w:fill="17324D"/>
+            <w:vAlign w:val="center"/>
           </w:tcPr>
           <w:p>
             <w:r>
+              <w:rPr>
+                <w:b/>
+                <w:color w:val="FFFFFF"/>
+              </w:rPr>
               <w:t>Key required?</w:t>
             </w:r>
           </w:p>
         </w:tc>
       </w:tr>
       <w:tr>
+        <w:trPr>
+          <w:trHeight w:val="490"/>
+        </w:trPr>
         <w:tc>
           <w:tcPr>
-            <w:tcW w:type="dxa" w:w="1776"/>
+            <w:tcW w:w="2352" w:type="dxa"/>
+            <w:vAlign w:val="center"/>
           </w:tcPr>
           <w:p>
             <w:r>
-              <w:t>Parity</w:t>
-            </w:r>
-          </w:p>
-        </w:tc>
-        <w:tc>
-          <w:tcPr>
-            <w:tcW w:type="dxa" w:w="1776"/>
-          </w:tcPr>
-          <w:p/>
-        </w:tc>
-        <w:tc>
-          <w:tcPr>
-            <w:tcW w:type="dxa" w:w="1776"/>
-          </w:tcPr>
-          <w:p/>
-        </w:tc>
-        <w:tc>
-          <w:tcPr>
-            <w:tcW w:type="dxa" w:w="1776"/>
-          </w:tcPr>
-          <w:p/>
-        </w:tc>
-        <w:tc>
-          <w:tcPr>
-            <w:tcW w:type="dxa" w:w="1776"/>
-          </w:tcPr>
-          <w:p/>
-        </w:tc>
-        <w:tc>
-          <w:tcPr>
-            <w:tcW w:type="dxa" w:w="1776"/>
-          </w:tcPr>
-          <w:p/>
-        </w:tc>
-      </w:tr>
-      <w:tr>
-        <w:tc>
-          <w:tcPr>
-            <w:tcW w:type="dxa" w:w="1776"/>
-          </w:tcPr>
-          <w:p>
-            <w:r>
+              <w:rPr>
+                <w:b w:val="0"/>
+              </w:rPr>
               <w:t>CRC</w:t>
             </w:r>
           </w:p>
         </w:tc>
         <w:tc>
           <w:tcPr>
-            <w:tcW w:type="dxa" w:w="1776"/>
+            <w:tcW w:w="2352" w:type="dxa"/>
+            <w:vAlign w:val="center"/>
           </w:tcPr>
-          <w:p/>
+          <w:p>
+            <w:r>
+              <w:rPr>
+                <w:b w:val="0"/>
+              </w:rPr>
+            </w:r>
+          </w:p>
         </w:tc>
         <w:tc>
           <w:tcPr>
-            <w:tcW w:type="dxa" w:w="1776"/>
+            <w:tcW w:w="2352" w:type="dxa"/>
+            <w:vAlign w:val="center"/>
           </w:tcPr>
-          <w:p/>
+          <w:p>
+            <w:r>
+              <w:rPr>
+                <w:b w:val="0"/>
+              </w:rPr>
+            </w:r>
+          </w:p>
         </w:tc>
         <w:tc>
           <w:tcPr>
-            <w:tcW w:type="dxa" w:w="1776"/>
+            <w:tcW w:w="2352" w:type="dxa"/>
+            <w:vAlign w:val="center"/>
           </w:tcPr>
-          <w:p/>
+          <w:p>
+            <w:r>
+              <w:rPr>
+                <w:b w:val="0"/>
+              </w:rPr>
+            </w:r>
+          </w:p>
         </w:tc>
         <w:tc>
           <w:tcPr>
-            <w:tcW w:type="dxa" w:w="1776"/>
+            <w:tcW w:w="2352" w:type="dxa"/>
+            <w:vAlign w:val="center"/>
           </w:tcPr>
-          <w:p/>
+          <w:p>
+            <w:r>
+              <w:rPr>
+                <w:b w:val="0"/>
+              </w:rPr>
+            </w:r>
+          </w:p>
         </w:tc>
         <w:tc>
           <w:tcPr>
-            <w:tcW w:type="dxa" w:w="1776"/>
+            <w:tcW w:w="2352" w:type="dxa"/>
+            <w:vAlign w:val="center"/>
           </w:tcPr>
-          <w:p/>
+          <w:p>
+            <w:r>
+              <w:rPr>
+                <w:b w:val="0"/>
+              </w:rPr>
+            </w:r>
+          </w:p>
         </w:tc>
       </w:tr>
       <w:tr>
+        <w:trPr>
+          <w:trHeight w:val="490"/>
+        </w:trPr>
         <w:tc>
           <w:tcPr>
-            <w:tcW w:type="dxa" w:w="1776"/>
+            <w:tcW w:w="2352" w:type="dxa"/>
+            <w:shd w:val="clear" w:color="auto" w:fill="EAF2F7"/>
+            <w:vAlign w:val="center"/>
           </w:tcPr>
           <w:p>
             <w:r>
+              <w:rPr>
+                <w:b w:val="0"/>
+              </w:rPr>
               <w:t>FEC</w:t>
             </w:r>
           </w:p>
         </w:tc>
         <w:tc>
           <w:tcPr>
-            <w:tcW w:type="dxa" w:w="1776"/>
+            <w:tcW w:w="2352" w:type="dxa"/>
+            <w:shd w:val="clear" w:color="auto" w:fill="EAF2F7"/>
+            <w:vAlign w:val="center"/>
           </w:tcPr>
-          <w:p/>
+          <w:p>
+            <w:r>
+              <w:rPr>
+                <w:b w:val="0"/>
+              </w:rPr>
+            </w:r>
+          </w:p>
         </w:tc>
         <w:tc>
           <w:tcPr>
-            <w:tcW w:type="dxa" w:w="1776"/>
+            <w:tcW w:w="2352" w:type="dxa"/>
+            <w:shd w:val="clear" w:color="auto" w:fill="EAF2F7"/>
+            <w:vAlign w:val="center"/>
           </w:tcPr>
-          <w:p/>
+          <w:p>
+            <w:r>
+              <w:rPr>
+                <w:b w:val="0"/>
+              </w:rPr>
+            </w:r>
+          </w:p>
         </w:tc>
         <w:tc>
           <w:tcPr>
-            <w:tcW w:type="dxa" w:w="1776"/>
+            <w:tcW w:w="2352" w:type="dxa"/>
+            <w:shd w:val="clear" w:color="auto" w:fill="EAF2F7"/>
+            <w:vAlign w:val="center"/>
           </w:tcPr>
-          <w:p/>
+          <w:p>
+            <w:r>
+              <w:rPr>
+                <w:b w:val="0"/>
+              </w:rPr>
+            </w:r>
+          </w:p>
         </w:tc>
         <w:tc>
           <w:tcPr>
-            <w:tcW w:type="dxa" w:w="1776"/>
+            <w:tcW w:w="2352" w:type="dxa"/>
+            <w:shd w:val="clear" w:color="auto" w:fill="EAF2F7"/>
+            <w:vAlign w:val="center"/>
           </w:tcPr>
-          <w:p/>
+          <w:p>
+            <w:r>
+              <w:rPr>
+                <w:b w:val="0"/>
+              </w:rPr>
+            </w:r>
+          </w:p>
         </w:tc>
         <w:tc>
           <w:tcPr>
-            <w:tcW w:type="dxa" w:w="1776"/>
+            <w:tcW w:w="2352" w:type="dxa"/>
+            <w:shd w:val="clear" w:color="auto" w:fill="EAF2F7"/>
+            <w:vAlign w:val="center"/>
           </w:tcPr>
-          <w:p/>
+          <w:p>
+            <w:r>
+              <w:rPr>
+                <w:b w:val="0"/>
+              </w:rPr>
+            </w:r>
+          </w:p>
         </w:tc>
       </w:tr>
       <w:tr>
+        <w:trPr>
+          <w:trHeight w:val="490"/>
+        </w:trPr>
         <w:tc>
           <w:tcPr>
-            <w:tcW w:type="dxa" w:w="1776"/>
+            <w:tcW w:w="2352" w:type="dxa"/>
+            <w:vAlign w:val="center"/>
           </w:tcPr>
           <w:p>
             <w:r>
+              <w:rPr>
+                <w:b w:val="0"/>
+              </w:rPr>
               <w:t>Encryption</w:t>
             </w:r>
           </w:p>
         </w:tc>
         <w:tc>
           <w:tcPr>
-            <w:tcW w:type="dxa" w:w="1776"/>
+            <w:tcW w:w="2352" w:type="dxa"/>
+            <w:vAlign w:val="center"/>
           </w:tcPr>
-          <w:p/>
+          <w:p>
+            <w:r>
+              <w:rPr>
+                <w:b w:val="0"/>
+              </w:rPr>
+            </w:r>
+          </w:p>
         </w:tc>
         <w:tc>
           <w:tcPr>
-            <w:tcW w:type="dxa" w:w="1776"/>
+            <w:tcW w:w="2352" w:type="dxa"/>
+            <w:vAlign w:val="center"/>
           </w:tcPr>
-          <w:p/>
+          <w:p>
+            <w:r>
+              <w:rPr>
+                <w:b w:val="0"/>
+              </w:rPr>
+            </w:r>
+          </w:p>
         </w:tc>
         <w:tc>
           <w:tcPr>
-            <w:tcW w:type="dxa" w:w="1776"/>
+            <w:tcW w:w="2352" w:type="dxa"/>
+            <w:vAlign w:val="center"/>
           </w:tcPr>
-          <w:p/>
+          <w:p>
+            <w:r>
+              <w:rPr>
+                <w:b w:val="0"/>
+              </w:rPr>
+            </w:r>
+          </w:p>
         </w:tc>
         <w:tc>
           <w:tcPr>
-            <w:tcW w:type="dxa" w:w="1776"/>
+            <w:tcW w:w="2352" w:type="dxa"/>
+            <w:vAlign w:val="center"/>
           </w:tcPr>
-          <w:p/>
+          <w:p>
+            <w:r>
+              <w:rPr>
+                <w:b w:val="0"/>
+              </w:rPr>
+            </w:r>
+          </w:p>
         </w:tc>
         <w:tc>
           <w:tcPr>
-            <w:tcW w:type="dxa" w:w="1776"/>
+            <w:tcW w:w="2352" w:type="dxa"/>
+            <w:vAlign w:val="center"/>
           </w:tcPr>
-          <w:p/>
+          <w:p>
+            <w:r>
+              <w:rPr>
+                <w:b w:val="0"/>
+              </w:rPr>
+            </w:r>
+          </w:p>
         </w:tc>
       </w:tr>
       <w:tr>
+        <w:trPr>
+          <w:trHeight w:val="490"/>
+        </w:trPr>
         <w:tc>
           <w:tcPr>
-            <w:tcW w:type="dxa" w:w="1776"/>
+            <w:tcW w:w="2352" w:type="dxa"/>
+            <w:vAlign w:val="center"/>
           </w:tcPr>
           <w:p>
             <w:r>
+              <w:rPr>
+                <w:b w:val="0"/>
+              </w:rPr>
               <w:t>MAC/signature</w:t>
             </w:r>
           </w:p>
         </w:tc>
         <w:tc>
           <w:tcPr>
-            <w:tcW w:type="dxa" w:w="1776"/>
+            <w:tcW w:w="2352" w:type="dxa"/>
+            <w:vAlign w:val="center"/>
           </w:tcPr>
-          <w:p/>
+          <w:p>
+            <w:r>
+              <w:rPr>
+                <w:b w:val="0"/>
+              </w:rPr>
+            </w:r>
+          </w:p>
         </w:tc>
         <w:tc>
           <w:tcPr>
-            <w:tcW w:type="dxa" w:w="1776"/>
+            <w:tcW w:w="2352" w:type="dxa"/>
+            <w:vAlign w:val="center"/>
           </w:tcPr>
-          <w:p/>
+          <w:p>
+            <w:r>
+              <w:rPr>
+                <w:b w:val="0"/>
+              </w:rPr>
+            </w:r>
+          </w:p>
         </w:tc>
         <w:tc>
           <w:tcPr>
-            <w:tcW w:type="dxa" w:w="1776"/>
+            <w:tcW w:w="2352" w:type="dxa"/>
+            <w:vAlign w:val="center"/>
           </w:tcPr>
-          <w:p/>
+          <w:p>
+            <w:r>
+              <w:rPr>
+                <w:b w:val="0"/>
+              </w:rPr>
+            </w:r>
+          </w:p>
         </w:tc>
         <w:tc>
           <w:tcPr>
-            <w:tcW w:type="dxa" w:w="1776"/>
+            <w:tcW w:w="2352" w:type="dxa"/>
+            <w:vAlign w:val="center"/>
           </w:tcPr>
-          <w:p/>
+          <w:p>
+            <w:r>
+              <w:rPr>
+                <w:b w:val="0"/>
+              </w:rPr>
+            </w:r>
+          </w:p>
         </w:tc>
         <w:tc>
           <w:tcPr>
-            <w:tcW w:type="dxa" w:w="1776"/>
+            <w:tcW w:w="2352" w:type="dxa"/>
+            <w:vAlign w:val="center"/>
           </w:tcPr>
-          <w:p/>
+          <w:p>
+            <w:r>
+              <w:rPr>
+                <w:b w:val="0"/>
+              </w:rPr>
+            </w:r>
+          </w:p>
         </w:tc>
       </w:tr>
     </w:tbl>
     <w:p>
+      <w:pPr>
+        <w:spacing w:after="200"/>
+        <w:rPr>
+          <w:i/>
+          <w:iCs/>
+        </w:rPr>
+      </w:pPr>
       <w:r>
+        <w:rPr>
+          <w:i/>
+          <w:iCs/>
+        </w:rPr>
         <w:t>Choose the control missing from the toy frame.</w:t>
       </w:r>
     </w:p>
     <w:p>
       <w:r>
-        <w:t>________________________________________________________________________________</w:t>
+        <w:br/>
+      </w:r>
+    </w:p>
+    <w:p>
+      <w:r>
+        <w:br w:type="page"/>
       </w:r>
     </w:p>
     <w:p>
@@ -779,6 +1360,14 @@
       </w:pPr>
       <w:r>
         <w:t>Evidence (15)</w:t>
+      </w:r>
+      <w:r>
+        <w:t xml:space="preserve"/>
+      </w:r>
+    </w:p>
+    <w:p>
+      <w:r>
+        <w:t>Insert a readable photo or screenshot for each scenario:</w:t>
       </w:r>
     </w:p>
     <w:p>
@@ -796,6 +1385,10 @@
     </w:p>
     <w:p>
       <w:r>
+        <w:br/>
+        <w:br/>
+        <w:br/>
+        <w:br/>
         <w:br/>
         <w:br/>
         <w:br/>
@@ -819,6 +1412,10 @@
         <w:br/>
         <w:br/>
         <w:br/>
+        <w:br/>
+        <w:br/>
+        <w:br/>
+        <w:br/>
       </w:r>
     </w:p>
     <w:p>
@@ -839,6 +1436,15 @@
         <w:br/>
         <w:br/>
         <w:br/>
+        <w:br/>
+        <w:br/>
+        <w:br/>
+        <w:br/>
+      </w:r>
+    </w:p>
+    <w:p>
+      <w:r>
+        <w:br w:type="page"/>
       </w:r>
     </w:p>
     <w:p>
@@ -848,57 +1454,166 @@
       <w:r>
         <w:t>Conclusion (15)</w:t>
       </w:r>
+      <w:r>
+        <w:t xml:space="preserve"/>
+      </w:r>
     </w:p>
     <w:p>
+      <w:pPr>
+        <w:rPr>
+          <w:i/>
+          <w:iCs/>
+        </w:rPr>
+      </w:pPr>
       <w:r>
-        <w:t>Summarize the lab, then address each prompt:</w:t>
+        <w:rPr>
+          <w:i/>
+          <w:iCs/>
+        </w:rPr>
+        <w:t xml:space="preserve">Give a summary of what you did and learned. In addition, answer these questions:</w:t>
+      </w:r>
+      <w:r>
+        <w:rPr>
+          <w:i/>
+          <w:iCs/>
+        </w:rPr>
+        <w:t/>
+      </w:r>
+      <w:r>
+        <w:rPr>
+          <w:i/>
+          <w:iCs/>
+        </w:rPr>
+        <w:t xml:space="preserve"/>
+      </w:r>
+      <w:r>
+        <w:rPr>
+          <w:i/>
+          <w:iCs/>
+        </w:rPr>
+        <w:t xml:space="preserve"/>
+      </w:r>
+      <w:r>
+        <w:rPr>
+          <w:i/>
+          <w:iCs/>
+        </w:rPr>
+        <w:t/>
+      </w:r>
+      <w:r>
+        <w:rPr>
+          <w:i/>
+          <w:iCs/>
+        </w:rPr>
+        <w:t xml:space="preserve"/>
       </w:r>
     </w:p>
     <w:p>
       <w:pPr>
         <w:pStyle w:val="ListParagraph"/>
+        <w:numPr>
+          <w:ilvl w:val="0"/>
+          <w:numId w:val="10"/>
+        </w:numPr>
+        <w:rPr>
+          <w:i/>
+          <w:iCs/>
+        </w:rPr>
       </w:pPr>
       <w:r>
-        <w:t>Which tested errors were detected and what guarantee can you make?</w:t>
+        <w:rPr>
+          <w:i/>
+          <w:iCs/>
+        </w:rPr>
+        <w:t xml:space="preserve">Which tested errors were detected and what guarantee can you make?</w:t>
+      </w:r>
+      <w:r>
+        <w:rPr>
+          <w:i/>
+          <w:iCs/>
+        </w:rPr>
+        <w:t/>
       </w:r>
     </w:p>
     <w:p>
       <w:pPr>
         <w:pStyle w:val="ListParagraph"/>
+        <w:numPr>
+          <w:ilvl w:val="0"/>
+          <w:numId w:val="10"/>
+        </w:numPr>
+        <w:rPr>
+          <w:i/>
+          <w:iCs/>
+        </w:rPr>
       </w:pPr>
       <w:r>
-        <w:t>Why did the deliberately modified frame pass after recomputation?</w:t>
+        <w:rPr>
+          <w:i/>
+          <w:iCs/>
+        </w:rPr>
+        <w:t xml:space="preserve">Why did the deliberately modified frame pass after recomputation?</w:t>
+      </w:r>
+      <w:r>
+        <w:rPr>
+          <w:i/>
+          <w:iCs/>
+        </w:rPr>
+        <w:t/>
       </w:r>
     </w:p>
     <w:p>
       <w:pPr>
         <w:pStyle w:val="ListParagraph"/>
+        <w:numPr>
+          <w:ilvl w:val="0"/>
+          <w:numId w:val="10"/>
+        </w:numPr>
+        <w:rPr>
+          <w:i/>
+          <w:iCs/>
+        </w:rPr>
       </w:pPr>
       <w:r>
-        <w:t>What additional mechanism would support authentication?</w:t>
+        <w:rPr>
+          <w:i/>
+          <w:iCs/>
+        </w:rPr>
+        <w:t xml:space="preserve">What additional mechanism would support authentication?</w:t>
+      </w:r>
+      <w:r>
+        <w:rPr>
+          <w:i/>
+          <w:iCs/>
+        </w:rPr>
+        <w:t/>
       </w:r>
     </w:p>
     <w:p>
       <w:pPr>
         <w:pStyle w:val="ListParagraph"/>
+        <w:numPr>
+          <w:ilvl w:val="0"/>
+          <w:numId w:val="10"/>
+        </w:numPr>
+        <w:rPr>
+          <w:i/>
+          <w:iCs/>
+        </w:rPr>
       </w:pPr>
       <w:r>
-        <w:t>Why is encryption alone a different property?</w:t>
+        <w:rPr>
+          <w:i/>
+          <w:iCs/>
+        </w:rPr>
+        <w:t xml:space="preserve">Why is encryption alone a different property?</w:t>
       </w:r>
-    </w:p>
-    <w:p>
       <w:r>
-        <w:t>________________________________________________________________________________</w:t>
-      </w:r>
-    </w:p>
-    <w:p>
-      <w:r>
-        <w:t>________________________________________________________________________________</w:t>
-      </w:r>
-    </w:p>
-    <w:p>
-      <w:r>
-        <w:t>________________________________________________________________________________</w:t>
+        <w:rPr>
+          <w:i/>
+          <w:iCs/>
+        </w:rPr>
+        <w:t/>
       </w:r>
     </w:p>
     <w:sectPr>
@@ -1689,7 +2404,7 @@
   <w:style w:type="paragraph" w:default="1" w:styleId="Normal">
     <w:name w:val="Normal"/>
     <w:qFormat/>
-    <w:rsid w:val="0025644F"/>
+    <w:rsid w:val="009D2B7E"/>
     <w:pPr>
       <w:spacing w:after="80"/>
     </w:pPr>

--- a/assets/labs/lab-08-report.docx
+++ b/assets/labs/lab-08-report.docx
@@ -7,7 +7,7 @@
         <w:pStyle w:val="Title"/>
       </w:pPr>
       <w:r>
-        <w:t>Lab 8 Report - CRC Is Not Authentication</w:t>
+        <w:t>Lab 8 Report — Break the Toy Door</w:t>
       </w:r>
       <w:r>
         <w:t xml:space="preserve"/>
@@ -40,29 +40,47 @@
       </w:r>
     </w:p>
     <w:p>
+      <w:r>
+        <w:t>Preliminary report | Content 70 + Evidence 15 + Conclusion 15 = 100 points. Record actual board output. CRC calculation uses the supplied helper; no polynomial division is required.</w:t>
+      </w:r>
+    </w:p>
+    <w:p>
+      <w:r>
+        <w:t>Board / device ID: __________   Firmware: __________   Date: __________</w:t>
+      </w:r>
+    </w:p>
+    <w:p>
+      <w:r>
+        <w:t>Evidence source: [ ] live Arduino   [ ] instructor-provided fallback. Browser check matches are not target acceptance or flags.</w:t>
+      </w:r>
+    </w:p>
+    <w:p>
       <w:pPr>
         <w:pStyle w:val="Heading1"/>
       </w:pPr>
       <w:r>
-        <w:t>Table 1 - Baseline and Error Tests (25)</w:t>
+        <w:t>Table 1 — Port Discovery (10 points)</w:t>
       </w:r>
       <w:r>
         <w:t xml:space="preserve"/>
+      </w:r>
+    </w:p>
+    <w:p>
+      <w:r>
+        <w:t>Record the board's values. Explain why decoding hex is not decrypting a secret.</w:t>
       </w:r>
     </w:p>
     <w:tbl>
       <w:tblPr>
         <w:tblStyle w:val="TableGrid"/>
         <w:tblW w:w="0" w:type="auto"/>
+        <w:tblLayout w:type="fixed"/>
         <w:tblLook w:val="04A0" w:firstRow="1" w:lastRow="0" w:firstColumn="1" w:lastColumn="0" w:noHBand="0" w:noVBand="1"/>
       </w:tblPr>
       <w:tblGrid>
-        <w:gridCol w:w="1874"/>
-        <w:gridCol w:w="1692"/>
-        <w:gridCol w:w="1816"/>
-        <w:gridCol w:w="1816"/>
-        <w:gridCol w:w="1834"/>
-        <w:gridCol w:w="1840"/>
+        <w:gridCol w:w="2984"/>
+        <w:gridCol w:w="3623"/>
+        <w:gridCol w:w="4049"/>
       </w:tblGrid>
       <w:tr>
         <w:trPr>
@@ -71,7 +89,7 @@
         </w:trPr>
         <w:tc>
           <w:tcPr>
-            <w:tcW w:w="2352" w:type="dxa"/>
+            <w:tcW w:w="2984" w:type="dxa"/>
             <w:shd w:val="clear" w:color="auto" w:fill="17324D"/>
             <w:vAlign w:val="center"/>
           </w:tcPr>
@@ -81,13 +99,13 @@
                 <w:b/>
                 <w:color w:val="FFFFFF"/>
               </w:rPr>
-              <w:t>Case</w:t>
+              <w:t>Item</w:t>
             </w:r>
           </w:p>
         </w:tc>
         <w:tc>
           <w:tcPr>
-            <w:tcW w:w="2352" w:type="dxa"/>
+            <w:tcW w:w="3623" w:type="dxa"/>
             <w:shd w:val="clear" w:color="auto" w:fill="17324D"/>
             <w:vAlign w:val="center"/>
           </w:tcPr>
@@ -97,13 +115,13 @@
                 <w:b/>
                 <w:color w:val="FFFFFF"/>
               </w:rPr>
-              <w:t>Payload/check</w:t>
+              <w:t>Observed value</w:t>
             </w:r>
           </w:p>
         </w:tc>
         <w:tc>
           <w:tcPr>
-            <w:tcW w:w="2352" w:type="dxa"/>
+            <w:tcW w:w="4049" w:type="dxa"/>
             <w:shd w:val="clear" w:color="auto" w:fill="17324D"/>
             <w:vAlign w:val="center"/>
           </w:tcPr>
@@ -113,66 +131,19 @@
                 <w:b/>
                 <w:color w:val="FFFFFF"/>
               </w:rPr>
-              <w:t>Changed bits</w:t>
-            </w:r>
-          </w:p>
-        </w:tc>
-        <w:tc>
-          <w:tcPr>
-            <w:tcW w:w="2352" w:type="dxa"/>
-            <w:shd w:val="clear" w:color="auto" w:fill="17324D"/>
-            <w:vAlign w:val="center"/>
-          </w:tcPr>
-          <w:p>
-            <w:r>
-              <w:rPr>
-                <w:b/>
-                <w:color w:val="FFFFFF"/>
-              </w:rPr>
-              <w:t>Parity result</w:t>
-            </w:r>
-          </w:p>
-        </w:tc>
-        <w:tc>
-          <w:tcPr>
-            <w:tcW w:w="2352" w:type="dxa"/>
-            <w:shd w:val="clear" w:color="auto" w:fill="17324D"/>
-            <w:vAlign w:val="center"/>
-          </w:tcPr>
-          <w:p>
-            <w:r>
-              <w:rPr>
-                <w:b/>
-                <w:color w:val="FFFFFF"/>
-              </w:rPr>
-              <w:t>CRC result</w:t>
-            </w:r>
-          </w:p>
-        </w:tc>
-        <w:tc>
-          <w:tcPr>
-            <w:tcW w:w="2352" w:type="dxa"/>
-            <w:shd w:val="clear" w:color="auto" w:fill="17324D"/>
-            <w:vAlign w:val="center"/>
-          </w:tcPr>
-          <w:p>
-            <w:r>
-              <w:rPr>
-                <w:b/>
-                <w:color w:val="FFFFFF"/>
-              </w:rPr>
-              <w:t>Supported claim</w:t>
+              <w:t>Evidence / notes</w:t>
             </w:r>
           </w:p>
         </w:tc>
       </w:tr>
       <w:tr>
         <w:trPr>
-          <w:trHeight w:val="490"/>
+          <w:trHeight w:val="950"/>
+          <w:cantSplit/>
         </w:trPr>
         <w:tc>
           <w:tcPr>
-            <w:tcW w:w="2352" w:type="dxa"/>
+            <w:tcW w:w="2984" w:type="dxa"/>
             <w:vAlign w:val="center"/>
           </w:tcPr>
           <w:p>
@@ -180,13 +151,13 @@
               <w:rPr>
                 <w:b w:val="0"/>
               </w:rPr>
-              <w:t>Baseline</w:t>
+              <w:t>Board / firmware / team ID</w:t>
             </w:r>
           </w:p>
         </w:tc>
         <w:tc>
           <w:tcPr>
-            <w:tcW w:w="2352" w:type="dxa"/>
+            <w:tcW w:w="3623" w:type="dxa"/>
             <w:vAlign w:val="center"/>
           </w:tcPr>
           <w:p>
@@ -199,46 +170,7 @@
         </w:tc>
         <w:tc>
           <w:tcPr>
-            <w:tcW w:w="2352" w:type="dxa"/>
-            <w:vAlign w:val="center"/>
-          </w:tcPr>
-          <w:p>
-            <w:r>
-              <w:rPr>
-                <w:b w:val="0"/>
-              </w:rPr>
-            </w:r>
-          </w:p>
-        </w:tc>
-        <w:tc>
-          <w:tcPr>
-            <w:tcW w:w="2352" w:type="dxa"/>
-            <w:vAlign w:val="center"/>
-          </w:tcPr>
-          <w:p>
-            <w:r>
-              <w:rPr>
-                <w:b w:val="0"/>
-              </w:rPr>
-            </w:r>
-          </w:p>
-        </w:tc>
-        <w:tc>
-          <w:tcPr>
-            <w:tcW w:w="2352" w:type="dxa"/>
-            <w:vAlign w:val="center"/>
-          </w:tcPr>
-          <w:p>
-            <w:r>
-              <w:rPr>
-                <w:b w:val="0"/>
-              </w:rPr>
-            </w:r>
-          </w:p>
-        </w:tc>
-        <w:tc>
-          <w:tcPr>
-            <w:tcW w:w="2352" w:type="dxa"/>
+            <w:tcW w:w="4049" w:type="dxa"/>
             <w:vAlign w:val="center"/>
           </w:tcPr>
           <w:p>
@@ -252,11 +184,12 @@
       </w:tr>
       <w:tr>
         <w:trPr>
-          <w:trHeight w:val="490"/>
+          <w:trHeight w:val="950"/>
+          <w:cantSplit/>
         </w:trPr>
         <w:tc>
           <w:tcPr>
-            <w:tcW w:w="2352" w:type="dxa"/>
+            <w:tcW w:w="2984" w:type="dxa"/>
             <w:shd w:val="clear" w:color="auto" w:fill="EAF2F7"/>
             <w:vAlign w:val="center"/>
           </w:tcPr>
@@ -265,13 +198,13 @@
               <w:rPr>
                 <w:b w:val="0"/>
               </w:rPr>
-              <w:t>One-bit error</w:t>
+              <w:t>Baud / serial format / line ending</w:t>
             </w:r>
           </w:p>
         </w:tc>
         <w:tc>
           <w:tcPr>
-            <w:tcW w:w="2352" w:type="dxa"/>
+            <w:tcW w:w="3623" w:type="dxa"/>
             <w:shd w:val="clear" w:color="auto" w:fill="EAF2F7"/>
             <w:vAlign w:val="center"/>
           </w:tcPr>
@@ -285,49 +218,7 @@
         </w:tc>
         <w:tc>
           <w:tcPr>
-            <w:tcW w:w="2352" w:type="dxa"/>
-            <w:shd w:val="clear" w:color="auto" w:fill="EAF2F7"/>
-            <w:vAlign w:val="center"/>
-          </w:tcPr>
-          <w:p>
-            <w:r>
-              <w:rPr>
-                <w:b w:val="0"/>
-              </w:rPr>
-            </w:r>
-          </w:p>
-        </w:tc>
-        <w:tc>
-          <w:tcPr>
-            <w:tcW w:w="2352" w:type="dxa"/>
-            <w:shd w:val="clear" w:color="auto" w:fill="EAF2F7"/>
-            <w:vAlign w:val="center"/>
-          </w:tcPr>
-          <w:p>
-            <w:r>
-              <w:rPr>
-                <w:b w:val="0"/>
-              </w:rPr>
-            </w:r>
-          </w:p>
-        </w:tc>
-        <w:tc>
-          <w:tcPr>
-            <w:tcW w:w="2352" w:type="dxa"/>
-            <w:shd w:val="clear" w:color="auto" w:fill="EAF2F7"/>
-            <w:vAlign w:val="center"/>
-          </w:tcPr>
-          <w:p>
-            <w:r>
-              <w:rPr>
-                <w:b w:val="0"/>
-              </w:rPr>
-            </w:r>
-          </w:p>
-        </w:tc>
-        <w:tc>
-          <w:tcPr>
-            <w:tcW w:w="2352" w:type="dxa"/>
+            <w:tcW w:w="4049" w:type="dxa"/>
             <w:shd w:val="clear" w:color="auto" w:fill="EAF2F7"/>
             <w:vAlign w:val="center"/>
           </w:tcPr>
@@ -342,11 +233,12 @@
       </w:tr>
       <w:tr>
         <w:trPr>
-          <w:trHeight w:val="490"/>
+          <w:trHeight w:val="950"/>
+          <w:cantSplit/>
         </w:trPr>
         <w:tc>
           <w:tcPr>
-            <w:tcW w:w="2352" w:type="dxa"/>
+            <w:tcW w:w="2984" w:type="dxa"/>
             <w:vAlign w:val="center"/>
           </w:tcPr>
           <w:p>
@@ -354,13 +246,13 @@
               <w:rPr>
                 <w:b w:val="0"/>
               </w:rPr>
-              <w:t>Two-bit/burst error</w:t>
+              <w:t>Hex clue and decoded service address</w:t>
             </w:r>
           </w:p>
         </w:tc>
         <w:tc>
           <w:tcPr>
-            <w:tcW w:w="2352" w:type="dxa"/>
+            <w:tcW w:w="3623" w:type="dxa"/>
             <w:vAlign w:val="center"/>
           </w:tcPr>
           <w:p>
@@ -373,7 +265,40 @@
         </w:tc>
         <w:tc>
           <w:tcPr>
-            <w:tcW w:w="2352" w:type="dxa"/>
+            <w:tcW w:w="4049" w:type="dxa"/>
+            <w:vAlign w:val="center"/>
+          </w:tcPr>
+          <w:p>
+            <w:r>
+              <w:rPr>
+                <w:b w:val="0"/>
+              </w:rPr>
+            </w:r>
+          </w:p>
+        </w:tc>
+      </w:tr>
+      <w:tr>
+        <w:trPr>
+          <w:trHeight w:val="950"/>
+          <w:cantSplit/>
+        </w:trPr>
+        <w:tc>
+          <w:tcPr>
+            <w:tcW w:w="2984" w:type="dxa"/>
+            <w:vAlign w:val="center"/>
+          </w:tcPr>
+          <w:p>
+            <w:r>
+              <w:rPr>
+                <w:b w:val="0"/>
+              </w:rPr>
+              <w:t>Bytes 0–6: field meanings</w:t>
+            </w:r>
+          </w:p>
+        </w:tc>
+        <w:tc>
+          <w:tcPr>
+            <w:tcW w:w="3623" w:type="dxa"/>
             <w:vAlign w:val="center"/>
           </w:tcPr>
           <w:p>
@@ -386,7 +311,40 @@
         </w:tc>
         <w:tc>
           <w:tcPr>
-            <w:tcW w:w="2352" w:type="dxa"/>
+            <w:tcW w:w="4049" w:type="dxa"/>
+            <w:vAlign w:val="center"/>
+          </w:tcPr>
+          <w:p>
+            <w:r>
+              <w:rPr>
+                <w:b w:val="0"/>
+              </w:rPr>
+            </w:r>
+          </w:p>
+        </w:tc>
+      </w:tr>
+      <w:tr>
+        <w:trPr>
+          <w:trHeight w:val="950"/>
+          <w:cantSplit/>
+        </w:trPr>
+        <w:tc>
+          <w:tcPr>
+            <w:tcW w:w="2984" w:type="dxa"/>
+            <w:vAlign w:val="center"/>
+          </w:tcPr>
+          <w:p>
+            <w:r>
+              <w:rPr>
+                <w:b w:val="0"/>
+              </w:rPr>
+              <w:t>Stage-1 parity convention</w:t>
+            </w:r>
+          </w:p>
+        </w:tc>
+        <w:tc>
+          <w:tcPr>
+            <w:tcW w:w="3623" w:type="dxa"/>
             <w:vAlign w:val="center"/>
           </w:tcPr>
           <w:p>
@@ -399,20 +357,7 @@
         </w:tc>
         <w:tc>
           <w:tcPr>
-            <w:tcW w:w="2352" w:type="dxa"/>
-            <w:vAlign w:val="center"/>
-          </w:tcPr>
-          <w:p>
-            <w:r>
-              <w:rPr>
-                <w:b w:val="0"/>
-              </w:rPr>
-            </w:r>
-          </w:p>
-        </w:tc>
-        <w:tc>
-          <w:tcPr>
-            <w:tcW w:w="2352" w:type="dxa"/>
+            <w:tcW w:w="4049" w:type="dxa"/>
             <w:vAlign w:val="center"/>
           </w:tcPr>
           <w:p>
@@ -426,24 +371,8 @@
       </w:tr>
     </w:tbl>
     <w:p>
-      <w:pPr>
-        <w:spacing w:after="200"/>
-        <w:rPr>
-          <w:i/>
-          <w:iCs/>
-        </w:rPr>
-      </w:pPr>
       <w:r>
-        <w:rPr>
-          <w:i/>
-          <w:iCs/>
-        </w:rPr>
-        <w:t>Show parity and one CRC remainder step.</w:t>
-      </w:r>
-    </w:p>
-    <w:p>
-      <w:r>
-        <w:br/>
+        <w:br w:type="page"/>
       </w:r>
     </w:p>
     <w:p>
@@ -451,25 +380,30 @@
         <w:pStyle w:val="Heading1"/>
       </w:pPr>
       <w:r>
-        <w:t>Table 2 - Deliberate Modification (25)</w:t>
+        <w:t>Table 2 — Stage 1 — Parity (15 points)</w:t>
       </w:r>
       <w:r>
         <w:t xml:space="preserve"/>
+      </w:r>
+    </w:p>
+    <w:p>
+      <w:r>
+        <w:t>Restore the captured baseline before each error test. Identify which bit(s) changed. Record the stage-1 flag and transition.</w:t>
       </w:r>
     </w:p>
     <w:tbl>
       <w:tblPr>
         <w:tblStyle w:val="TableGrid"/>
         <w:tblW w:w="0" w:type="auto"/>
+        <w:tblLayout w:type="fixed"/>
         <w:tblLook w:val="04A0" w:firstRow="1" w:lastRow="0" w:firstColumn="1" w:lastColumn="0" w:noHBand="0" w:noVBand="1"/>
       </w:tblPr>
       <w:tblGrid>
-        <w:gridCol w:w="1874"/>
-        <w:gridCol w:w="1692"/>
-        <w:gridCol w:w="1816"/>
-        <w:gridCol w:w="1816"/>
-        <w:gridCol w:w="1834"/>
-        <w:gridCol w:w="1840"/>
+        <w:gridCol w:w="2344"/>
+        <w:gridCol w:w="2984"/>
+        <w:gridCol w:w="1492"/>
+        <w:gridCol w:w="2344"/>
+        <w:gridCol w:w="1492"/>
       </w:tblGrid>
       <w:tr>
         <w:trPr>
@@ -478,7 +412,7 @@
         </w:trPr>
         <w:tc>
           <w:tcPr>
-            <w:tcW w:w="2352" w:type="dxa"/>
+            <w:tcW w:w="2344" w:type="dxa"/>
             <w:shd w:val="clear" w:color="auto" w:fill="17324D"/>
             <w:vAlign w:val="center"/>
           </w:tcPr>
@@ -488,13 +422,13 @@
                 <w:b/>
                 <w:color w:val="FFFFFF"/>
               </w:rPr>
-              <w:t>Condition</w:t>
+              <w:t>Trial</w:t>
             </w:r>
           </w:p>
         </w:tc>
         <w:tc>
           <w:tcPr>
-            <w:tcW w:w="2352" w:type="dxa"/>
+            <w:tcW w:w="2984" w:type="dxa"/>
             <w:shd w:val="clear" w:color="auto" w:fill="17324D"/>
             <w:vAlign w:val="center"/>
           </w:tcPr>
@@ -504,13 +438,13 @@
                 <w:b/>
                 <w:color w:val="FFFFFF"/>
               </w:rPr>
-              <w:t>Payload</w:t>
+              <w:t>Sent frame (7 bytes)</w:t>
             </w:r>
           </w:p>
         </w:tc>
         <w:tc>
           <w:tcPr>
-            <w:tcW w:w="2352" w:type="dxa"/>
+            <w:tcW w:w="1492" w:type="dxa"/>
             <w:shd w:val="clear" w:color="auto" w:fill="17324D"/>
             <w:vAlign w:val="center"/>
           </w:tcPr>
@@ -520,13 +454,13 @@
                 <w:b/>
                 <w:color w:val="FFFFFF"/>
               </w:rPr>
-              <w:t>CRC</w:t>
+              <w:t>Expected check</w:t>
             </w:r>
           </w:p>
         </w:tc>
         <w:tc>
           <w:tcPr>
-            <w:tcW w:w="2352" w:type="dxa"/>
+            <w:tcW w:w="2344" w:type="dxa"/>
             <w:shd w:val="clear" w:color="auto" w:fill="17324D"/>
             <w:vAlign w:val="center"/>
           </w:tcPr>
@@ -536,13 +470,13 @@
                 <w:b/>
                 <w:color w:val="FFFFFF"/>
               </w:rPr>
-              <w:t>Checker result</w:t>
+              <w:t>Arduino response</w:t>
             </w:r>
           </w:p>
         </w:tc>
         <w:tc>
           <w:tcPr>
-            <w:tcW w:w="2352" w:type="dxa"/>
+            <w:tcW w:w="1492" w:type="dxa"/>
             <w:shd w:val="clear" w:color="auto" w:fill="17324D"/>
             <w:vAlign w:val="center"/>
           </w:tcPr>
@@ -552,34 +486,19 @@
                 <w:b/>
                 <w:color w:val="FFFFFF"/>
               </w:rPr>
-              <w:t>What changed</w:t>
-            </w:r>
-          </w:p>
-        </w:tc>
-        <w:tc>
-          <w:tcPr>
-            <w:tcW w:w="2352" w:type="dxa"/>
-            <w:shd w:val="clear" w:color="auto" w:fill="17324D"/>
-            <w:vAlign w:val="center"/>
-          </w:tcPr>
-          <w:p>
-            <w:r>
-              <w:rPr>
-                <w:b/>
-                <w:color w:val="FFFFFF"/>
-              </w:rPr>
-              <w:t>What is not proven</w:t>
+              <w:t>LED / state</w:t>
             </w:r>
           </w:p>
         </w:tc>
       </w:tr>
       <w:tr>
         <w:trPr>
-          <w:trHeight w:val="490"/>
+          <w:trHeight w:val="1267"/>
+          <w:cantSplit/>
         </w:trPr>
         <w:tc>
           <w:tcPr>
-            <w:tcW w:w="2352" w:type="dxa"/>
+            <w:tcW w:w="2344" w:type="dxa"/>
             <w:vAlign w:val="center"/>
           </w:tcPr>
           <w:p>
@@ -587,13 +506,13 @@
               <w:rPr>
                 <w:b w:val="0"/>
               </w:rPr>
-              <w:t>Original</w:t>
+              <w:t>Captured LOCK</w:t>
             </w:r>
           </w:p>
         </w:tc>
         <w:tc>
           <w:tcPr>
-            <w:tcW w:w="2352" w:type="dxa"/>
+            <w:tcW w:w="2984" w:type="dxa"/>
             <w:vAlign w:val="center"/>
           </w:tcPr>
           <w:p>
@@ -606,7 +525,7 @@
         </w:tc>
         <w:tc>
           <w:tcPr>
-            <w:tcW w:w="2352" w:type="dxa"/>
+            <w:tcW w:w="1492" w:type="dxa"/>
             <w:vAlign w:val="center"/>
           </w:tcPr>
           <w:p>
@@ -619,7 +538,7 @@
         </w:tc>
         <w:tc>
           <w:tcPr>
-            <w:tcW w:w="2352" w:type="dxa"/>
+            <w:tcW w:w="2344" w:type="dxa"/>
             <w:vAlign w:val="center"/>
           </w:tcPr>
           <w:p>
@@ -632,20 +551,7 @@
         </w:tc>
         <w:tc>
           <w:tcPr>
-            <w:tcW w:w="2352" w:type="dxa"/>
-            <w:vAlign w:val="center"/>
-          </w:tcPr>
-          <w:p>
-            <w:r>
-              <w:rPr>
-                <w:b w:val="0"/>
-              </w:rPr>
-            </w:r>
-          </w:p>
-        </w:tc>
-        <w:tc>
-          <w:tcPr>
-            <w:tcW w:w="2352" w:type="dxa"/>
+            <w:tcW w:w="1492" w:type="dxa"/>
             <w:vAlign w:val="center"/>
           </w:tcPr>
           <w:p>
@@ -659,11 +565,12 @@
       </w:tr>
       <w:tr>
         <w:trPr>
-          <w:trHeight w:val="490"/>
+          <w:trHeight w:val="1267"/>
+          <w:cantSplit/>
         </w:trPr>
         <w:tc>
           <w:tcPr>
-            <w:tcW w:w="2352" w:type="dxa"/>
+            <w:tcW w:w="2344" w:type="dxa"/>
             <w:shd w:val="clear" w:color="auto" w:fill="EAF2F7"/>
             <w:vAlign w:val="center"/>
           </w:tcPr>
@@ -672,13 +579,13 @@
               <w:rPr>
                 <w:b w:val="0"/>
               </w:rPr>
-              <w:t>Changed + old CRC</w:t>
+              <w:t>One extra-byte bit changed</w:t>
             </w:r>
           </w:p>
         </w:tc>
         <w:tc>
           <w:tcPr>
-            <w:tcW w:w="2352" w:type="dxa"/>
+            <w:tcW w:w="2984" w:type="dxa"/>
             <w:shd w:val="clear" w:color="auto" w:fill="EAF2F7"/>
             <w:vAlign w:val="center"/>
           </w:tcPr>
@@ -692,7 +599,7 @@
         </w:tc>
         <w:tc>
           <w:tcPr>
-            <w:tcW w:w="2352" w:type="dxa"/>
+            <w:tcW w:w="1492" w:type="dxa"/>
             <w:shd w:val="clear" w:color="auto" w:fill="EAF2F7"/>
             <w:vAlign w:val="center"/>
           </w:tcPr>
@@ -706,7 +613,7 @@
         </w:tc>
         <w:tc>
           <w:tcPr>
-            <w:tcW w:w="2352" w:type="dxa"/>
+            <w:tcW w:w="2344" w:type="dxa"/>
             <w:shd w:val="clear" w:color="auto" w:fill="EAF2F7"/>
             <w:vAlign w:val="center"/>
           </w:tcPr>
@@ -720,21 +627,7 @@
         </w:tc>
         <w:tc>
           <w:tcPr>
-            <w:tcW w:w="2352" w:type="dxa"/>
-            <w:shd w:val="clear" w:color="auto" w:fill="EAF2F7"/>
-            <w:vAlign w:val="center"/>
-          </w:tcPr>
-          <w:p>
-            <w:r>
-              <w:rPr>
-                <w:b w:val="0"/>
-              </w:rPr>
-            </w:r>
-          </w:p>
-        </w:tc>
-        <w:tc>
-          <w:tcPr>
-            <w:tcW w:w="2352" w:type="dxa"/>
+            <w:tcW w:w="1492" w:type="dxa"/>
             <w:shd w:val="clear" w:color="auto" w:fill="EAF2F7"/>
             <w:vAlign w:val="center"/>
           </w:tcPr>
@@ -749,11 +642,12 @@
       </w:tr>
       <w:tr>
         <w:trPr>
-          <w:trHeight w:val="490"/>
+          <w:trHeight w:val="1267"/>
+          <w:cantSplit/>
         </w:trPr>
         <w:tc>
           <w:tcPr>
-            <w:tcW w:w="2352" w:type="dxa"/>
+            <w:tcW w:w="2344" w:type="dxa"/>
             <w:vAlign w:val="center"/>
           </w:tcPr>
           <w:p>
@@ -761,13 +655,13 @@
               <w:rPr>
                 <w:b w:val="0"/>
               </w:rPr>
-              <w:t>Changed + new CRC</w:t>
+              <w:t>Two extra-byte bits changed</w:t>
             </w:r>
           </w:p>
         </w:tc>
         <w:tc>
           <w:tcPr>
-            <w:tcW w:w="2352" w:type="dxa"/>
+            <w:tcW w:w="2984" w:type="dxa"/>
             <w:vAlign w:val="center"/>
           </w:tcPr>
           <w:p>
@@ -780,7 +674,7 @@
         </w:tc>
         <w:tc>
           <w:tcPr>
-            <w:tcW w:w="2352" w:type="dxa"/>
+            <w:tcW w:w="1492" w:type="dxa"/>
             <w:vAlign w:val="center"/>
           </w:tcPr>
           <w:p>
@@ -793,7 +687,7 @@
         </w:tc>
         <w:tc>
           <w:tcPr>
-            <w:tcW w:w="2352" w:type="dxa"/>
+            <w:tcW w:w="2344" w:type="dxa"/>
             <w:vAlign w:val="center"/>
           </w:tcPr>
           <w:p>
@@ -806,7 +700,40 @@
         </w:tc>
         <w:tc>
           <w:tcPr>
-            <w:tcW w:w="2352" w:type="dxa"/>
+            <w:tcW w:w="1492" w:type="dxa"/>
+            <w:vAlign w:val="center"/>
+          </w:tcPr>
+          <w:p>
+            <w:r>
+              <w:rPr>
+                <w:b w:val="0"/>
+              </w:rPr>
+            </w:r>
+          </w:p>
+        </w:tc>
+      </w:tr>
+      <w:tr>
+        <w:trPr>
+          <w:trHeight w:val="1267"/>
+          <w:cantSplit/>
+        </w:trPr>
+        <w:tc>
+          <w:tcPr>
+            <w:tcW w:w="2344" w:type="dxa"/>
+            <w:vAlign w:val="center"/>
+          </w:tcPr>
+          <w:p>
+            <w:r>
+              <w:rPr>
+                <w:b w:val="0"/>
+              </w:rPr>
+              <w:t>OPEN + matching parity</w:t>
+            </w:r>
+          </w:p>
+        </w:tc>
+        <w:tc>
+          <w:tcPr>
+            <w:tcW w:w="2984" w:type="dxa"/>
             <w:vAlign w:val="center"/>
           </w:tcPr>
           <w:p>
@@ -819,7 +746,33 @@
         </w:tc>
         <w:tc>
           <w:tcPr>
-            <w:tcW w:w="2352" w:type="dxa"/>
+            <w:tcW w:w="1492" w:type="dxa"/>
+            <w:vAlign w:val="center"/>
+          </w:tcPr>
+          <w:p>
+            <w:r>
+              <w:rPr>
+                <w:b w:val="0"/>
+              </w:rPr>
+            </w:r>
+          </w:p>
+        </w:tc>
+        <w:tc>
+          <w:tcPr>
+            <w:tcW w:w="2344" w:type="dxa"/>
+            <w:vAlign w:val="center"/>
+          </w:tcPr>
+          <w:p>
+            <w:r>
+              <w:rPr>
+                <w:b w:val="0"/>
+              </w:rPr>
+            </w:r>
+          </w:p>
+        </w:tc>
+        <w:tc>
+          <w:tcPr>
+            <w:tcW w:w="1492" w:type="dxa"/>
             <w:vAlign w:val="center"/>
           </w:tcPr>
           <w:p>
@@ -833,24 +786,14 @@
       </w:tr>
     </w:tbl>
     <w:p>
-      <w:pPr>
-        <w:spacing w:after="200"/>
-        <w:rPr>
-          <w:i/>
-          <w:iCs/>
-        </w:rPr>
-      </w:pPr>
       <w:r>
-        <w:rPr>
-          <w:i/>
-          <w:iCs/>
-        </w:rPr>
-        <w:t>Explain why the final frame passes.</w:t>
+        <w:t>Stage 1 flag from board: __________________________________</w:t>
       </w:r>
     </w:p>
     <w:p>
       <w:r>
-        <w:br/>
+        <w:t>Parity: [ ] even [ ] odd. Bit(s) changed in extra byte: one-bit test __________ ; two-bit test __________ . Why did the two tests differ?
+</w:t>
       </w:r>
     </w:p>
     <w:p>
@@ -863,25 +806,30 @@
         <w:pStyle w:val="Heading1"/>
       </w:pPr>
       <w:r>
-        <w:t>Table 3 - Control Comparison (20)</w:t>
+        <w:t>Table 3 — Stage 2 — CRC (20 points)</w:t>
       </w:r>
       <w:r>
         <w:t xml:space="preserve"/>
+      </w:r>
+    </w:p>
+    <w:p>
+      <w:r>
+        <w:t>Distinguish changing the attached CRC from finding a fixed-CRC collision. Record the stage-2 flag and transition.</w:t>
       </w:r>
     </w:p>
     <w:tbl>
       <w:tblPr>
         <w:tblStyle w:val="TableGrid"/>
         <w:tblW w:w="0" w:type="auto"/>
+        <w:tblLayout w:type="fixed"/>
         <w:tblLook w:val="04A0" w:firstRow="1" w:lastRow="0" w:firstColumn="1" w:lastColumn="0" w:noHBand="0" w:noVBand="1"/>
       </w:tblPr>
       <w:tblGrid>
-        <w:gridCol w:w="1874"/>
-        <w:gridCol w:w="1692"/>
-        <w:gridCol w:w="1816"/>
-        <w:gridCol w:w="1816"/>
-        <w:gridCol w:w="1834"/>
-        <w:gridCol w:w="1840"/>
+        <w:gridCol w:w="2344"/>
+        <w:gridCol w:w="2984"/>
+        <w:gridCol w:w="1492"/>
+        <w:gridCol w:w="2344"/>
+        <w:gridCol w:w="1492"/>
       </w:tblGrid>
       <w:tr>
         <w:trPr>
@@ -890,7 +838,7 @@
         </w:trPr>
         <w:tc>
           <w:tcPr>
-            <w:tcW w:w="2352" w:type="dxa"/>
+            <w:tcW w:w="2344" w:type="dxa"/>
             <w:shd w:val="clear" w:color="auto" w:fill="17324D"/>
             <w:vAlign w:val="center"/>
           </w:tcPr>
@@ -900,13 +848,13 @@
                 <w:b/>
                 <w:color w:val="FFFFFF"/>
               </w:rPr>
-              <w:t>Mechanism</w:t>
+              <w:t>Trial</w:t>
             </w:r>
           </w:p>
         </w:tc>
         <w:tc>
           <w:tcPr>
-            <w:tcW w:w="2352" w:type="dxa"/>
+            <w:tcW w:w="2984" w:type="dxa"/>
             <w:shd w:val="clear" w:color="auto" w:fill="17324D"/>
             <w:vAlign w:val="center"/>
           </w:tcPr>
@@ -916,13 +864,13 @@
                 <w:b/>
                 <w:color w:val="FFFFFF"/>
               </w:rPr>
-              <w:t>Random errors</w:t>
+              <w:t>Sent frame (7 bytes)</w:t>
             </w:r>
           </w:p>
         </w:tc>
         <w:tc>
           <w:tcPr>
-            <w:tcW w:w="2352" w:type="dxa"/>
+            <w:tcW w:w="1492" w:type="dxa"/>
             <w:shd w:val="clear" w:color="auto" w:fill="17324D"/>
             <w:vAlign w:val="center"/>
           </w:tcPr>
@@ -932,13 +880,13 @@
                 <w:b/>
                 <w:color w:val="FFFFFF"/>
               </w:rPr>
-              <w:t>Integrity</w:t>
+              <w:t>Calculated CRC</w:t>
             </w:r>
           </w:p>
         </w:tc>
         <w:tc>
           <w:tcPr>
-            <w:tcW w:w="2352" w:type="dxa"/>
+            <w:tcW w:w="2344" w:type="dxa"/>
             <w:shd w:val="clear" w:color="auto" w:fill="17324D"/>
             <w:vAlign w:val="center"/>
           </w:tcPr>
@@ -948,13 +896,13 @@
                 <w:b/>
                 <w:color w:val="FFFFFF"/>
               </w:rPr>
-              <w:t>Authentication</w:t>
+              <w:t>Arduino response</w:t>
             </w:r>
           </w:p>
         </w:tc>
         <w:tc>
           <w:tcPr>
-            <w:tcW w:w="2352" w:type="dxa"/>
+            <w:tcW w:w="1492" w:type="dxa"/>
             <w:shd w:val="clear" w:color="auto" w:fill="17324D"/>
             <w:vAlign w:val="center"/>
           </w:tcPr>
@@ -964,34 +912,19 @@
                 <w:b/>
                 <w:color w:val="FFFFFF"/>
               </w:rPr>
-              <w:t>Confidentiality</w:t>
-            </w:r>
-          </w:p>
-        </w:tc>
-        <w:tc>
-          <w:tcPr>
-            <w:tcW w:w="2352" w:type="dxa"/>
-            <w:shd w:val="clear" w:color="auto" w:fill="17324D"/>
-            <w:vAlign w:val="center"/>
-          </w:tcPr>
-          <w:p>
-            <w:r>
-              <w:rPr>
-                <w:b/>
-                <w:color w:val="FFFFFF"/>
-              </w:rPr>
-              <w:t>Key required?</w:t>
+              <w:t>LED / state</w:t>
             </w:r>
           </w:p>
         </w:tc>
       </w:tr>
       <w:tr>
         <w:trPr>
-          <w:trHeight w:val="490"/>
+          <w:trHeight w:val="1267"/>
+          <w:cantSplit/>
         </w:trPr>
         <w:tc>
           <w:tcPr>
-            <w:tcW w:w="2352" w:type="dxa"/>
+            <w:tcW w:w="2344" w:type="dxa"/>
             <w:vAlign w:val="center"/>
           </w:tcPr>
           <w:p>
@@ -999,13 +932,13 @@
               <w:rPr>
                 <w:b w:val="0"/>
               </w:rPr>
-              <w:t>CRC</w:t>
+              <w:t>Captured LOCK</w:t>
             </w:r>
           </w:p>
         </w:tc>
         <w:tc>
           <w:tcPr>
-            <w:tcW w:w="2352" w:type="dxa"/>
+            <w:tcW w:w="2984" w:type="dxa"/>
             <w:vAlign w:val="center"/>
           </w:tcPr>
           <w:p>
@@ -1018,7 +951,7 @@
         </w:tc>
         <w:tc>
           <w:tcPr>
-            <w:tcW w:w="2352" w:type="dxa"/>
+            <w:tcW w:w="1492" w:type="dxa"/>
             <w:vAlign w:val="center"/>
           </w:tcPr>
           <w:p>
@@ -1031,7 +964,7 @@
         </w:tc>
         <w:tc>
           <w:tcPr>
-            <w:tcW w:w="2352" w:type="dxa"/>
+            <w:tcW w:w="2344" w:type="dxa"/>
             <w:vAlign w:val="center"/>
           </w:tcPr>
           <w:p>
@@ -1044,20 +977,7 @@
         </w:tc>
         <w:tc>
           <w:tcPr>
-            <w:tcW w:w="2352" w:type="dxa"/>
-            <w:vAlign w:val="center"/>
-          </w:tcPr>
-          <w:p>
-            <w:r>
-              <w:rPr>
-                <w:b w:val="0"/>
-              </w:rPr>
-            </w:r>
-          </w:p>
-        </w:tc>
-        <w:tc>
-          <w:tcPr>
-            <w:tcW w:w="2352" w:type="dxa"/>
+            <w:tcW w:w="1492" w:type="dxa"/>
             <w:vAlign w:val="center"/>
           </w:tcPr>
           <w:p>
@@ -1071,11 +991,12 @@
       </w:tr>
       <w:tr>
         <w:trPr>
-          <w:trHeight w:val="490"/>
+          <w:trHeight w:val="1267"/>
+          <w:cantSplit/>
         </w:trPr>
         <w:tc>
           <w:tcPr>
-            <w:tcW w:w="2352" w:type="dxa"/>
+            <w:tcW w:w="2344" w:type="dxa"/>
             <w:shd w:val="clear" w:color="auto" w:fill="EAF2F7"/>
             <w:vAlign w:val="center"/>
           </w:tcPr>
@@ -1084,13 +1005,13 @@
               <w:rPr>
                 <w:b w:val="0"/>
               </w:rPr>
-              <w:t>FEC</w:t>
+              <w:t>OPEN + unchanged old CRC</w:t>
             </w:r>
           </w:p>
         </w:tc>
         <w:tc>
           <w:tcPr>
-            <w:tcW w:w="2352" w:type="dxa"/>
+            <w:tcW w:w="2984" w:type="dxa"/>
             <w:shd w:val="clear" w:color="auto" w:fill="EAF2F7"/>
             <w:vAlign w:val="center"/>
           </w:tcPr>
@@ -1104,7 +1025,7 @@
         </w:tc>
         <w:tc>
           <w:tcPr>
-            <w:tcW w:w="2352" w:type="dxa"/>
+            <w:tcW w:w="1492" w:type="dxa"/>
             <w:shd w:val="clear" w:color="auto" w:fill="EAF2F7"/>
             <w:vAlign w:val="center"/>
           </w:tcPr>
@@ -1118,7 +1039,7 @@
         </w:tc>
         <w:tc>
           <w:tcPr>
-            <w:tcW w:w="2352" w:type="dxa"/>
+            <w:tcW w:w="2344" w:type="dxa"/>
             <w:shd w:val="clear" w:color="auto" w:fill="EAF2F7"/>
             <w:vAlign w:val="center"/>
           </w:tcPr>
@@ -1132,21 +1053,7 @@
         </w:tc>
         <w:tc>
           <w:tcPr>
-            <w:tcW w:w="2352" w:type="dxa"/>
-            <w:shd w:val="clear" w:color="auto" w:fill="EAF2F7"/>
-            <w:vAlign w:val="center"/>
-          </w:tcPr>
-          <w:p>
-            <w:r>
-              <w:rPr>
-                <w:b w:val="0"/>
-              </w:rPr>
-            </w:r>
-          </w:p>
-        </w:tc>
-        <w:tc>
-          <w:tcPr>
-            <w:tcW w:w="2352" w:type="dxa"/>
+            <w:tcW w:w="1492" w:type="dxa"/>
             <w:shd w:val="clear" w:color="auto" w:fill="EAF2F7"/>
             <w:vAlign w:val="center"/>
           </w:tcPr>
@@ -1161,11 +1068,12 @@
       </w:tr>
       <w:tr>
         <w:trPr>
-          <w:trHeight w:val="490"/>
+          <w:trHeight w:val="1267"/>
+          <w:cantSplit/>
         </w:trPr>
         <w:tc>
           <w:tcPr>
-            <w:tcW w:w="2352" w:type="dxa"/>
+            <w:tcW w:w="2344" w:type="dxa"/>
             <w:vAlign w:val="center"/>
           </w:tcPr>
           <w:p>
@@ -1173,13 +1081,13 @@
               <w:rPr>
                 <w:b w:val="0"/>
               </w:rPr>
-              <w:t>Encryption</w:t>
+              <w:t>OPEN + recomputed CRC</w:t>
             </w:r>
           </w:p>
         </w:tc>
         <w:tc>
           <w:tcPr>
-            <w:tcW w:w="2352" w:type="dxa"/>
+            <w:tcW w:w="2984" w:type="dxa"/>
             <w:vAlign w:val="center"/>
           </w:tcPr>
           <w:p>
@@ -1192,7 +1100,7 @@
         </w:tc>
         <w:tc>
           <w:tcPr>
-            <w:tcW w:w="2352" w:type="dxa"/>
+            <w:tcW w:w="1492" w:type="dxa"/>
             <w:vAlign w:val="center"/>
           </w:tcPr>
           <w:p>
@@ -1205,7 +1113,7 @@
         </w:tc>
         <w:tc>
           <w:tcPr>
-            <w:tcW w:w="2352" w:type="dxa"/>
+            <w:tcW w:w="2344" w:type="dxa"/>
             <w:vAlign w:val="center"/>
           </w:tcPr>
           <w:p>
@@ -1218,7 +1126,173 @@
         </w:tc>
         <w:tc>
           <w:tcPr>
-            <w:tcW w:w="2352" w:type="dxa"/>
+            <w:tcW w:w="1492" w:type="dxa"/>
+            <w:vAlign w:val="center"/>
+          </w:tcPr>
+          <w:p>
+            <w:r>
+              <w:rPr>
+                <w:b w:val="0"/>
+              </w:rPr>
+            </w:r>
+          </w:p>
+        </w:tc>
+      </w:tr>
+    </w:tbl>
+    <w:p>
+      <w:r>
+        <w:t>Stage 2 flag from board: __________________________________</w:t>
+      </w:r>
+    </w:p>
+    <w:p>
+      <w:r>
+        <w:t>CRC covers bytes ______ through ______. Why could the modified OPEN frame pass after recomputation?
+</w:t>
+      </w:r>
+    </w:p>
+    <w:p>
+      <w:r>
+        <w:br w:type="page"/>
+      </w:r>
+    </w:p>
+    <w:p>
+      <w:pPr>
+        <w:pStyle w:val="Heading1"/>
+      </w:pPr>
+      <w:r>
+        <w:t>Table 4 — Stage 3 — Approved CRC Collision (25 points)</w:t>
+      </w:r>
+      <w:r>
+        <w:t xml:space="preserve"/>
+      </w:r>
+    </w:p>
+    <w:p>
+      <w:r>
+        <w:t>Record target CRC, locked digits, adjustable byte, candidates tested, and stage-3 flag. Show that the final payload differs but its CRC is unchanged.</w:t>
+      </w:r>
+    </w:p>
+    <w:tbl>
+      <w:tblPr>
+        <w:tblStyle w:val="TableGrid"/>
+        <w:tblW w:w="0" w:type="auto"/>
+        <w:tblLayout w:type="fixed"/>
+        <w:tblLook w:val="04A0" w:firstRow="1" w:lastRow="0" w:firstColumn="1" w:lastColumn="0" w:noHBand="0" w:noVBand="1"/>
+      </w:tblPr>
+      <w:tblGrid>
+        <w:gridCol w:w="2344"/>
+        <w:gridCol w:w="2984"/>
+        <w:gridCol w:w="1492"/>
+        <w:gridCol w:w="2344"/>
+        <w:gridCol w:w="1492"/>
+      </w:tblGrid>
+      <w:tr>
+        <w:trPr>
+          <w:trHeight w:val="432"/>
+          <w:tblHeader/>
+        </w:trPr>
+        <w:tc>
+          <w:tcPr>
+            <w:tcW w:w="2344" w:type="dxa"/>
+            <w:shd w:val="clear" w:color="auto" w:fill="17324D"/>
+            <w:vAlign w:val="center"/>
+          </w:tcPr>
+          <w:p>
+            <w:r>
+              <w:rPr>
+                <w:b/>
+                <w:color w:val="FFFFFF"/>
+              </w:rPr>
+              <w:t>Trial</w:t>
+            </w:r>
+          </w:p>
+        </w:tc>
+        <w:tc>
+          <w:tcPr>
+            <w:tcW w:w="2984" w:type="dxa"/>
+            <w:shd w:val="clear" w:color="auto" w:fill="17324D"/>
+            <w:vAlign w:val="center"/>
+          </w:tcPr>
+          <w:p>
+            <w:r>
+              <w:rPr>
+                <w:b/>
+                <w:color w:val="FFFFFF"/>
+              </w:rPr>
+              <w:t>Sent frame (7 bytes)</w:t>
+            </w:r>
+          </w:p>
+        </w:tc>
+        <w:tc>
+          <w:tcPr>
+            <w:tcW w:w="1492" w:type="dxa"/>
+            <w:shd w:val="clear" w:color="auto" w:fill="17324D"/>
+            <w:vAlign w:val="center"/>
+          </w:tcPr>
+          <w:p>
+            <w:r>
+              <w:rPr>
+                <w:b/>
+                <w:color w:val="FFFFFF"/>
+              </w:rPr>
+              <w:t>Calculated CRC</w:t>
+            </w:r>
+          </w:p>
+        </w:tc>
+        <w:tc>
+          <w:tcPr>
+            <w:tcW w:w="2344" w:type="dxa"/>
+            <w:shd w:val="clear" w:color="auto" w:fill="17324D"/>
+            <w:vAlign w:val="center"/>
+          </w:tcPr>
+          <w:p>
+            <w:r>
+              <w:rPr>
+                <w:b/>
+                <w:color w:val="FFFFFF"/>
+              </w:rPr>
+              <w:t>Arduino response</w:t>
+            </w:r>
+          </w:p>
+        </w:tc>
+        <w:tc>
+          <w:tcPr>
+            <w:tcW w:w="1492" w:type="dxa"/>
+            <w:shd w:val="clear" w:color="auto" w:fill="17324D"/>
+            <w:vAlign w:val="center"/>
+          </w:tcPr>
+          <w:p>
+            <w:r>
+              <w:rPr>
+                <w:b/>
+                <w:color w:val="FFFFFF"/>
+              </w:rPr>
+              <w:t>LED / state</w:t>
+            </w:r>
+          </w:p>
+        </w:tc>
+      </w:tr>
+      <w:tr>
+        <w:trPr>
+          <w:trHeight w:val="1267"/>
+          <w:cantSplit/>
+        </w:trPr>
+        <w:tc>
+          <w:tcPr>
+            <w:tcW w:w="2344" w:type="dxa"/>
+            <w:vAlign w:val="center"/>
+          </w:tcPr>
+          <w:p>
+            <w:r>
+              <w:rPr>
+                <w:b w:val="0"/>
+              </w:rPr>
+              <w:t>Approved LOCK capture</w:t>
+            </w:r>
+          </w:p>
+        </w:tc>
+        <w:tc>
+          <w:tcPr>
+            <w:tcW w:w="2984" w:type="dxa"/>
             <w:vAlign w:val="center"/>
           </w:tcPr>
           <w:p>
@@ -1231,7 +1305,33 @@
         </w:tc>
         <w:tc>
           <w:tcPr>
-            <w:tcW w:w="2352" w:type="dxa"/>
+            <w:tcW w:w="1492" w:type="dxa"/>
+            <w:vAlign w:val="center"/>
+          </w:tcPr>
+          <w:p>
+            <w:r>
+              <w:rPr>
+                <w:b w:val="0"/>
+              </w:rPr>
+            </w:r>
+          </w:p>
+        </w:tc>
+        <w:tc>
+          <w:tcPr>
+            <w:tcW w:w="2344" w:type="dxa"/>
+            <w:vAlign w:val="center"/>
+          </w:tcPr>
+          <w:p>
+            <w:r>
+              <w:rPr>
+                <w:b w:val="0"/>
+              </w:rPr>
+            </w:r>
+          </w:p>
+        </w:tc>
+        <w:tc>
+          <w:tcPr>
+            <w:tcW w:w="1492" w:type="dxa"/>
             <w:vAlign w:val="center"/>
           </w:tcPr>
           <w:p>
@@ -1245,11 +1345,13 @@
       </w:tr>
       <w:tr>
         <w:trPr>
-          <w:trHeight w:val="490"/>
+          <w:trHeight w:val="1267"/>
+          <w:cantSplit/>
         </w:trPr>
         <w:tc>
           <w:tcPr>
-            <w:tcW w:w="2352" w:type="dxa"/>
+            <w:tcW w:w="2344" w:type="dxa"/>
+            <w:shd w:val="clear" w:color="auto" w:fill="EAF2F7"/>
             <w:vAlign w:val="center"/>
           </w:tcPr>
           <w:p>
@@ -1257,13 +1359,14 @@
               <w:rPr>
                 <w:b w:val="0"/>
               </w:rPr>
-              <w:t>MAC/signature</w:t>
+              <w:t>OPEN + valid but unapproved CRC</w:t>
             </w:r>
           </w:p>
         </w:tc>
         <w:tc>
           <w:tcPr>
-            <w:tcW w:w="2352" w:type="dxa"/>
+            <w:tcW w:w="2984" w:type="dxa"/>
+            <w:shd w:val="clear" w:color="auto" w:fill="EAF2F7"/>
             <w:vAlign w:val="center"/>
           </w:tcPr>
           <w:p>
@@ -1276,7 +1379,8 @@
         </w:tc>
         <w:tc>
           <w:tcPr>
-            <w:tcW w:w="2352" w:type="dxa"/>
+            <w:tcW w:w="1492" w:type="dxa"/>
+            <w:shd w:val="clear" w:color="auto" w:fill="EAF2F7"/>
             <w:vAlign w:val="center"/>
           </w:tcPr>
           <w:p>
@@ -1289,7 +1393,8 @@
         </w:tc>
         <w:tc>
           <w:tcPr>
-            <w:tcW w:w="2352" w:type="dxa"/>
+            <w:tcW w:w="2344" w:type="dxa"/>
+            <w:shd w:val="clear" w:color="auto" w:fill="EAF2F7"/>
             <w:vAlign w:val="center"/>
           </w:tcPr>
           <w:p>
@@ -1302,7 +1407,41 @@
         </w:tc>
         <w:tc>
           <w:tcPr>
-            <w:tcW w:w="2352" w:type="dxa"/>
+            <w:tcW w:w="1492" w:type="dxa"/>
+            <w:shd w:val="clear" w:color="auto" w:fill="EAF2F7"/>
+            <w:vAlign w:val="center"/>
+          </w:tcPr>
+          <w:p>
+            <w:r>
+              <w:rPr>
+                <w:b w:val="0"/>
+              </w:rPr>
+            </w:r>
+          </w:p>
+        </w:tc>
+      </w:tr>
+      <w:tr>
+        <w:trPr>
+          <w:trHeight w:val="1267"/>
+          <w:cantSplit/>
+        </w:trPr>
+        <w:tc>
+          <w:tcPr>
+            <w:tcW w:w="2344" w:type="dxa"/>
+            <w:vAlign w:val="center"/>
+          </w:tcPr>
+          <w:p>
+            <w:r>
+              <w:rPr>
+                <w:b w:val="0"/>
+              </w:rPr>
+              <w:t>Different OPEN + approved CRC</w:t>
+            </w:r>
+          </w:p>
+        </w:tc>
+        <w:tc>
+          <w:tcPr>
+            <w:tcW w:w="2984" w:type="dxa"/>
             <w:vAlign w:val="center"/>
           </w:tcPr>
           <w:p>
@@ -1315,7 +1454,33 @@
         </w:tc>
         <w:tc>
           <w:tcPr>
-            <w:tcW w:w="2352" w:type="dxa"/>
+            <w:tcW w:w="1492" w:type="dxa"/>
+            <w:vAlign w:val="center"/>
+          </w:tcPr>
+          <w:p>
+            <w:r>
+              <w:rPr>
+                <w:b w:val="0"/>
+              </w:rPr>
+            </w:r>
+          </w:p>
+        </w:tc>
+        <w:tc>
+          <w:tcPr>
+            <w:tcW w:w="2344" w:type="dxa"/>
+            <w:vAlign w:val="center"/>
+          </w:tcPr>
+          <w:p>
+            <w:r>
+              <w:rPr>
+                <w:b w:val="0"/>
+              </w:rPr>
+            </w:r>
+          </w:p>
+        </w:tc>
+        <w:tc>
+          <w:tcPr>
+            <w:tcW w:w="1492" w:type="dxa"/>
             <w:vAlign w:val="center"/>
           </w:tcPr>
           <w:p>
@@ -1329,6 +1494,126 @@
       </w:tr>
     </w:tbl>
     <w:p>
+      <w:r>
+        <w:t>Stage 3 flag from board: __________________________________</w:t>
+      </w:r>
+    </w:p>
+    <w:p>
+      <w:r>
+        <w:t>Approved target CRC: ______   Adjustable byte: ______   Candidates tested: ______</w:t>
+      </w:r>
+    </w:p>
+    <w:p>
+      <w:r>
+        <w:t>Locked digit positions / fields: ________________________________________</w:t>
+      </w:r>
+    </w:p>
+    <w:p>
+      <w:r>
+        <w:t>What changed between LOCK and OPEN, and what stayed fixed?
+</w:t>
+      </w:r>
+    </w:p>
+    <w:p>
+      <w:r>
+        <w:br w:type="page"/>
+      </w:r>
+    </w:p>
+    <w:p>
+      <w:pPr>
+        <w:pStyle w:val="Heading1"/>
+      </w:pPr>
+      <w:r>
+        <w:t>Evidence (15 points)</w:t>
+      </w:r>
+      <w:r>
+        <w:t xml:space="preserve"/>
+      </w:r>
+    </w:p>
+    <w:p>
+      <w:r>
+        <w:t>Provide three readable evidence groups, with captions showing device ID, stage, sent packet, actual response, and LED state. Add pages if needed. Do not invent flags for a fallback run.</w:t>
+      </w:r>
+    </w:p>
+    <w:p>
+      <w:pPr>
+        <w:pStyle w:val="Heading2"/>
+      </w:pPr>
+      <w:r>
+        <w:t>Parity and port discovery</w:t>
+      </w:r>
+    </w:p>
+    <w:p>
+      <w:r>
+        <w:t>Startup identity plus one parity rejection and a successful stage-1 command, with decoded service-sheet address.</w:t>
+      </w:r>
+    </w:p>
+    <w:p>
+      <w:r>
+        <w:t>
+</w:t>
+      </w:r>
+    </w:p>
+    <w:p>
+      <w:pPr>
+        <w:pStyle w:val="Heading2"/>
+      </w:pPr>
+      <w:r>
+        <w:t>CRC upgrade</w:t>
+      </w:r>
+    </w:p>
+    <w:p>
+      <w:r>
+        <w:t>Changed command rejected with its old CRC and accepted after CRC recomputation.</w:t>
+      </w:r>
+    </w:p>
+    <w:p>
+      <w:r>
+        <w:t>
+</w:t>
+      </w:r>
+    </w:p>
+    <w:p>
+      <w:pPr>
+        <w:pStyle w:val="Heading2"/>
+      </w:pPr>
+      <w:r>
+        <w:t>Whitelist collision</w:t>
+      </w:r>
+    </w:p>
+    <w:p>
+      <w:r>
+        <w:t>This team's approved baseline, fixed-CRC search constraints/result, and board response proving the OPEN action.</w:t>
+      </w:r>
+    </w:p>
+    <w:p>
+      <w:r>
+        <w:t>
+</w:t>
+      </w:r>
+    </w:p>
+    <w:p>
+      <w:r>
+        <w:br w:type="page"/>
+      </w:r>
+    </w:p>
+    <w:p>
+      <w:pPr>
+        <w:pStyle w:val="Heading1"/>
+      </w:pPr>
+      <w:r>
+        <w:t>Conclusion (15 points)</w:t>
+      </w:r>
+      <w:r>
+        <w:t xml:space="preserve"/>
+      </w:r>
+    </w:p>
+    <w:p>
+      <w:r>
+        <w:t>Answer each prompt in 2–3 sentences (5 points each). Connect your claim to your recorded evidence.</w:t>
+      </w:r>
+    </w:p>
+    <w:p>
       <w:pPr>
         <w:spacing w:after="200"/>
         <w:rPr>
@@ -1341,125 +1626,18 @@
           <w:i/>
           <w:iCs/>
         </w:rPr>
-        <w:t>Choose the control missing from the toy frame.</w:t>
+        <w:t>What is different about parity, recomputing a CRC, and preserving a CRC through a collision? Use one of your packets in the explanation.</w:t>
       </w:r>
     </w:p>
     <w:p>
       <w:r>
-        <w:br/>
-      </w:r>
-    </w:p>
-    <w:p>
-      <w:r>
-        <w:br w:type="page"/>
+        <w:t>
+</w:t>
       </w:r>
     </w:p>
     <w:p>
       <w:pPr>
-        <w:pStyle w:val="Heading1"/>
-      </w:pPr>
-      <w:r>
-        <w:t>Evidence (15)</w:t>
-      </w:r>
-      <w:r>
-        <w:t xml:space="preserve"/>
-      </w:r>
-    </w:p>
-    <w:p>
-      <w:r>
-        <w:t>Insert a readable photo or screenshot for each scenario:</w:t>
-      </w:r>
-    </w:p>
-    <w:p>
-      <w:pPr>
-        <w:pStyle w:val="Heading2"/>
-      </w:pPr>
-      <w:r>
-        <w:t>Baseline</w:t>
-      </w:r>
-    </w:p>
-    <w:p>
-      <w:r>
-        <w:t>Pictured: Original toy frame and valid parity/CRC.</w:t>
-      </w:r>
-    </w:p>
-    <w:p>
-      <w:r>
-        <w:br/>
-        <w:br/>
-        <w:br/>
-        <w:br/>
-        <w:br/>
-        <w:br/>
-        <w:br/>
-      </w:r>
-    </w:p>
-    <w:p>
-      <w:pPr>
-        <w:pStyle w:val="Heading2"/>
-      </w:pPr>
-      <w:r>
-        <w:t>Detected Error</w:t>
-      </w:r>
-    </w:p>
-    <w:p>
-      <w:r>
-        <w:t>Pictured: Assigned error pattern and failed check.</w:t>
-      </w:r>
-    </w:p>
-    <w:p>
-      <w:r>
-        <w:br/>
-        <w:br/>
-        <w:br/>
-        <w:br/>
-        <w:br/>
-        <w:br/>
-        <w:br/>
-      </w:r>
-    </w:p>
-    <w:p>
-      <w:pPr>
-        <w:pStyle w:val="Heading2"/>
-      </w:pPr>
-      <w:r>
-        <w:t>Valid Modified Frame</w:t>
-      </w:r>
-    </w:p>
-    <w:p>
-      <w:r>
-        <w:t>Pictured: Changed payload, recomputed CRC, and valid result.</w:t>
-      </w:r>
-    </w:p>
-    <w:p>
-      <w:r>
-        <w:br/>
-        <w:br/>
-        <w:br/>
-        <w:br/>
-        <w:br/>
-        <w:br/>
-        <w:br/>
-      </w:r>
-    </w:p>
-    <w:p>
-      <w:r>
-        <w:br w:type="page"/>
-      </w:r>
-    </w:p>
-    <w:p>
-      <w:pPr>
-        <w:pStyle w:val="Heading1"/>
-      </w:pPr>
-      <w:r>
-        <w:t>Conclusion (15)</w:t>
-      </w:r>
-      <w:r>
-        <w:t xml:space="preserve"/>
-      </w:r>
-    </w:p>
-    <w:p>
-      <w:pPr>
+        <w:spacing w:after="200"/>
         <w:rPr>
           <w:i/>
           <w:iCs/>
@@ -1470,51 +1648,18 @@
           <w:i/>
           <w:iCs/>
         </w:rPr>
-        <w:t xml:space="preserve">Give a summary of what you did and learned. In addition, answer these questions:</w:t>
+        <w:t>Why did the CRC whitelist fail to establish permission? Separate a helper check match from the board's command acceptance.</w:t>
       </w:r>
+    </w:p>
+    <w:p>
       <w:r>
-        <w:rPr>
-          <w:i/>
-          <w:iCs/>
-        </w:rPr>
-        <w:t/>
-      </w:r>
-      <w:r>
-        <w:rPr>
-          <w:i/>
-          <w:iCs/>
-        </w:rPr>
-        <w:t xml:space="preserve"/>
-      </w:r>
-      <w:r>
-        <w:rPr>
-          <w:i/>
-          <w:iCs/>
-        </w:rPr>
-        <w:t xml:space="preserve"/>
-      </w:r>
-      <w:r>
-        <w:rPr>
-          <w:i/>
-          <w:iCs/>
-        </w:rPr>
-        <w:t/>
-      </w:r>
-      <w:r>
-        <w:rPr>
-          <w:i/>
-          <w:iCs/>
-        </w:rPr>
-        <w:t xml:space="preserve"/>
+        <w:t>
+</w:t>
       </w:r>
     </w:p>
     <w:p>
       <w:pPr>
-        <w:pStyle w:val="ListParagraph"/>
-        <w:numPr>
-          <w:ilvl w:val="0"/>
-          <w:numId w:val="10"/>
-        </w:numPr>
+        <w:spacing w:after="200"/>
         <w:rPr>
           <w:i/>
           <w:iCs/>
@@ -1525,95 +1670,13 @@
           <w:i/>
           <w:iCs/>
         </w:rPr>
-        <w:t xml:space="preserve">Which tested errors were detected and what guarantee can you make?</w:t>
-      </w:r>
-      <w:r>
-        <w:rPr>
-          <w:i/>
-          <w:iCs/>
-        </w:rPr>
-        <w:t/>
+        <w:t>What should the controller check to establish message authenticity, and what additional check addresses replay? State one limitation of this toy USB/LED model.</w:t>
       </w:r>
     </w:p>
     <w:p>
-      <w:pPr>
-        <w:pStyle w:val="ListParagraph"/>
-        <w:numPr>
-          <w:ilvl w:val="0"/>
-          <w:numId w:val="10"/>
-        </w:numPr>
-        <w:rPr>
-          <w:i/>
-          <w:iCs/>
-        </w:rPr>
-      </w:pPr>
       <w:r>
-        <w:rPr>
-          <w:i/>
-          <w:iCs/>
-        </w:rPr>
-        <w:t xml:space="preserve">Why did the deliberately modified frame pass after recomputation?</w:t>
-      </w:r>
-      <w:r>
-        <w:rPr>
-          <w:i/>
-          <w:iCs/>
-        </w:rPr>
-        <w:t/>
-      </w:r>
-    </w:p>
-    <w:p>
-      <w:pPr>
-        <w:pStyle w:val="ListParagraph"/>
-        <w:numPr>
-          <w:ilvl w:val="0"/>
-          <w:numId w:val="10"/>
-        </w:numPr>
-        <w:rPr>
-          <w:i/>
-          <w:iCs/>
-        </w:rPr>
-      </w:pPr>
-      <w:r>
-        <w:rPr>
-          <w:i/>
-          <w:iCs/>
-        </w:rPr>
-        <w:t xml:space="preserve">What additional mechanism would support authentication?</w:t>
-      </w:r>
-      <w:r>
-        <w:rPr>
-          <w:i/>
-          <w:iCs/>
-        </w:rPr>
-        <w:t/>
-      </w:r>
-    </w:p>
-    <w:p>
-      <w:pPr>
-        <w:pStyle w:val="ListParagraph"/>
-        <w:numPr>
-          <w:ilvl w:val="0"/>
-          <w:numId w:val="10"/>
-        </w:numPr>
-        <w:rPr>
-          <w:i/>
-          <w:iCs/>
-        </w:rPr>
-      </w:pPr>
-      <w:r>
-        <w:rPr>
-          <w:i/>
-          <w:iCs/>
-        </w:rPr>
-        <w:t xml:space="preserve">Why is encryption alone a different property?</w:t>
-      </w:r>
-      <w:r>
-        <w:rPr>
-          <w:i/>
-          <w:iCs/>
-        </w:rPr>
-        <w:t/>
+        <w:t>
+</w:t>
       </w:r>
     </w:p>
     <w:sectPr>

--- a/assets/labs/lab-08-report.docx
+++ b/assets/labs/lab-08-report.docx
@@ -292,7 +292,7 @@
               <w:rPr>
                 <w:b w:val="0"/>
               </w:rPr>
-              <w:t>Bytes 0–6: field meanings</w:t>
+              <w:t>Bytes 0–7: field meanings</w:t>
             </w:r>
           </w:p>
         </w:tc>
@@ -438,7 +438,7 @@
                 <w:b/>
                 <w:color w:val="FFFFFF"/>
               </w:rPr>
-              <w:t>Sent frame (7 bytes)</w:t>
+              <w:t>Sent frame (8 bytes)</w:t>
             </w:r>
           </w:p>
         </w:tc>
@@ -864,7 +864,7 @@
                 <w:b/>
                 <w:color w:val="FFFFFF"/>
               </w:rPr>
-              <w:t>Sent frame (7 bytes)</w:t>
+              <w:t>Sent frame (8 bytes)</w:t>
             </w:r>
           </w:p>
         </w:tc>
@@ -1168,7 +1168,7 @@
     </w:p>
     <w:p>
       <w:r>
-        <w:t>Record target CRC, locked digits, adjustable byte, candidates tested, and stage-3 flag. Show that the final payload differs but its CRC is unchanged.</w:t>
+        <w:t>Record target CRC, locked digits, adjustable bytes, candidates tested, and stage-3 flag. Show that the final payload differs but its CRC is unchanged.</w:t>
       </w:r>
     </w:p>
     <w:tbl>
@@ -1218,7 +1218,7 @@
                 <w:b/>
                 <w:color w:val="FFFFFF"/>
               </w:rPr>
-              <w:t>Sent frame (7 bytes)</w:t>
+              <w:t>Sent frame (8 bytes)</w:t>
             </w:r>
           </w:p>
         </w:tc>
@@ -1500,7 +1500,7 @@
     </w:p>
     <w:p>
       <w:r>
-        <w:t>Approved target CRC: ______   Adjustable byte: ______   Candidates tested: ______</w:t>
+        <w:t>Approved target CRC: ______   Adjustable bytes: ______   Candidates tested: ______</w:t>
       </w:r>
     </w:p>
     <w:p>

--- a/assets/labs/lab-08-report.docx
+++ b/assets/labs/lab-08-report.docx
@@ -7,7 +7,7 @@
         <w:pStyle w:val="Title"/>
       </w:pPr>
       <w:r>
-        <w:t>Lab 8 Report — Break the Toy Door</w:t>
+        <w:t>Lab 8 Report — DC-08 Maintenance Investigation</w:t>
       </w:r>
       <w:r>
         <w:t xml:space="preserve"/>
@@ -41,7 +41,7 @@
     </w:p>
     <w:p>
       <w:r>
-        <w:t>Preliminary report | Content 70 + Evidence 15 + Conclusion 15 = 100 points. Record actual board output. CRC calculation uses the supplied helper; no polynomial division is required.</w:t>
+        <w:t>DC-08 investigation | Content 70 + Evidence 15 + Conclusion 15 = 100 points. Record actual board output. CRC calculation uses the supplied helper; no polynomial division is required.</w:t>
       </w:r>
     </w:p>
     <w:p>
@@ -51,7 +51,7 @@
     </w:p>
     <w:p>
       <w:r>
-        <w:t>Evidence source: [ ] live Arduino   [ ] instructor-provided fallback. Browser check matches are not target acceptance or flags.</w:t>
+        <w:t>INIT packet: __________________________   URL interval: ______   Capture interval: ______</w:t>
       </w:r>
     </w:p>
     <w:p>
@@ -67,7 +67,7 @@
     </w:p>
     <w:p>
       <w:r>
-        <w:t>Record the board's values. Explain why decoding hex is not decrypting a secret.</w:t>
+        <w:t>Record the controller values, your INIT packet, and the observed URL/capture intervals.</w:t>
       </w:r>
     </w:p>
     <w:tbl>
@@ -338,7 +338,7 @@
               <w:rPr>
                 <w:b w:val="0"/>
               </w:rPr>
-              <w:t>Stage-1 parity convention</w:t>
+              <w:t>Patch-1 parity convention</w:t>
             </w:r>
           </w:p>
         </w:tc>
@@ -380,7 +380,7 @@
         <w:pStyle w:val="Heading1"/>
       </w:pPr>
       <w:r>
-        <w:t>Table 2 — Stage 1 — Parity (15 points)</w:t>
+        <w:t>Table 2 — Patch v1.0 — Parity (15 points)</w:t>
       </w:r>
       <w:r>
         <w:t xml:space="preserve"/>
@@ -388,7 +388,7 @@
     </w:p>
     <w:p>
       <w:r>
-        <w:t>Restore the captured baseline before each error test. Identify which bit(s) changed. Record the stage-1 flag and transition.</w:t>
+        <w:t>Restore the capture before each test; after a failure, send INIT again. Identify the changed bit(s). Record the patch-1 flag and transition.</w:t>
       </w:r>
     </w:p>
     <w:tbl>
@@ -787,12 +787,12 @@
     </w:tbl>
     <w:p>
       <w:r>
-        <w:t>Stage 1 flag from board: __________________________________</w:t>
+        <w:t>Patch v1.0 flag from board: __________________________________</w:t>
       </w:r>
     </w:p>
     <w:p>
       <w:r>
-        <w:t>Parity: [ ] even [ ] odd. Bit(s) changed in extra byte: one-bit test __________ ; two-bit test __________ . Why did the two tests differ?
+        <w:t>Parity: even. Bit(s) changed in extra byte: one-bit test __________ ; two-bit test __________ . Why did the two tests differ?
 </w:t>
       </w:r>
     </w:p>
@@ -806,7 +806,7 @@
         <w:pStyle w:val="Heading1"/>
       </w:pPr>
       <w:r>
-        <w:t>Table 3 — Stage 2 — CRC (20 points)</w:t>
+        <w:t>Table 3 — Patch v2.0 — CRC (20 points)</w:t>
       </w:r>
       <w:r>
         <w:t xml:space="preserve"/>
@@ -814,7 +814,7 @@
     </w:p>
     <w:p>
       <w:r>
-        <w:t>Distinguish changing the attached CRC from finding a fixed-CRC collision. Record the stage-2 flag and transition.</w:t>
+        <w:t>Distinguish changing the attached CRC from finding a fixed-CRC collision. Record the patch-2 flag and transition.</w:t>
       </w:r>
     </w:p>
     <w:tbl>
@@ -1141,12 +1141,12 @@
     </w:tbl>
     <w:p>
       <w:r>
-        <w:t>Stage 2 flag from board: __________________________________</w:t>
+        <w:t>Patch v2.0 flag from board: __________________________________</w:t>
       </w:r>
     </w:p>
     <w:p>
       <w:r>
-        <w:t>CRC covers bytes ______ through ______. Why could the modified OPEN frame pass after recomputation?
+        <w:t>CRC parameters: Input reflected ______; Result reflected ______; Polynomial ______; Initial Value ______; Final Xor Value ______. Coverage: bytes ______ through ______. Why could recomputation pass?
 </w:t>
       </w:r>
     </w:p>
@@ -1160,7 +1160,7 @@
         <w:pStyle w:val="Heading1"/>
       </w:pPr>
       <w:r>
-        <w:t>Table 4 — Stage 3 — Approved CRC Collision (25 points)</w:t>
+        <w:t>Table 4 — Patch v3.0 — Approved CRC Collision (25 points)</w:t>
       </w:r>
       <w:r>
         <w:t xml:space="preserve"/>
@@ -1168,7 +1168,7 @@
     </w:p>
     <w:p>
       <w:r>
-        <w:t>Record target CRC, locked digits, adjustable bytes, candidates tested, and stage-3 flag. Show that the final payload differs but its CRC is unchanged.</w:t>
+        <w:t>Record target CRC, locked digits, adjustable bytes, candidates tested, and patch-3 flag. Show that the final payload differs but its CRC is unchanged.</w:t>
       </w:r>
     </w:p>
     <w:tbl>
@@ -1495,12 +1495,12 @@
     </w:tbl>
     <w:p>
       <w:r>
-        <w:t>Stage 3 flag from board: __________________________________</w:t>
+        <w:t>Patch v3.0 flag from board: __________________________________</w:t>
       </w:r>
     </w:p>
     <w:p>
       <w:r>
-        <w:t>Approved target CRC: ______   Adjustable bytes: ______   Candidates tested: ______</w:t>
+        <w:t>v3.0 CRC parameters: Input reflected ______; Result reflected ______; Polynomial ______; Initial Value ______; Final Xor Value ______. Approved CRC: ______; Extra bytes: ______; Candidates: ______</w:t>
       </w:r>
     </w:p>
     <w:p>
@@ -1532,7 +1532,7 @@
     </w:p>
     <w:p>
       <w:r>
-        <w:t>Provide three readable evidence groups, with captions showing device ID, stage, sent packet, actual response, and LED state. Add pages if needed. Do not invent flags for a fallback run.</w:t>
+        <w:t>Provide three readable evidence groups, with captions showing device ID, patch, sent packet, actual response, and LED state. Add pages if needed. Do not invent flags for a fallback run.</w:t>
       </w:r>
     </w:p>
     <w:p>
@@ -1545,7 +1545,7 @@
     </w:p>
     <w:p>
       <w:r>
-        <w:t>Startup identity plus one parity rejection and a successful stage-1 command, with decoded service-sheet address.</w:t>
+        <w:t>Decoded service address, INIT packet, first capture, one parity rejection/restart and a successful patch-1 OPEN.</w:t>
       </w:r>
     </w:p>
     <w:p>
@@ -1670,7 +1670,7 @@
           <w:i/>
           <w:iCs/>
         </w:rPr>
-        <w:t>What should the controller check to establish message authenticity, and what additional check addresses replay? State one limitation of this toy USB/LED model.</w:t>
+        <w:t>What should the controller check to establish message authenticity, and what additional check addresses replay? Identify one additional attack the patches do not prevent.</w:t>
       </w:r>
     </w:p>
     <w:p>

--- a/assets/labs/lab-08-report.docx
+++ b/assets/labs/lab-08-report.docx
@@ -7,7 +7,7 @@
         <w:pStyle w:val="Title"/>
       </w:pPr>
       <w:r>
-        <w:t>Lab 8 Report — DC-08 Maintenance Investigation</w:t>
+        <w:t>Lab 8 Report — DC-08 Door Receiver CTF</w:t>
       </w:r>
       <w:r>
         <w:t xml:space="preserve"/>
@@ -41,7 +41,7 @@
     </w:p>
     <w:p>
       <w:r>
-        <w:t>DC-08 investigation | Content 70 + Evidence 15 + Conclusion 15 = 100 points. Record actual board output. CRC calculation uses the supplied helper; no polynomial division is required.</w:t>
+        <w:t>DC-08 CTF | Tables 70 + Evidence 15 + Conclusion 15 = 100 points. Record the receiver’s responses and captured flags. The post-completion reset challenge is optional extra credit.</w:t>
       </w:r>
     </w:p>
     <w:p>
@@ -51,7 +51,7 @@
     </w:p>
     <w:p>
       <w:r>
-        <w:t>INIT packet: __________________________   URL interval: ______   Capture interval: ______</w:t>
+        <w:t>Initialization packet: __________________________   Initial device state: __________</w:t>
       </w:r>
     </w:p>
     <w:p>
@@ -59,7 +59,7 @@
         <w:pStyle w:val="Heading1"/>
       </w:pPr>
       <w:r>
-        <w:t>Table 1 — Port Discovery (10 points)</w:t>
+        <w:t>Table 1 — Gain Access (10 points)</w:t>
       </w:r>
       <w:r>
         <w:t xml:space="preserve"/>
@@ -67,7 +67,7 @@
     </w:p>
     <w:p>
       <w:r>
-        <w:t>Record the controller values, your INIT packet, and the observed URL/capture intervals.</w:t>
+        <w:t>Record the information you recovered and show that you initialized the device in the LOCK condition.</w:t>
       </w:r>
     </w:p>
     <w:tbl>
@@ -151,7 +151,7 @@
               <w:rPr>
                 <w:b w:val="0"/>
               </w:rPr>
-              <w:t>Board / firmware / team ID</w:t>
+              <w:t>Device / firmware / ID</w:t>
             </w:r>
           </w:p>
         </w:tc>
@@ -198,7 +198,7 @@
               <w:rPr>
                 <w:b w:val="0"/>
               </w:rPr>
-              <w:t>Baud / serial format / line ending</w:t>
+              <w:t>Serial settings</w:t>
             </w:r>
           </w:p>
         </w:tc>
@@ -246,7 +246,7 @@
               <w:rPr>
                 <w:b w:val="0"/>
               </w:rPr>
-              <w:t>Hex clue and decoded service address</w:t>
+              <w:t>Recovered schematic</w:t>
             </w:r>
           </w:p>
         </w:tc>
@@ -292,7 +292,7 @@
               <w:rPr>
                 <w:b w:val="0"/>
               </w:rPr>
-              <w:t>Bytes 0–7: field meanings</w:t>
+              <w:t>Message format</w:t>
             </w:r>
           </w:p>
         </w:tc>
@@ -338,7 +338,7 @@
               <w:rPr>
                 <w:b w:val="0"/>
               </w:rPr>
-              <w:t>Patch-1 parity convention</w:t>
+              <w:t>Initialization and LOCK condition</w:t>
             </w:r>
           </w:p>
         </w:tc>
@@ -380,7 +380,7 @@
         <w:pStyle w:val="Heading1"/>
       </w:pPr>
       <w:r>
-        <w:t>Table 2 — Patch v1.0 — Parity (15 points)</w:t>
+        <w:t>Table 2 — Defeat Patch v1.0 (15 points)</w:t>
       </w:r>
       <w:r>
         <w:t xml:space="preserve"/>
@@ -388,7 +388,7 @@
     </w:p>
     <w:p>
       <w:r>
-        <w:t>Restore the capture before each test; after a failure, send INIT again. Identify the changed bit(s). Record the patch-1 flag and transition.</w:t>
+        <w:t>Record your investigation, attempts, and successful unlock. Capture the patch flag.</w:t>
       </w:r>
     </w:p>
     <w:tbl>
@@ -454,7 +454,7 @@
                 <w:b/>
                 <w:color w:val="FFFFFF"/>
               </w:rPr>
-              <w:t>Expected check</w:t>
+              <w:t>Check / notes</w:t>
             </w:r>
           </w:p>
         </w:tc>
@@ -470,7 +470,7 @@
                 <w:b/>
                 <w:color w:val="FFFFFF"/>
               </w:rPr>
-              <w:t>Arduino response</w:t>
+              <w:t>Device response</w:t>
             </w:r>
           </w:p>
         </w:tc>
@@ -506,7 +506,7 @@
               <w:rPr>
                 <w:b w:val="0"/>
               </w:rPr>
-              <w:t>Captured LOCK</w:t>
+              <w:t>Leaked command</w:t>
             </w:r>
           </w:p>
         </w:tc>
@@ -579,7 +579,7 @@
               <w:rPr>
                 <w:b w:val="0"/>
               </w:rPr>
-              <w:t>One extra-byte bit changed</w:t>
+              <w:t>Probe 1</w:t>
             </w:r>
           </w:p>
         </w:tc>
@@ -655,7 +655,7 @@
               <w:rPr>
                 <w:b w:val="0"/>
               </w:rPr>
-              <w:t>Two extra-byte bits changed</w:t>
+              <w:t>Probe 2</w:t>
             </w:r>
           </w:p>
         </w:tc>
@@ -727,7 +727,7 @@
               <w:rPr>
                 <w:b w:val="0"/>
               </w:rPr>
-              <w:t>OPEN + matching parity</w:t>
+              <w:t>Successful unlock</w:t>
             </w:r>
           </w:p>
         </w:tc>
@@ -787,13 +787,12 @@
     </w:tbl>
     <w:p>
       <w:r>
-        <w:t>Patch v1.0 flag from board: __________________________________</w:t>
+        <w:t>Patch v1.0 flag from receiver: __________________________________</w:t>
       </w:r>
     </w:p>
     <w:p>
       <w:r>
-        <w:t>Parity: even. Bit(s) changed in extra byte: one-bit test __________ ; two-bit test __________ . Why did the two tests differ?
-</w:t>
+        <w:t>Message syntax and checking rule: __________________________________. Why did your successful attempt work?</w:t>
       </w:r>
     </w:p>
     <w:p>
@@ -806,7 +805,7 @@
         <w:pStyle w:val="Heading1"/>
       </w:pPr>
       <w:r>
-        <w:t>Table 3 — Patch v2.0 — CRC (20 points)</w:t>
+        <w:t>Table 3 — Defeat Patch v2.0 (20 points)</w:t>
       </w:r>
       <w:r>
         <w:t xml:space="preserve"/>
@@ -814,7 +813,7 @@
     </w:p>
     <w:p>
       <w:r>
-        <w:t>Distinguish changing the attached CRC from finding a fixed-CRC collision. Record the patch-2 flag and transition.</w:t>
+        <w:t>Record what changed, your attempts, and the successful unlock. Capture the patch flag.</w:t>
       </w:r>
     </w:p>
     <w:tbl>
@@ -880,7 +879,7 @@
                 <w:b/>
                 <w:color w:val="FFFFFF"/>
               </w:rPr>
-              <w:t>Calculated CRC</w:t>
+              <w:t>Check / notes</w:t>
             </w:r>
           </w:p>
         </w:tc>
@@ -896,7 +895,7 @@
                 <w:b/>
                 <w:color w:val="FFFFFF"/>
               </w:rPr>
-              <w:t>Arduino response</w:t>
+              <w:t>Device response</w:t>
             </w:r>
           </w:p>
         </w:tc>
@@ -932,7 +931,7 @@
               <w:rPr>
                 <w:b w:val="0"/>
               </w:rPr>
-              <w:t>Captured LOCK</w:t>
+              <w:t>Leaked command</w:t>
             </w:r>
           </w:p>
         </w:tc>
@@ -1005,7 +1004,7 @@
               <w:rPr>
                 <w:b w:val="0"/>
               </w:rPr>
-              <w:t>OPEN + unchanged old CRC</w:t>
+              <w:t>Probe</w:t>
             </w:r>
           </w:p>
         </w:tc>
@@ -1081,7 +1080,7 @@
               <w:rPr>
                 <w:b w:val="0"/>
               </w:rPr>
-              <w:t>OPEN + recomputed CRC</w:t>
+              <w:t>Successful unlock</w:t>
             </w:r>
           </w:p>
         </w:tc>
@@ -1141,13 +1140,12 @@
     </w:tbl>
     <w:p>
       <w:r>
-        <w:t>Patch v2.0 flag from board: __________________________________</w:t>
+        <w:t>Patch v2.0 flag from receiver: __________________________________</w:t>
       </w:r>
     </w:p>
     <w:p>
       <w:r>
-        <w:t>CRC parameters: Input reflected ______; Result reflected ______; Polynomial ______; Initial Value ______; Final Xor Value ______. Coverage: bytes ______ through ______. Why could recomputation pass?
-</w:t>
+        <w:t>What changed in this patch? __________________________________. Why did your successful attempt work?</w:t>
       </w:r>
     </w:p>
     <w:p>
@@ -1160,7 +1158,7 @@
         <w:pStyle w:val="Heading1"/>
       </w:pPr>
       <w:r>
-        <w:t>Table 4 — Patch v3.0 — Approved CRC Collision (25 points)</w:t>
+        <w:t>Table 4 — Defeat Patch v3.0 (25 points)</w:t>
       </w:r>
       <w:r>
         <w:t xml:space="preserve"/>
@@ -1168,7 +1166,7 @@
     </w:p>
     <w:p>
       <w:r>
-        <w:t>Record target CRC, locked digits, adjustable bytes, candidates tested, and patch-3 flag. Show that the final payload differs but its CRC is unchanged.</w:t>
+        <w:t>Record what changed, your attempts, and the successful unlock. Capture the final patch flag.</w:t>
       </w:r>
     </w:p>
     <w:tbl>
@@ -1234,7 +1232,7 @@
                 <w:b/>
                 <w:color w:val="FFFFFF"/>
               </w:rPr>
-              <w:t>Calculated CRC</w:t>
+              <w:t>Check / notes</w:t>
             </w:r>
           </w:p>
         </w:tc>
@@ -1250,7 +1248,7 @@
                 <w:b/>
                 <w:color w:val="FFFFFF"/>
               </w:rPr>
-              <w:t>Arduino response</w:t>
+              <w:t>Device response</w:t>
             </w:r>
           </w:p>
         </w:tc>
@@ -1286,7 +1284,7 @@
               <w:rPr>
                 <w:b w:val="0"/>
               </w:rPr>
-              <w:t>Approved LOCK capture</w:t>
+              <w:t>Leaked command</w:t>
             </w:r>
           </w:p>
         </w:tc>
@@ -1359,7 +1357,7 @@
               <w:rPr>
                 <w:b w:val="0"/>
               </w:rPr>
-              <w:t>OPEN + valid but unapproved CRC</w:t>
+              <w:t>Probe</w:t>
             </w:r>
           </w:p>
         </w:tc>
@@ -1435,7 +1433,7 @@
               <w:rPr>
                 <w:b w:val="0"/>
               </w:rPr>
-              <w:t>Different OPEN + approved CRC</w:t>
+              <w:t>Successful unlock</w:t>
             </w:r>
           </w:p>
         </w:tc>
@@ -1495,23 +1493,22 @@
     </w:tbl>
     <w:p>
       <w:r>
-        <w:t>Patch v3.0 flag from board: __________________________________</w:t>
+        <w:t>Patch v3.0 flag from receiver: __________________________________</w:t>
       </w:r>
     </w:p>
     <w:p>
       <w:r>
-        <w:t>v3.0 CRC parameters: Input reflected ______; Result reflected ______; Polynomial ______; Initial Value ______; Final Xor Value ______. Approved CRC: ______; Extra bytes: ______; Candidates: ______</w:t>
+        <w:t>What changed in this patch? __________________________________</w:t>
       </w:r>
     </w:p>
     <w:p>
       <w:r>
-        <w:t>Locked digit positions / fields: ________________________________________</w:t>
+        <w:t>Why did your successful attempt work? __________________________________</w:t>
       </w:r>
     </w:p>
     <w:p>
       <w:r>
-        <w:t>What changed between LOCK and OPEN, and what stayed fixed?
-</w:t>
+        <w:t>Optional reset challenge: sent packet __________________; receiver response __________________; bonus flag __________________</w:t>
       </w:r>
     </w:p>
     <w:p>
@@ -1532,20 +1529,23 @@
     </w:p>
     <w:p>
       <w:r>
-        <w:t>Provide three readable evidence groups, with captions showing device ID, patch, sent packet, actual response, and LED state. Add pages if needed. Do not invent flags for a fallback run.</w:t>
+        <w:t>Provide three readable evidence groups with captions identifying the receiver, patch, sent packet, actual response, and captured flag. Add pages if needed.</w:t>
       </w:r>
     </w:p>
     <w:p>
       <w:pPr>
-        <w:pStyle w:val="Heading2"/>
+        <w:pStyle w:val="Heading1"/>
       </w:pPr>
       <w:r>
-        <w:t>Parity and port discovery</w:t>
+        <w:t>Access and Patch v1.0</w:t>
+      </w:r>
+      <w:r>
+        <w:t xml:space="preserve"/>
       </w:r>
     </w:p>
     <w:p>
       <w:r>
-        <w:t>Decoded service address, INIT packet, first capture, one parity rejection/restart and a successful patch-1 OPEN.</w:t>
+        <w:t>Show the receiver identity, a command you sent, its actual response, and the first captured flag.</w:t>
       </w:r>
     </w:p>
     <w:p>
@@ -1556,15 +1556,18 @@
     </w:p>
     <w:p>
       <w:pPr>
-        <w:pStyle w:val="Heading2"/>
+        <w:pStyle w:val="Heading1"/>
       </w:pPr>
       <w:r>
-        <w:t>CRC upgrade</w:t>
+        <w:t>Patch v2.0</w:t>
+      </w:r>
+      <w:r>
+        <w:t xml:space="preserve"/>
       </w:r>
     </w:p>
     <w:p>
       <w:r>
-        <w:t>Changed command rejected with its old CRC and accepted after CRC recomputation.</w:t>
+        <w:t>Show your attempt, the receiver's response, and the captured flag for this patch.</w:t>
       </w:r>
     </w:p>
     <w:p>
@@ -1575,15 +1578,18 @@
     </w:p>
     <w:p>
       <w:pPr>
-        <w:pStyle w:val="Heading2"/>
+        <w:pStyle w:val="Heading1"/>
       </w:pPr>
       <w:r>
-        <w:t>Whitelist collision</w:t>
+        <w:t>Patch v3.0</w:t>
+      </w:r>
+      <w:r>
+        <w:t xml:space="preserve"/>
       </w:r>
     </w:p>
     <w:p>
       <w:r>
-        <w:t>This team's approved baseline, fixed-CRC search constraints/result, and board response proving the OPEN action.</w:t>
+        <w:t>Show your final successful attempt, the receiver's response and captured flag. Include reset-challenge evidence if attempted.</w:t>
       </w:r>
     </w:p>
     <w:p>
@@ -1626,7 +1632,7 @@
           <w:i/>
           <w:iCs/>
         </w:rPr>
-        <w:t>What is different about parity, recomputing a CRC, and preserving a CRC through a collision? Use one of your packets in the explanation.</w:t>
+        <w:t>Compare how the receiver checked messages in the three patches. Use one of your tests to explain what changed.</w:t>
       </w:r>
     </w:p>
     <w:p>
@@ -1648,7 +1654,7 @@
           <w:i/>
           <w:iCs/>
         </w:rPr>
-        <w:t>Why did the CRC whitelist fail to establish permission? Separate a helper check match from the board's command acceptance.</w:t>
+        <w:t>Why could an accepted command still come from an untrusted sender? Use evidence from your investigation.</w:t>
       </w:r>
     </w:p>
     <w:p>
@@ -1670,7 +1676,7 @@
           <w:i/>
           <w:iCs/>
         </w:rPr>
-        <w:t>What should the controller check to establish message authenticity, and what additional check addresses replay? Identify one additional attack the patches do not prevent.</w:t>
+        <w:t>Propose receiver changes that would prevent command forgery and replay while preserving normal unlocking.</w:t>
       </w:r>
     </w:p>
     <w:p>

--- a/assets/labs/lab-08-report.docx
+++ b/assets/labs/lab-08-report.docx
@@ -9,22 +9,13 @@
       <w:r>
         <w:t>Lab 8 Report — DC-08 Door Receiver CTF</w:t>
       </w:r>
-      <w:r>
-        <w:t xml:space="preserve"/>
-      </w:r>
-      <w:r>
-        <w:t/>
-      </w:r>
-      <w:r>
-        <w:t/>
-      </w:r>
     </w:p>
     <w:p>
       <w:pPr>
         <w:pStyle w:val="Heading2"/>
       </w:pPr>
       <w:r>
-        <w:t xml:space="preserve">Name:</w:t>
+        <w:t>Name:</w:t>
       </w:r>
     </w:p>
     <w:p>
@@ -36,22 +27,7 @@
         </w:numPr>
       </w:pPr>
       <w:r>
-        <w:t xml:space="preserve">Lab Partners:</w:t>
-      </w:r>
-    </w:p>
-    <w:p>
-      <w:r>
-        <w:t>DC-08 CTF | Tables 70 + Evidence 15 + Conclusion 15 = 100 points. Record the receiver’s responses and captured flags. The post-completion reset challenge is optional extra credit.</w:t>
-      </w:r>
-    </w:p>
-    <w:p>
-      <w:r>
-        <w:t>Board / device ID: __________   Firmware: __________   Date: __________</w:t>
-      </w:r>
-    </w:p>
-    <w:p>
-      <w:r>
-        <w:t>Initialization packet: __________________________   Initial device state: __________</w:t>
+        <w:t>Lab Partners:</w:t>
       </w:r>
     </w:p>
     <w:p>
@@ -60,9 +36,6 @@
       </w:pPr>
       <w:r>
         <w:t>Table 1 — Gain Access (10 points)</w:t>
-      </w:r>
-      <w:r>
-        <w:t xml:space="preserve"/>
       </w:r>
     </w:p>
     <w:p>
@@ -74,22 +47,23 @@
       <w:tblPr>
         <w:tblStyle w:val="TableGrid"/>
         <w:tblW w:w="0" w:type="auto"/>
+        <w:jc w:val="center"/>
         <w:tblLayout w:type="fixed"/>
         <w:tblLook w:val="04A0" w:firstRow="1" w:lastRow="0" w:firstColumn="1" w:lastColumn="0" w:noHBand="0" w:noVBand="1"/>
       </w:tblPr>
       <w:tblGrid>
-        <w:gridCol w:w="2984"/>
-        <w:gridCol w:w="3623"/>
-        <w:gridCol w:w="4049"/>
+        <w:gridCol w:w="3288"/>
+        <w:gridCol w:w="4452"/>
       </w:tblGrid>
       <w:tr>
         <w:trPr>
           <w:trHeight w:val="432"/>
           <w:tblHeader/>
+          <w:jc w:val="center"/>
         </w:trPr>
         <w:tc>
           <w:tcPr>
-            <w:tcW w:w="2984" w:type="dxa"/>
+            <w:tcW w:w="3288" w:type="dxa"/>
             <w:shd w:val="clear" w:color="auto" w:fill="17324D"/>
             <w:vAlign w:val="center"/>
           </w:tcPr>
@@ -105,7 +79,7 @@
         </w:tc>
         <w:tc>
           <w:tcPr>
-            <w:tcW w:w="3623" w:type="dxa"/>
+            <w:tcW w:w="4452" w:type="dxa"/>
             <w:shd w:val="clear" w:color="auto" w:fill="17324D"/>
             <w:vAlign w:val="center"/>
           </w:tcPr>
@@ -119,254 +93,107 @@
             </w:r>
           </w:p>
         </w:tc>
+      </w:tr>
+      <w:tr>
+        <w:trPr>
+          <w:cantSplit/>
+          <w:trHeight w:val="950"/>
+          <w:jc w:val="center"/>
+        </w:trPr>
         <w:tc>
           <w:tcPr>
-            <w:tcW w:w="4049" w:type="dxa"/>
-            <w:shd w:val="clear" w:color="auto" w:fill="17324D"/>
+            <w:tcW w:w="3288" w:type="dxa"/>
             <w:vAlign w:val="center"/>
           </w:tcPr>
           <w:p>
             <w:r>
-              <w:rPr>
-                <w:b/>
-                <w:color w:val="FFFFFF"/>
-              </w:rPr>
-              <w:t>Evidence / notes</w:t>
-            </w:r>
-          </w:p>
-        </w:tc>
-      </w:tr>
-      <w:tr>
-        <w:trPr>
-          <w:trHeight w:val="950"/>
-          <w:cantSplit/>
-        </w:trPr>
-        <w:tc>
-          <w:tcPr>
-            <w:tcW w:w="2984" w:type="dxa"/>
-            <w:vAlign w:val="center"/>
-          </w:tcPr>
-          <w:p>
-            <w:r>
-              <w:rPr>
-                <w:b w:val="0"/>
-              </w:rPr>
-              <w:t>Device / firmware / ID</w:t>
+              <w:t>Device ID</w:t>
             </w:r>
           </w:p>
         </w:tc>
         <w:tc>
           <w:tcPr>
-            <w:tcW w:w="3623" w:type="dxa"/>
+            <w:tcW w:w="4452" w:type="dxa"/>
             <w:vAlign w:val="center"/>
           </w:tcPr>
-          <w:p>
-            <w:r>
-              <w:rPr>
-                <w:b w:val="0"/>
-              </w:rPr>
-            </w:r>
-          </w:p>
-        </w:tc>
-        <w:tc>
-          <w:tcPr>
-            <w:tcW w:w="4049" w:type="dxa"/>
-            <w:vAlign w:val="center"/>
-          </w:tcPr>
-          <w:p>
-            <w:r>
-              <w:rPr>
-                <w:b w:val="0"/>
-              </w:rPr>
-            </w:r>
-          </w:p>
+          <w:p/>
         </w:tc>
       </w:tr>
       <w:tr>
         <w:trPr>
+          <w:cantSplit/>
           <w:trHeight w:val="950"/>
-          <w:cantSplit/>
+          <w:jc w:val="center"/>
         </w:trPr>
         <w:tc>
           <w:tcPr>
-            <w:tcW w:w="2984" w:type="dxa"/>
+            <w:tcW w:w="3288" w:type="dxa"/>
             <w:shd w:val="clear" w:color="auto" w:fill="EAF2F7"/>
             <w:vAlign w:val="center"/>
           </w:tcPr>
           <w:p>
             <w:r>
-              <w:rPr>
-                <w:b w:val="0"/>
-              </w:rPr>
               <w:t>Serial settings</w:t>
             </w:r>
           </w:p>
         </w:tc>
         <w:tc>
           <w:tcPr>
-            <w:tcW w:w="3623" w:type="dxa"/>
+            <w:tcW w:w="4452" w:type="dxa"/>
             <w:shd w:val="clear" w:color="auto" w:fill="EAF2F7"/>
+            <w:vAlign w:val="center"/>
+          </w:tcPr>
+          <w:p/>
+        </w:tc>
+      </w:tr>
+      <w:tr>
+        <w:trPr>
+          <w:cantSplit/>
+          <w:trHeight w:val="950"/>
+          <w:jc w:val="center"/>
+        </w:trPr>
+        <w:tc>
+          <w:tcPr>
+            <w:tcW w:w="3288" w:type="dxa"/>
             <w:vAlign w:val="center"/>
           </w:tcPr>
           <w:p>
             <w:r>
-              <w:rPr>
-                <w:b w:val="0"/>
-              </w:rPr>
+              <w:t>Where did you find the recovered schematic?</w:t>
             </w:r>
           </w:p>
         </w:tc>
         <w:tc>
           <w:tcPr>
-            <w:tcW w:w="4049" w:type="dxa"/>
-            <w:shd w:val="clear" w:color="auto" w:fill="EAF2F7"/>
+            <w:tcW w:w="4452" w:type="dxa"/>
+            <w:vAlign w:val="center"/>
+          </w:tcPr>
+          <w:p/>
+        </w:tc>
+      </w:tr>
+      <w:tr>
+        <w:trPr>
+          <w:cantSplit/>
+          <w:trHeight w:val="950"/>
+          <w:jc w:val="center"/>
+        </w:trPr>
+        <w:tc>
+          <w:tcPr>
+            <w:tcW w:w="3288" w:type="dxa"/>
             <w:vAlign w:val="center"/>
           </w:tcPr>
           <w:p>
             <w:r>
-              <w:rPr>
-                <w:b w:val="0"/>
-              </w:rPr>
-            </w:r>
-          </w:p>
-        </w:tc>
-      </w:tr>
-      <w:tr>
-        <w:trPr>
-          <w:trHeight w:val="950"/>
-          <w:cantSplit/>
-        </w:trPr>
-        <w:tc>
-          <w:tcPr>
-            <w:tcW w:w="2984" w:type="dxa"/>
-            <w:vAlign w:val="center"/>
-          </w:tcPr>
-          <w:p>
-            <w:r>
-              <w:rPr>
-                <w:b w:val="0"/>
-              </w:rPr>
-              <w:t>Recovered schematic</w:t>
+              <w:t>What initialization command did you use?</w:t>
             </w:r>
           </w:p>
         </w:tc>
         <w:tc>
           <w:tcPr>
-            <w:tcW w:w="3623" w:type="dxa"/>
+            <w:tcW w:w="4452" w:type="dxa"/>
             <w:vAlign w:val="center"/>
           </w:tcPr>
-          <w:p>
-            <w:r>
-              <w:rPr>
-                <w:b w:val="0"/>
-              </w:rPr>
-            </w:r>
-          </w:p>
-        </w:tc>
-        <w:tc>
-          <w:tcPr>
-            <w:tcW w:w="4049" w:type="dxa"/>
-            <w:vAlign w:val="center"/>
-          </w:tcPr>
-          <w:p>
-            <w:r>
-              <w:rPr>
-                <w:b w:val="0"/>
-              </w:rPr>
-            </w:r>
-          </w:p>
-        </w:tc>
-      </w:tr>
-      <w:tr>
-        <w:trPr>
-          <w:trHeight w:val="950"/>
-          <w:cantSplit/>
-        </w:trPr>
-        <w:tc>
-          <w:tcPr>
-            <w:tcW w:w="2984" w:type="dxa"/>
-            <w:vAlign w:val="center"/>
-          </w:tcPr>
-          <w:p>
-            <w:r>
-              <w:rPr>
-                <w:b w:val="0"/>
-              </w:rPr>
-              <w:t>Message format</w:t>
-            </w:r>
-          </w:p>
-        </w:tc>
-        <w:tc>
-          <w:tcPr>
-            <w:tcW w:w="3623" w:type="dxa"/>
-            <w:vAlign w:val="center"/>
-          </w:tcPr>
-          <w:p>
-            <w:r>
-              <w:rPr>
-                <w:b w:val="0"/>
-              </w:rPr>
-            </w:r>
-          </w:p>
-        </w:tc>
-        <w:tc>
-          <w:tcPr>
-            <w:tcW w:w="4049" w:type="dxa"/>
-            <w:vAlign w:val="center"/>
-          </w:tcPr>
-          <w:p>
-            <w:r>
-              <w:rPr>
-                <w:b w:val="0"/>
-              </w:rPr>
-            </w:r>
-          </w:p>
-        </w:tc>
-      </w:tr>
-      <w:tr>
-        <w:trPr>
-          <w:trHeight w:val="950"/>
-          <w:cantSplit/>
-        </w:trPr>
-        <w:tc>
-          <w:tcPr>
-            <w:tcW w:w="2984" w:type="dxa"/>
-            <w:vAlign w:val="center"/>
-          </w:tcPr>
-          <w:p>
-            <w:r>
-              <w:rPr>
-                <w:b w:val="0"/>
-              </w:rPr>
-              <w:t>Initialization and LOCK condition</w:t>
-            </w:r>
-          </w:p>
-        </w:tc>
-        <w:tc>
-          <w:tcPr>
-            <w:tcW w:w="3623" w:type="dxa"/>
-            <w:vAlign w:val="center"/>
-          </w:tcPr>
-          <w:p>
-            <w:r>
-              <w:rPr>
-                <w:b w:val="0"/>
-              </w:rPr>
-            </w:r>
-          </w:p>
-        </w:tc>
-        <w:tc>
-          <w:tcPr>
-            <w:tcW w:w="4049" w:type="dxa"/>
-            <w:vAlign w:val="center"/>
-          </w:tcPr>
-          <w:p>
-            <w:r>
-              <w:rPr>
-                <w:b w:val="0"/>
-              </w:rPr>
-            </w:r>
-          </w:p>
+          <w:p/>
         </w:tc>
       </w:tr>
     </w:tbl>
@@ -380,10 +207,8 @@
         <w:pStyle w:val="Heading1"/>
       </w:pPr>
       <w:r>
+        <w:lastRenderedPageBreak/>
         <w:t>Table 2 — Defeat Patch v1.0 (15 points)</w:t>
-      </w:r>
-      <w:r>
-        <w:t xml:space="preserve"/>
       </w:r>
     </w:p>
     <w:p>
@@ -395,20 +220,20 @@
       <w:tblPr>
         <w:tblStyle w:val="TableGrid"/>
         <w:tblW w:w="0" w:type="auto"/>
+        <w:jc w:val="center"/>
         <w:tblLayout w:type="fixed"/>
         <w:tblLook w:val="04A0" w:firstRow="1" w:lastRow="0" w:firstColumn="1" w:lastColumn="0" w:noHBand="0" w:noVBand="1"/>
       </w:tblPr>
       <w:tblGrid>
         <w:gridCol w:w="2344"/>
         <w:gridCol w:w="2984"/>
-        <w:gridCol w:w="1492"/>
-        <w:gridCol w:w="2344"/>
-        <w:gridCol w:w="1492"/>
+        <w:gridCol w:w="3310"/>
       </w:tblGrid>
       <w:tr>
         <w:trPr>
           <w:trHeight w:val="432"/>
           <w:tblHeader/>
+          <w:jc w:val="center"/>
         </w:trPr>
         <w:tc>
           <w:tcPr>
@@ -417,6 +242,9 @@
             <w:vAlign w:val="center"/>
           </w:tcPr>
           <w:p>
+            <w:pPr>
+              <w:jc w:val="center"/>
+            </w:pPr>
             <w:r>
               <w:rPr>
                 <w:b/>
@@ -433,68 +261,47 @@
             <w:vAlign w:val="center"/>
           </w:tcPr>
           <w:p>
+            <w:pPr>
+              <w:jc w:val="center"/>
+            </w:pPr>
             <w:r>
               <w:rPr>
                 <w:b/>
                 <w:color w:val="FFFFFF"/>
               </w:rPr>
-              <w:t>Sent frame (8 bytes)</w:t>
+              <w:t>Data  frame (8 bytes)</w:t>
             </w:r>
           </w:p>
         </w:tc>
         <w:tc>
           <w:tcPr>
-            <w:tcW w:w="1492" w:type="dxa"/>
+            <w:tcW w:w="3310" w:type="dxa"/>
             <w:shd w:val="clear" w:color="auto" w:fill="17324D"/>
             <w:vAlign w:val="center"/>
           </w:tcPr>
           <w:p>
+            <w:pPr>
+              <w:jc w:val="center"/>
+              <w:rPr>
+                <w:b/>
+                <w:color w:val="FFFFFF"/>
+              </w:rPr>
+            </w:pPr>
             <w:r>
               <w:rPr>
                 <w:b/>
                 <w:color w:val="FFFFFF"/>
               </w:rPr>
-              <w:t>Check / notes</w:t>
-            </w:r>
-          </w:p>
-        </w:tc>
-        <w:tc>
-          <w:tcPr>
-            <w:tcW w:w="2344" w:type="dxa"/>
-            <w:shd w:val="clear" w:color="auto" w:fill="17324D"/>
-            <w:vAlign w:val="center"/>
-          </w:tcPr>
-          <w:p>
-            <w:r>
-              <w:rPr>
-                <w:b/>
-                <w:color w:val="FFFFFF"/>
-              </w:rPr>
-              <w:t>Device response</w:t>
-            </w:r>
-          </w:p>
-        </w:tc>
-        <w:tc>
-          <w:tcPr>
-            <w:tcW w:w="1492" w:type="dxa"/>
-            <w:shd w:val="clear" w:color="auto" w:fill="17324D"/>
-            <w:vAlign w:val="center"/>
-          </w:tcPr>
-          <w:p>
-            <w:r>
-              <w:rPr>
-                <w:b/>
-                <w:color w:val="FFFFFF"/>
-              </w:rPr>
-              <w:t>LED / state</w:t>
+              <w:t>What does the data frame mean?</w:t>
             </w:r>
           </w:p>
         </w:tc>
       </w:tr>
       <w:tr>
         <w:trPr>
+          <w:cantSplit/>
           <w:trHeight w:val="1267"/>
-          <w:cantSplit/>
+          <w:jc w:val="center"/>
         </w:trPr>
         <w:tc>
           <w:tcPr>
@@ -503,9 +310,6 @@
           </w:tcPr>
           <w:p>
             <w:r>
-              <w:rPr>
-                <w:b w:val="0"/>
-              </w:rPr>
               <w:t>Leaked command</w:t>
             </w:r>
           </w:p>
@@ -515,58 +319,20 @@
             <w:tcW w:w="2984" w:type="dxa"/>
             <w:vAlign w:val="center"/>
           </w:tcPr>
-          <w:p>
-            <w:r>
-              <w:rPr>
-                <w:b w:val="0"/>
-              </w:rPr>
-            </w:r>
-          </w:p>
+          <w:p/>
         </w:tc>
         <w:tc>
           <w:tcPr>
-            <w:tcW w:w="1492" w:type="dxa"/>
-            <w:vAlign w:val="center"/>
+            <w:tcW w:w="3310" w:type="dxa"/>
           </w:tcPr>
-          <w:p>
-            <w:r>
-              <w:rPr>
-                <w:b w:val="0"/>
-              </w:rPr>
-            </w:r>
-          </w:p>
-        </w:tc>
-        <w:tc>
-          <w:tcPr>
-            <w:tcW w:w="2344" w:type="dxa"/>
-            <w:vAlign w:val="center"/>
-          </w:tcPr>
-          <w:p>
-            <w:r>
-              <w:rPr>
-                <w:b w:val="0"/>
-              </w:rPr>
-            </w:r>
-          </w:p>
-        </w:tc>
-        <w:tc>
-          <w:tcPr>
-            <w:tcW w:w="1492" w:type="dxa"/>
-            <w:vAlign w:val="center"/>
-          </w:tcPr>
-          <w:p>
-            <w:r>
-              <w:rPr>
-                <w:b w:val="0"/>
-              </w:rPr>
-            </w:r>
-          </w:p>
+          <w:p/>
         </w:tc>
       </w:tr>
       <w:tr>
         <w:trPr>
+          <w:cantSplit/>
           <w:trHeight w:val="1267"/>
-          <w:cantSplit/>
+          <w:jc w:val="center"/>
         </w:trPr>
         <w:tc>
           <w:tcPr>
@@ -576,10 +342,7 @@
           </w:tcPr>
           <w:p>
             <w:r>
-              <w:rPr>
-                <w:b w:val="0"/>
-              </w:rPr>
-              <w:t>Probe 1</w:t>
+              <w:t>Successful unlock command</w:t>
             </w:r>
           </w:p>
         </w:tc>
@@ -589,61 +352,21 @@
             <w:shd w:val="clear" w:color="auto" w:fill="EAF2F7"/>
             <w:vAlign w:val="center"/>
           </w:tcPr>
-          <w:p>
-            <w:r>
-              <w:rPr>
-                <w:b w:val="0"/>
-              </w:rPr>
-            </w:r>
-          </w:p>
+          <w:p/>
         </w:tc>
         <w:tc>
           <w:tcPr>
-            <w:tcW w:w="1492" w:type="dxa"/>
+            <w:tcW w:w="3310" w:type="dxa"/>
             <w:shd w:val="clear" w:color="auto" w:fill="EAF2F7"/>
-            <w:vAlign w:val="center"/>
           </w:tcPr>
-          <w:p>
-            <w:r>
-              <w:rPr>
-                <w:b w:val="0"/>
-              </w:rPr>
-            </w:r>
-          </w:p>
-        </w:tc>
-        <w:tc>
-          <w:tcPr>
-            <w:tcW w:w="2344" w:type="dxa"/>
-            <w:shd w:val="clear" w:color="auto" w:fill="EAF2F7"/>
-            <w:vAlign w:val="center"/>
-          </w:tcPr>
-          <w:p>
-            <w:r>
-              <w:rPr>
-                <w:b w:val="0"/>
-              </w:rPr>
-            </w:r>
-          </w:p>
-        </w:tc>
-        <w:tc>
-          <w:tcPr>
-            <w:tcW w:w="1492" w:type="dxa"/>
-            <w:shd w:val="clear" w:color="auto" w:fill="EAF2F7"/>
-            <w:vAlign w:val="center"/>
-          </w:tcPr>
-          <w:p>
-            <w:r>
-              <w:rPr>
-                <w:b w:val="0"/>
-              </w:rPr>
-            </w:r>
-          </w:p>
+          <w:p/>
         </w:tc>
       </w:tr>
       <w:tr>
         <w:trPr>
+          <w:cantSplit/>
           <w:trHeight w:val="1267"/>
-          <w:cantSplit/>
+          <w:jc w:val="center"/>
         </w:trPr>
         <w:tc>
           <w:tcPr>
@@ -652,147 +375,33 @@
           </w:tcPr>
           <w:p>
             <w:r>
-              <w:rPr>
-                <w:b w:val="0"/>
-              </w:rPr>
-              <w:t>Probe 2</w:t>
+              <w:t>Patch v1.0 flag</w:t>
             </w:r>
           </w:p>
         </w:tc>
         <w:tc>
           <w:tcPr>
-            <w:tcW w:w="2984" w:type="dxa"/>
+            <w:tcW w:w="6294" w:type="dxa"/>
+            <w:gridSpan w:val="2"/>
             <w:vAlign w:val="center"/>
           </w:tcPr>
-          <w:p>
-            <w:r>
-              <w:rPr>
-                <w:b w:val="0"/>
-              </w:rPr>
-            </w:r>
-          </w:p>
-        </w:tc>
-        <w:tc>
-          <w:tcPr>
-            <w:tcW w:w="1492" w:type="dxa"/>
-            <w:vAlign w:val="center"/>
-          </w:tcPr>
-          <w:p>
-            <w:r>
-              <w:rPr>
-                <w:b w:val="0"/>
-              </w:rPr>
-            </w:r>
-          </w:p>
-        </w:tc>
-        <w:tc>
-          <w:tcPr>
-            <w:tcW w:w="2344" w:type="dxa"/>
-            <w:vAlign w:val="center"/>
-          </w:tcPr>
-          <w:p>
-            <w:r>
-              <w:rPr>
-                <w:b w:val="0"/>
-              </w:rPr>
-            </w:r>
-          </w:p>
-        </w:tc>
-        <w:tc>
-          <w:tcPr>
-            <w:tcW w:w="1492" w:type="dxa"/>
-            <w:vAlign w:val="center"/>
-          </w:tcPr>
-          <w:p>
-            <w:r>
-              <w:rPr>
-                <w:b w:val="0"/>
-              </w:rPr>
-            </w:r>
-          </w:p>
-        </w:tc>
-      </w:tr>
-      <w:tr>
-        <w:trPr>
-          <w:trHeight w:val="1267"/>
-          <w:cantSplit/>
-        </w:trPr>
-        <w:tc>
-          <w:tcPr>
-            <w:tcW w:w="2344" w:type="dxa"/>
-            <w:vAlign w:val="center"/>
-          </w:tcPr>
-          <w:p>
-            <w:r>
-              <w:rPr>
-                <w:b w:val="0"/>
-              </w:rPr>
-              <w:t>Successful unlock</w:t>
-            </w:r>
-          </w:p>
-        </w:tc>
-        <w:tc>
-          <w:tcPr>
-            <w:tcW w:w="2984" w:type="dxa"/>
-            <w:vAlign w:val="center"/>
-          </w:tcPr>
-          <w:p>
-            <w:r>
-              <w:rPr>
-                <w:b w:val="0"/>
-              </w:rPr>
-            </w:r>
-          </w:p>
-        </w:tc>
-        <w:tc>
-          <w:tcPr>
-            <w:tcW w:w="1492" w:type="dxa"/>
-            <w:vAlign w:val="center"/>
-          </w:tcPr>
-          <w:p>
-            <w:r>
-              <w:rPr>
-                <w:b w:val="0"/>
-              </w:rPr>
-            </w:r>
-          </w:p>
-        </w:tc>
-        <w:tc>
-          <w:tcPr>
-            <w:tcW w:w="2344" w:type="dxa"/>
-            <w:vAlign w:val="center"/>
-          </w:tcPr>
-          <w:p>
-            <w:r>
-              <w:rPr>
-                <w:b w:val="0"/>
-              </w:rPr>
-            </w:r>
-          </w:p>
-        </w:tc>
-        <w:tc>
-          <w:tcPr>
-            <w:tcW w:w="1492" w:type="dxa"/>
-            <w:vAlign w:val="center"/>
-          </w:tcPr>
-          <w:p>
-            <w:r>
-              <w:rPr>
-                <w:b w:val="0"/>
-              </w:rPr>
-            </w:r>
-          </w:p>
+          <w:p/>
         </w:tc>
       </w:tr>
     </w:tbl>
+    <w:p/>
     <w:p>
       <w:r>
-        <w:t>Patch v1.0 flag from receiver: __________________________________</w:t>
+        <w:t>What was the m</w:t>
       </w:r>
-    </w:p>
-    <w:p>
       <w:r>
-        <w:t>Message syntax and checking rule: __________________________________. Why did your successful attempt work?</w:t>
+        <w:t>essage syntax and checking rule</w:t>
+      </w:r>
+      <w:r>
+        <w:t xml:space="preserve">? </w:t>
+      </w:r>
+      <w:r>
+        <w:t>Why did your successful attempt work?</w:t>
       </w:r>
     </w:p>
     <w:p>
@@ -805,10 +414,8 @@
         <w:pStyle w:val="Heading1"/>
       </w:pPr>
       <w:r>
+        <w:lastRenderedPageBreak/>
         <w:t>Table 3 — Defeat Patch v2.0 (20 points)</w:t>
-      </w:r>
-      <w:r>
-        <w:t xml:space="preserve"/>
       </w:r>
     </w:p>
     <w:p>
@@ -820,20 +427,20 @@
       <w:tblPr>
         <w:tblStyle w:val="TableGrid"/>
         <w:tblW w:w="0" w:type="auto"/>
+        <w:jc w:val="center"/>
         <w:tblLayout w:type="fixed"/>
         <w:tblLook w:val="04A0" w:firstRow="1" w:lastRow="0" w:firstColumn="1" w:lastColumn="0" w:noHBand="0" w:noVBand="1"/>
       </w:tblPr>
       <w:tblGrid>
         <w:gridCol w:w="2344"/>
         <w:gridCol w:w="2984"/>
-        <w:gridCol w:w="1492"/>
-        <w:gridCol w:w="2344"/>
-        <w:gridCol w:w="1492"/>
+        <w:gridCol w:w="3310"/>
       </w:tblGrid>
       <w:tr>
         <w:trPr>
           <w:trHeight w:val="432"/>
           <w:tblHeader/>
+          <w:jc w:val="center"/>
         </w:trPr>
         <w:tc>
           <w:tcPr>
@@ -842,6 +449,9 @@
             <w:vAlign w:val="center"/>
           </w:tcPr>
           <w:p>
+            <w:pPr>
+              <w:jc w:val="center"/>
+            </w:pPr>
             <w:r>
               <w:rPr>
                 <w:b/>
@@ -858,68 +468,47 @@
             <w:vAlign w:val="center"/>
           </w:tcPr>
           <w:p>
+            <w:pPr>
+              <w:jc w:val="center"/>
+            </w:pPr>
             <w:r>
               <w:rPr>
                 <w:b/>
                 <w:color w:val="FFFFFF"/>
               </w:rPr>
-              <w:t>Sent frame (8 bytes)</w:t>
+              <w:t>Data  frame (8 bytes)</w:t>
             </w:r>
           </w:p>
         </w:tc>
         <w:tc>
           <w:tcPr>
-            <w:tcW w:w="1492" w:type="dxa"/>
+            <w:tcW w:w="3310" w:type="dxa"/>
             <w:shd w:val="clear" w:color="auto" w:fill="17324D"/>
             <w:vAlign w:val="center"/>
           </w:tcPr>
           <w:p>
+            <w:pPr>
+              <w:jc w:val="center"/>
+              <w:rPr>
+                <w:b/>
+                <w:color w:val="FFFFFF"/>
+              </w:rPr>
+            </w:pPr>
             <w:r>
               <w:rPr>
                 <w:b/>
                 <w:color w:val="FFFFFF"/>
               </w:rPr>
-              <w:t>Check / notes</w:t>
-            </w:r>
-          </w:p>
-        </w:tc>
-        <w:tc>
-          <w:tcPr>
-            <w:tcW w:w="2344" w:type="dxa"/>
-            <w:shd w:val="clear" w:color="auto" w:fill="17324D"/>
-            <w:vAlign w:val="center"/>
-          </w:tcPr>
-          <w:p>
-            <w:r>
-              <w:rPr>
-                <w:b/>
-                <w:color w:val="FFFFFF"/>
-              </w:rPr>
-              <w:t>Device response</w:t>
-            </w:r>
-          </w:p>
-        </w:tc>
-        <w:tc>
-          <w:tcPr>
-            <w:tcW w:w="1492" w:type="dxa"/>
-            <w:shd w:val="clear" w:color="auto" w:fill="17324D"/>
-            <w:vAlign w:val="center"/>
-          </w:tcPr>
-          <w:p>
-            <w:r>
-              <w:rPr>
-                <w:b/>
-                <w:color w:val="FFFFFF"/>
-              </w:rPr>
-              <w:t>LED / state</w:t>
+              <w:t>What does the data frame mean?</w:t>
             </w:r>
           </w:p>
         </w:tc>
       </w:tr>
       <w:tr>
         <w:trPr>
+          <w:cantSplit/>
           <w:trHeight w:val="1267"/>
-          <w:cantSplit/>
+          <w:jc w:val="center"/>
         </w:trPr>
         <w:tc>
           <w:tcPr>
@@ -928,9 +517,6 @@
           </w:tcPr>
           <w:p>
             <w:r>
-              <w:rPr>
-                <w:b w:val="0"/>
-              </w:rPr>
               <w:t>Leaked command</w:t>
             </w:r>
           </w:p>
@@ -940,58 +526,20 @@
             <w:tcW w:w="2984" w:type="dxa"/>
             <w:vAlign w:val="center"/>
           </w:tcPr>
-          <w:p>
-            <w:r>
-              <w:rPr>
-                <w:b w:val="0"/>
-              </w:rPr>
-            </w:r>
-          </w:p>
+          <w:p/>
         </w:tc>
         <w:tc>
           <w:tcPr>
-            <w:tcW w:w="1492" w:type="dxa"/>
-            <w:vAlign w:val="center"/>
+            <w:tcW w:w="3310" w:type="dxa"/>
           </w:tcPr>
-          <w:p>
-            <w:r>
-              <w:rPr>
-                <w:b w:val="0"/>
-              </w:rPr>
-            </w:r>
-          </w:p>
-        </w:tc>
-        <w:tc>
-          <w:tcPr>
-            <w:tcW w:w="2344" w:type="dxa"/>
-            <w:vAlign w:val="center"/>
-          </w:tcPr>
-          <w:p>
-            <w:r>
-              <w:rPr>
-                <w:b w:val="0"/>
-              </w:rPr>
-            </w:r>
-          </w:p>
-        </w:tc>
-        <w:tc>
-          <w:tcPr>
-            <w:tcW w:w="1492" w:type="dxa"/>
-            <w:vAlign w:val="center"/>
-          </w:tcPr>
-          <w:p>
-            <w:r>
-              <w:rPr>
-                <w:b w:val="0"/>
-              </w:rPr>
-            </w:r>
-          </w:p>
+          <w:p/>
         </w:tc>
       </w:tr>
       <w:tr>
         <w:trPr>
+          <w:cantSplit/>
           <w:trHeight w:val="1267"/>
-          <w:cantSplit/>
+          <w:jc w:val="center"/>
         </w:trPr>
         <w:tc>
           <w:tcPr>
@@ -1001,10 +549,7 @@
           </w:tcPr>
           <w:p>
             <w:r>
-              <w:rPr>
-                <w:b w:val="0"/>
-              </w:rPr>
-              <w:t>Probe</w:t>
+              <w:t>Successful unlock command</w:t>
             </w:r>
           </w:p>
         </w:tc>
@@ -1014,61 +559,21 @@
             <w:shd w:val="clear" w:color="auto" w:fill="EAF2F7"/>
             <w:vAlign w:val="center"/>
           </w:tcPr>
-          <w:p>
-            <w:r>
-              <w:rPr>
-                <w:b w:val="0"/>
-              </w:rPr>
-            </w:r>
-          </w:p>
+          <w:p/>
         </w:tc>
         <w:tc>
           <w:tcPr>
-            <w:tcW w:w="1492" w:type="dxa"/>
+            <w:tcW w:w="3310" w:type="dxa"/>
             <w:shd w:val="clear" w:color="auto" w:fill="EAF2F7"/>
-            <w:vAlign w:val="center"/>
           </w:tcPr>
-          <w:p>
-            <w:r>
-              <w:rPr>
-                <w:b w:val="0"/>
-              </w:rPr>
-            </w:r>
-          </w:p>
-        </w:tc>
-        <w:tc>
-          <w:tcPr>
-            <w:tcW w:w="2344" w:type="dxa"/>
-            <w:shd w:val="clear" w:color="auto" w:fill="EAF2F7"/>
-            <w:vAlign w:val="center"/>
-          </w:tcPr>
-          <w:p>
-            <w:r>
-              <w:rPr>
-                <w:b w:val="0"/>
-              </w:rPr>
-            </w:r>
-          </w:p>
-        </w:tc>
-        <w:tc>
-          <w:tcPr>
-            <w:tcW w:w="1492" w:type="dxa"/>
-            <w:shd w:val="clear" w:color="auto" w:fill="EAF2F7"/>
-            <w:vAlign w:val="center"/>
-          </w:tcPr>
-          <w:p>
-            <w:r>
-              <w:rPr>
-                <w:b w:val="0"/>
-              </w:rPr>
-            </w:r>
-          </w:p>
+          <w:p/>
         </w:tc>
       </w:tr>
       <w:tr>
         <w:trPr>
+          <w:cantSplit/>
           <w:trHeight w:val="1267"/>
-          <w:cantSplit/>
+          <w:jc w:val="center"/>
         </w:trPr>
         <w:tc>
           <w:tcPr>
@@ -1077,75 +582,36 @@
           </w:tcPr>
           <w:p>
             <w:r>
-              <w:rPr>
-                <w:b w:val="0"/>
-              </w:rPr>
-              <w:t>Successful unlock</w:t>
+              <w:t>Patch v</w:t>
+            </w:r>
+            <w:r>
+              <w:t>2</w:t>
+            </w:r>
+            <w:r>
+              <w:t>.0 flag</w:t>
             </w:r>
           </w:p>
         </w:tc>
         <w:tc>
           <w:tcPr>
-            <w:tcW w:w="2984" w:type="dxa"/>
+            <w:tcW w:w="6294" w:type="dxa"/>
+            <w:gridSpan w:val="2"/>
             <w:vAlign w:val="center"/>
           </w:tcPr>
-          <w:p>
-            <w:r>
-              <w:rPr>
-                <w:b w:val="0"/>
-              </w:rPr>
-            </w:r>
-          </w:p>
-        </w:tc>
-        <w:tc>
-          <w:tcPr>
-            <w:tcW w:w="1492" w:type="dxa"/>
-            <w:vAlign w:val="center"/>
-          </w:tcPr>
-          <w:p>
-            <w:r>
-              <w:rPr>
-                <w:b w:val="0"/>
-              </w:rPr>
-            </w:r>
-          </w:p>
-        </w:tc>
-        <w:tc>
-          <w:tcPr>
-            <w:tcW w:w="2344" w:type="dxa"/>
-            <w:vAlign w:val="center"/>
-          </w:tcPr>
-          <w:p>
-            <w:r>
-              <w:rPr>
-                <w:b w:val="0"/>
-              </w:rPr>
-            </w:r>
-          </w:p>
-        </w:tc>
-        <w:tc>
-          <w:tcPr>
-            <w:tcW w:w="1492" w:type="dxa"/>
-            <w:vAlign w:val="center"/>
-          </w:tcPr>
-          <w:p>
-            <w:r>
-              <w:rPr>
-                <w:b w:val="0"/>
-              </w:rPr>
-            </w:r>
-          </w:p>
+          <w:p/>
         </w:tc>
       </w:tr>
     </w:tbl>
+    <w:p/>
     <w:p>
       <w:r>
-        <w:t>Patch v2.0 flag from receiver: __________________________________</w:t>
+        <w:t>What changed in this patch</w:t>
       </w:r>
-    </w:p>
-    <w:p>
       <w:r>
-        <w:t>What changed in this patch? __________________________________. Why did your successful attempt work?</w:t>
+        <w:t xml:space="preserve">? </w:t>
+      </w:r>
+      <w:r>
+        <w:t xml:space="preserve"> Why did your successful attempt work?</w:t>
       </w:r>
     </w:p>
     <w:p>
@@ -1158,10 +624,8 @@
         <w:pStyle w:val="Heading1"/>
       </w:pPr>
       <w:r>
+        <w:lastRenderedPageBreak/>
         <w:t>Table 4 — Defeat Patch v3.0 (25 points)</w:t>
-      </w:r>
-      <w:r>
-        <w:t xml:space="preserve"/>
       </w:r>
     </w:p>
     <w:p>
@@ -1173,20 +637,20 @@
       <w:tblPr>
         <w:tblStyle w:val="TableGrid"/>
         <w:tblW w:w="0" w:type="auto"/>
+        <w:jc w:val="center"/>
         <w:tblLayout w:type="fixed"/>
         <w:tblLook w:val="04A0" w:firstRow="1" w:lastRow="0" w:firstColumn="1" w:lastColumn="0" w:noHBand="0" w:noVBand="1"/>
       </w:tblPr>
       <w:tblGrid>
         <w:gridCol w:w="2344"/>
         <w:gridCol w:w="2984"/>
-        <w:gridCol w:w="1492"/>
-        <w:gridCol w:w="2344"/>
-        <w:gridCol w:w="1492"/>
+        <w:gridCol w:w="3310"/>
       </w:tblGrid>
       <w:tr>
         <w:trPr>
           <w:trHeight w:val="432"/>
           <w:tblHeader/>
+          <w:jc w:val="center"/>
         </w:trPr>
         <w:tc>
           <w:tcPr>
@@ -1195,6 +659,9 @@
             <w:vAlign w:val="center"/>
           </w:tcPr>
           <w:p>
+            <w:pPr>
+              <w:jc w:val="center"/>
+            </w:pPr>
             <w:r>
               <w:rPr>
                 <w:b/>
@@ -1211,68 +678,47 @@
             <w:vAlign w:val="center"/>
           </w:tcPr>
           <w:p>
+            <w:pPr>
+              <w:jc w:val="center"/>
+            </w:pPr>
             <w:r>
               <w:rPr>
                 <w:b/>
                 <w:color w:val="FFFFFF"/>
               </w:rPr>
-              <w:t>Sent frame (8 bytes)</w:t>
+              <w:t>Data  frame (8 bytes)</w:t>
             </w:r>
           </w:p>
         </w:tc>
         <w:tc>
           <w:tcPr>
-            <w:tcW w:w="1492" w:type="dxa"/>
+            <w:tcW w:w="3310" w:type="dxa"/>
             <w:shd w:val="clear" w:color="auto" w:fill="17324D"/>
             <w:vAlign w:val="center"/>
           </w:tcPr>
           <w:p>
+            <w:pPr>
+              <w:jc w:val="center"/>
+              <w:rPr>
+                <w:b/>
+                <w:color w:val="FFFFFF"/>
+              </w:rPr>
+            </w:pPr>
             <w:r>
               <w:rPr>
                 <w:b/>
                 <w:color w:val="FFFFFF"/>
               </w:rPr>
-              <w:t>Check / notes</w:t>
-            </w:r>
-          </w:p>
-        </w:tc>
-        <w:tc>
-          <w:tcPr>
-            <w:tcW w:w="2344" w:type="dxa"/>
-            <w:shd w:val="clear" w:color="auto" w:fill="17324D"/>
-            <w:vAlign w:val="center"/>
-          </w:tcPr>
-          <w:p>
-            <w:r>
-              <w:rPr>
-                <w:b/>
-                <w:color w:val="FFFFFF"/>
-              </w:rPr>
-              <w:t>Device response</w:t>
-            </w:r>
-          </w:p>
-        </w:tc>
-        <w:tc>
-          <w:tcPr>
-            <w:tcW w:w="1492" w:type="dxa"/>
-            <w:shd w:val="clear" w:color="auto" w:fill="17324D"/>
-            <w:vAlign w:val="center"/>
-          </w:tcPr>
-          <w:p>
-            <w:r>
-              <w:rPr>
-                <w:b/>
-                <w:color w:val="FFFFFF"/>
-              </w:rPr>
-              <w:t>LED / state</w:t>
+              <w:t>What does the data frame mean?</w:t>
             </w:r>
           </w:p>
         </w:tc>
       </w:tr>
       <w:tr>
         <w:trPr>
+          <w:cantSplit/>
           <w:trHeight w:val="1267"/>
-          <w:cantSplit/>
+          <w:jc w:val="center"/>
         </w:trPr>
         <w:tc>
           <w:tcPr>
@@ -1281,9 +727,6 @@
           </w:tcPr>
           <w:p>
             <w:r>
-              <w:rPr>
-                <w:b w:val="0"/>
-              </w:rPr>
               <w:t>Leaked command</w:t>
             </w:r>
           </w:p>
@@ -1293,58 +736,20 @@
             <w:tcW w:w="2984" w:type="dxa"/>
             <w:vAlign w:val="center"/>
           </w:tcPr>
-          <w:p>
-            <w:r>
-              <w:rPr>
-                <w:b w:val="0"/>
-              </w:rPr>
-            </w:r>
-          </w:p>
+          <w:p/>
         </w:tc>
         <w:tc>
           <w:tcPr>
-            <w:tcW w:w="1492" w:type="dxa"/>
-            <w:vAlign w:val="center"/>
+            <w:tcW w:w="3310" w:type="dxa"/>
           </w:tcPr>
-          <w:p>
-            <w:r>
-              <w:rPr>
-                <w:b w:val="0"/>
-              </w:rPr>
-            </w:r>
-          </w:p>
-        </w:tc>
-        <w:tc>
-          <w:tcPr>
-            <w:tcW w:w="2344" w:type="dxa"/>
-            <w:vAlign w:val="center"/>
-          </w:tcPr>
-          <w:p>
-            <w:r>
-              <w:rPr>
-                <w:b w:val="0"/>
-              </w:rPr>
-            </w:r>
-          </w:p>
-        </w:tc>
-        <w:tc>
-          <w:tcPr>
-            <w:tcW w:w="1492" w:type="dxa"/>
-            <w:vAlign w:val="center"/>
-          </w:tcPr>
-          <w:p>
-            <w:r>
-              <w:rPr>
-                <w:b w:val="0"/>
-              </w:rPr>
-            </w:r>
-          </w:p>
+          <w:p/>
         </w:tc>
       </w:tr>
       <w:tr>
         <w:trPr>
+          <w:cantSplit/>
           <w:trHeight w:val="1267"/>
-          <w:cantSplit/>
+          <w:jc w:val="center"/>
         </w:trPr>
         <w:tc>
           <w:tcPr>
@@ -1354,10 +759,7 @@
           </w:tcPr>
           <w:p>
             <w:r>
-              <w:rPr>
-                <w:b w:val="0"/>
-              </w:rPr>
-              <w:t>Probe</w:t>
+              <w:t>Successful unlock command</w:t>
             </w:r>
           </w:p>
         </w:tc>
@@ -1367,28 +769,184 @@
             <w:shd w:val="clear" w:color="auto" w:fill="EAF2F7"/>
             <w:vAlign w:val="center"/>
           </w:tcPr>
+          <w:p/>
+        </w:tc>
+        <w:tc>
+          <w:tcPr>
+            <w:tcW w:w="3310" w:type="dxa"/>
+            <w:shd w:val="clear" w:color="auto" w:fill="EAF2F7"/>
+          </w:tcPr>
+          <w:p/>
+        </w:tc>
+      </w:tr>
+      <w:tr>
+        <w:trPr>
+          <w:cantSplit/>
+          <w:trHeight w:val="1267"/>
+          <w:jc w:val="center"/>
+        </w:trPr>
+        <w:tc>
+          <w:tcPr>
+            <w:tcW w:w="2344" w:type="dxa"/>
+            <w:vAlign w:val="center"/>
+          </w:tcPr>
           <w:p>
             <w:r>
-              <w:rPr>
-                <w:b w:val="0"/>
-              </w:rPr>
+              <w:t>Patch v</w:t>
+            </w:r>
+            <w:r>
+              <w:t>3</w:t>
+            </w:r>
+            <w:r>
+              <w:t>.0 flag</w:t>
             </w:r>
           </w:p>
         </w:tc>
         <w:tc>
           <w:tcPr>
-            <w:tcW w:w="1492" w:type="dxa"/>
-            <w:shd w:val="clear" w:color="auto" w:fill="EAF2F7"/>
+            <w:tcW w:w="6294" w:type="dxa"/>
+            <w:gridSpan w:val="2"/>
+            <w:vAlign w:val="center"/>
+          </w:tcPr>
+          <w:p/>
+        </w:tc>
+      </w:tr>
+    </w:tbl>
+    <w:p/>
+    <w:p>
+      <w:r>
+        <w:t>What changed in this patch?</w:t>
+      </w:r>
+      <w:r>
+        <w:t xml:space="preserve"> </w:t>
+      </w:r>
+      <w:r>
+        <w:t xml:space="preserve">Why did your successful attempt work? </w:t>
+      </w:r>
+    </w:p>
+    <w:p/>
+    <w:p/>
+    <w:p/>
+    <w:p>
+      <w:pPr>
+        <w:spacing w:after="200"/>
+        <w:rPr>
+          <w:rFonts w:asciiTheme="majorHAnsi" w:eastAsiaTheme="majorEastAsia" w:hAnsiTheme="majorHAnsi" w:cstheme="majorBidi"/>
+          <w:b/>
+          <w:bCs/>
+          <w:color w:val="17324D"/>
+          <w:sz w:val="30"/>
+          <w:szCs w:val="28"/>
+        </w:rPr>
+      </w:pPr>
+    </w:p>
+    <w:p>
+      <w:pPr>
+        <w:pStyle w:val="Heading1"/>
+      </w:pPr>
+      <w:r>
+        <w:t xml:space="preserve">Table 4 — </w:t>
+      </w:r>
+      <w:r>
+        <w:t>Extra Credit: Reset</w:t>
+      </w:r>
+      <w:r>
+        <w:t xml:space="preserve"> (</w:t>
+      </w:r>
+      <w:r>
+        <w:t>+10</w:t>
+      </w:r>
+      <w:r>
+        <w:t xml:space="preserve"> points)</w:t>
+      </w:r>
+    </w:p>
+    <w:tbl>
+      <w:tblPr>
+        <w:tblStyle w:val="TableGrid"/>
+        <w:tblW w:w="0" w:type="auto"/>
+        <w:jc w:val="center"/>
+        <w:tblLayout w:type="fixed"/>
+        <w:tblLook w:val="04A0" w:firstRow="1" w:lastRow="0" w:firstColumn="1" w:lastColumn="0" w:noHBand="0" w:noVBand="1"/>
+      </w:tblPr>
+      <w:tblGrid>
+        <w:gridCol w:w="2344"/>
+        <w:gridCol w:w="2984"/>
+        <w:gridCol w:w="3310"/>
+      </w:tblGrid>
+      <w:tr>
+        <w:trPr>
+          <w:trHeight w:val="432"/>
+          <w:tblHeader/>
+          <w:jc w:val="center"/>
+        </w:trPr>
+        <w:tc>
+          <w:tcPr>
+            <w:tcW w:w="2344" w:type="dxa"/>
+            <w:shd w:val="clear" w:color="auto" w:fill="17324D"/>
             <w:vAlign w:val="center"/>
           </w:tcPr>
           <w:p>
+            <w:pPr>
+              <w:jc w:val="center"/>
+            </w:pPr>
             <w:r>
               <w:rPr>
-                <w:b w:val="0"/>
+                <w:b/>
+                <w:color w:val="FFFFFF"/>
               </w:rPr>
+              <w:t>Trial</w:t>
             </w:r>
           </w:p>
         </w:tc>
+        <w:tc>
+          <w:tcPr>
+            <w:tcW w:w="2984" w:type="dxa"/>
+            <w:shd w:val="clear" w:color="auto" w:fill="17324D"/>
+            <w:vAlign w:val="center"/>
+          </w:tcPr>
+          <w:p>
+            <w:pPr>
+              <w:jc w:val="center"/>
+            </w:pPr>
+            <w:r>
+              <w:rPr>
+                <w:b/>
+                <w:color w:val="FFFFFF"/>
+              </w:rPr>
+              <w:t>Data  frame (8 bytes)</w:t>
+            </w:r>
+          </w:p>
+        </w:tc>
+        <w:tc>
+          <w:tcPr>
+            <w:tcW w:w="3310" w:type="dxa"/>
+            <w:shd w:val="clear" w:color="auto" w:fill="17324D"/>
+            <w:vAlign w:val="center"/>
+          </w:tcPr>
+          <w:p>
+            <w:pPr>
+              <w:jc w:val="center"/>
+              <w:rPr>
+                <w:b/>
+                <w:color w:val="FFFFFF"/>
+              </w:rPr>
+            </w:pPr>
+            <w:r>
+              <w:rPr>
+                <w:b/>
+                <w:color w:val="FFFFFF"/>
+              </w:rPr>
+              <w:t>What does the data frame mean?</w:t>
+            </w:r>
+          </w:p>
+        </w:tc>
+      </w:tr>
+      <w:tr>
+        <w:trPr>
+          <w:cantSplit/>
+          <w:trHeight w:val="1267"/>
+          <w:jc w:val="center"/>
+        </w:trPr>
         <w:tc>
           <w:tcPr>
             <w:tcW w:w="2344" w:type="dxa"/>
@@ -1397,31 +955,37 @@
           </w:tcPr>
           <w:p>
             <w:r>
-              <w:rPr>
-                <w:b w:val="0"/>
-              </w:rPr>
+              <w:t xml:space="preserve">Successful </w:t>
+            </w:r>
+            <w:r>
+              <w:t>reset</w:t>
+            </w:r>
+            <w:r>
+              <w:t xml:space="preserve"> command</w:t>
             </w:r>
           </w:p>
         </w:tc>
         <w:tc>
           <w:tcPr>
-            <w:tcW w:w="1492" w:type="dxa"/>
+            <w:tcW w:w="2984" w:type="dxa"/>
             <w:shd w:val="clear" w:color="auto" w:fill="EAF2F7"/>
             <w:vAlign w:val="center"/>
           </w:tcPr>
-          <w:p>
-            <w:r>
-              <w:rPr>
-                <w:b w:val="0"/>
-              </w:rPr>
-            </w:r>
-          </w:p>
+          <w:p/>
+        </w:tc>
+        <w:tc>
+          <w:tcPr>
+            <w:tcW w:w="3310" w:type="dxa"/>
+            <w:shd w:val="clear" w:color="auto" w:fill="EAF2F7"/>
+          </w:tcPr>
+          <w:p/>
         </w:tc>
       </w:tr>
       <w:tr>
         <w:trPr>
+          <w:cantSplit/>
           <w:trHeight w:val="1267"/>
-          <w:cantSplit/>
+          <w:jc w:val="center"/>
         </w:trPr>
         <w:tc>
           <w:tcPr>
@@ -1430,87 +994,23 @@
           </w:tcPr>
           <w:p>
             <w:r>
-              <w:rPr>
-                <w:b w:val="0"/>
-              </w:rPr>
-              <w:t>Successful unlock</w:t>
+              <w:t>Reset</w:t>
+            </w:r>
+            <w:r>
+              <w:t xml:space="preserve"> flag</w:t>
             </w:r>
           </w:p>
         </w:tc>
         <w:tc>
           <w:tcPr>
-            <w:tcW w:w="2984" w:type="dxa"/>
+            <w:tcW w:w="6294" w:type="dxa"/>
+            <w:gridSpan w:val="2"/>
             <w:vAlign w:val="center"/>
           </w:tcPr>
-          <w:p>
-            <w:r>
-              <w:rPr>
-                <w:b w:val="0"/>
-              </w:rPr>
-            </w:r>
-          </w:p>
-        </w:tc>
-        <w:tc>
-          <w:tcPr>
-            <w:tcW w:w="1492" w:type="dxa"/>
-            <w:vAlign w:val="center"/>
-          </w:tcPr>
-          <w:p>
-            <w:r>
-              <w:rPr>
-                <w:b w:val="0"/>
-              </w:rPr>
-            </w:r>
-          </w:p>
-        </w:tc>
-        <w:tc>
-          <w:tcPr>
-            <w:tcW w:w="2344" w:type="dxa"/>
-            <w:vAlign w:val="center"/>
-          </w:tcPr>
-          <w:p>
-            <w:r>
-              <w:rPr>
-                <w:b w:val="0"/>
-              </w:rPr>
-            </w:r>
-          </w:p>
-        </w:tc>
-        <w:tc>
-          <w:tcPr>
-            <w:tcW w:w="1492" w:type="dxa"/>
-            <w:vAlign w:val="center"/>
-          </w:tcPr>
-          <w:p>
-            <w:r>
-              <w:rPr>
-                <w:b w:val="0"/>
-              </w:rPr>
-            </w:r>
-          </w:p>
+          <w:p/>
         </w:tc>
       </w:tr>
     </w:tbl>
-    <w:p>
-      <w:r>
-        <w:t>Patch v3.0 flag from receiver: __________________________________</w:t>
-      </w:r>
-    </w:p>
-    <w:p>
-      <w:r>
-        <w:t>What changed in this patch? __________________________________</w:t>
-      </w:r>
-    </w:p>
-    <w:p>
-      <w:r>
-        <w:t>Why did your successful attempt work? __________________________________</w:t>
-      </w:r>
-    </w:p>
-    <w:p>
-      <w:r>
-        <w:t>Optional reset challenge: sent packet __________________; receiver response __________________; bonus flag __________________</w:t>
-      </w:r>
-    </w:p>
     <w:p>
       <w:r>
         <w:br w:type="page"/>
@@ -1521,15 +1021,22 @@
         <w:pStyle w:val="Heading1"/>
       </w:pPr>
       <w:r>
+        <w:lastRenderedPageBreak/>
         <w:t>Evidence (15 points)</w:t>
-      </w:r>
-      <w:r>
-        <w:t xml:space="preserve"/>
       </w:r>
     </w:p>
     <w:p>
       <w:r>
-        <w:t>Provide three readable evidence groups with captions identifying the receiver, patch, sent packet, actual response, and captured flag. Add pages if needed.</w:t>
+        <w:t xml:space="preserve">Provide three readable evidence </w:t>
+      </w:r>
+      <w:r>
+        <w:t>photos</w:t>
+      </w:r>
+      <w:r>
+        <w:t xml:space="preserve"> with captions</w:t>
+      </w:r>
+      <w:r>
+        <w:t>.</w:t>
       </w:r>
     </w:p>
     <w:p>
@@ -1539,21 +1046,13 @@
       <w:r>
         <w:t>Access and Patch v1.0</w:t>
       </w:r>
-      <w:r>
-        <w:t xml:space="preserve"/>
-      </w:r>
     </w:p>
     <w:p>
       <w:r>
         <w:t>Show the receiver identity, a command you sent, its actual response, and the first captured flag.</w:t>
       </w:r>
     </w:p>
-    <w:p>
-      <w:r>
-        <w:t>
-</w:t>
-      </w:r>
-    </w:p>
+    <w:p/>
     <w:p>
       <w:pPr>
         <w:pStyle w:val="Heading1"/>
@@ -1561,21 +1060,13 @@
       <w:r>
         <w:t>Patch v2.0</w:t>
       </w:r>
-      <w:r>
-        <w:t xml:space="preserve"/>
-      </w:r>
     </w:p>
     <w:p>
       <w:r>
         <w:t>Show your attempt, the receiver's response, and the captured flag for this patch.</w:t>
       </w:r>
     </w:p>
-    <w:p>
-      <w:r>
-        <w:t>
-</w:t>
-      </w:r>
-    </w:p>
+    <w:p/>
     <w:p>
       <w:pPr>
         <w:pStyle w:val="Heading1"/>
@@ -1583,21 +1074,13 @@
       <w:r>
         <w:t>Patch v3.0</w:t>
       </w:r>
-      <w:r>
-        <w:t xml:space="preserve"/>
-      </w:r>
     </w:p>
     <w:p>
       <w:r>
-        <w:t>Show your final successful attempt, the receiver's response and captured flag. Include reset-challenge evidence if attempted.</w:t>
+        <w:t xml:space="preserve">Show your final successful attempt, the receiver's response and captured flag. </w:t>
       </w:r>
     </w:p>
-    <w:p>
-      <w:r>
-        <w:t>
-</w:t>
-      </w:r>
-    </w:p>
+    <w:p/>
     <w:p>
       <w:r>
         <w:br w:type="page"/>
@@ -1608,19 +1091,39 @@
         <w:pStyle w:val="Heading1"/>
       </w:pPr>
       <w:r>
+        <w:lastRenderedPageBreak/>
         <w:t>Conclusion (15 points)</w:t>
-      </w:r>
-      <w:r>
-        <w:t xml:space="preserve"/>
-      </w:r>
-    </w:p>
-    <w:p>
-      <w:r>
-        <w:t>Answer each prompt in 2–3 sentences (5 points each). Connect your claim to your recorded evidence.</w:t>
       </w:r>
     </w:p>
     <w:p>
       <w:pPr>
+        <w:rPr>
+          <w:i/>
+          <w:iCs/>
+        </w:rPr>
+      </w:pPr>
+      <w:r>
+        <w:rPr>
+          <w:i/>
+          <w:iCs/>
+        </w:rPr>
+        <w:t>Give a summary of what you did in this lab. What was easy to do? What was difficult? What did you learn this lab?</w:t>
+      </w:r>
+      <w:r>
+        <w:rPr>
+          <w:i/>
+          <w:iCs/>
+        </w:rPr>
+        <w:t xml:space="preserve"> In addition, answer these questions:</w:t>
+      </w:r>
+    </w:p>
+    <w:p>
+      <w:pPr>
+        <w:pStyle w:val="ListParagraph"/>
+        <w:numPr>
+          <w:ilvl w:val="0"/>
+          <w:numId w:val="11"/>
+        </w:numPr>
         <w:spacing w:after="200"/>
         <w:rPr>
           <w:i/>
@@ -1632,57 +1135,23 @@
           <w:i/>
           <w:iCs/>
         </w:rPr>
-        <w:t>Compare how the receiver checked messages in the three patches. Use one of your tests to explain what changed.</w:t>
-      </w:r>
-    </w:p>
-    <w:p>
-      <w:r>
-        <w:t>
-</w:t>
+        <w:t>Explain the advantages and disadvantages of each of the error detection techniques this lab demonstrated.</w:t>
       </w:r>
     </w:p>
     <w:p>
       <w:pPr>
-        <w:spacing w:after="200"/>
-        <w:rPr>
-          <w:i/>
-          <w:iCs/>
-        </w:rPr>
+        <w:pStyle w:val="ListParagraph"/>
+        <w:numPr>
+          <w:ilvl w:val="0"/>
+          <w:numId w:val="11"/>
+        </w:numPr>
       </w:pPr>
       <w:r>
         <w:rPr>
           <w:i/>
           <w:iCs/>
         </w:rPr>
-        <w:t>Why could an accepted command still come from an untrusted sender? Use evidence from your investigation.</w:t>
-      </w:r>
-    </w:p>
-    <w:p>
-      <w:r>
-        <w:t>
-</w:t>
-      </w:r>
-    </w:p>
-    <w:p>
-      <w:pPr>
-        <w:spacing w:after="200"/>
-        <w:rPr>
-          <w:i/>
-          <w:iCs/>
-        </w:rPr>
-      </w:pPr>
-      <w:r>
-        <w:rPr>
-          <w:i/>
-          <w:iCs/>
-        </w:rPr>
-        <w:t>Propose receiver changes that would prevent command forgery and replay while preserving normal unlocking.</w:t>
-      </w:r>
-    </w:p>
-    <w:p>
-      <w:r>
-        <w:t>
-</w:t>
+        <w:t>What can you propose to improve the security of the device (Patch v.3.0)? Explain.</w:t>
       </w:r>
     </w:p>
     <w:sectPr>
@@ -1969,6 +1438,92 @@
     <w:nsid w:val="465D1A8C"/>
     <w:multiLevelType w:val="hybridMultilevel"/>
     <w:tmpl w:val="2D1E205A"/>
+    <w:lvl w:ilvl="0" w:tplc="0409000F">
+      <w:start w:val="1"/>
+      <w:numFmt w:val="decimal"/>
+      <w:lvlText w:val="%1."/>
+      <w:lvlJc w:val="left"/>
+      <w:pPr>
+        <w:ind w:left="720" w:hanging="360"/>
+      </w:pPr>
+    </w:lvl>
+    <w:lvl w:ilvl="1" w:tplc="04090019" w:tentative="1">
+      <w:start w:val="1"/>
+      <w:numFmt w:val="lowerLetter"/>
+      <w:lvlText w:val="%2."/>
+      <w:lvlJc w:val="left"/>
+      <w:pPr>
+        <w:ind w:left="1440" w:hanging="360"/>
+      </w:pPr>
+    </w:lvl>
+    <w:lvl w:ilvl="2" w:tplc="0409001B" w:tentative="1">
+      <w:start w:val="1"/>
+      <w:numFmt w:val="lowerRoman"/>
+      <w:lvlText w:val="%3."/>
+      <w:lvlJc w:val="right"/>
+      <w:pPr>
+        <w:ind w:left="2160" w:hanging="180"/>
+      </w:pPr>
+    </w:lvl>
+    <w:lvl w:ilvl="3" w:tplc="0409000F" w:tentative="1">
+      <w:start w:val="1"/>
+      <w:numFmt w:val="decimal"/>
+      <w:lvlText w:val="%4."/>
+      <w:lvlJc w:val="left"/>
+      <w:pPr>
+        <w:ind w:left="2880" w:hanging="360"/>
+      </w:pPr>
+    </w:lvl>
+    <w:lvl w:ilvl="4" w:tplc="04090019" w:tentative="1">
+      <w:start w:val="1"/>
+      <w:numFmt w:val="lowerLetter"/>
+      <w:lvlText w:val="%5."/>
+      <w:lvlJc w:val="left"/>
+      <w:pPr>
+        <w:ind w:left="3600" w:hanging="360"/>
+      </w:pPr>
+    </w:lvl>
+    <w:lvl w:ilvl="5" w:tplc="0409001B" w:tentative="1">
+      <w:start w:val="1"/>
+      <w:numFmt w:val="lowerRoman"/>
+      <w:lvlText w:val="%6."/>
+      <w:lvlJc w:val="right"/>
+      <w:pPr>
+        <w:ind w:left="4320" w:hanging="180"/>
+      </w:pPr>
+    </w:lvl>
+    <w:lvl w:ilvl="6" w:tplc="0409000F" w:tentative="1">
+      <w:start w:val="1"/>
+      <w:numFmt w:val="decimal"/>
+      <w:lvlText w:val="%7."/>
+      <w:lvlJc w:val="left"/>
+      <w:pPr>
+        <w:ind w:left="5040" w:hanging="360"/>
+      </w:pPr>
+    </w:lvl>
+    <w:lvl w:ilvl="7" w:tplc="04090019" w:tentative="1">
+      <w:start w:val="1"/>
+      <w:numFmt w:val="lowerLetter"/>
+      <w:lvlText w:val="%8."/>
+      <w:lvlJc w:val="left"/>
+      <w:pPr>
+        <w:ind w:left="5760" w:hanging="360"/>
+      </w:pPr>
+    </w:lvl>
+    <w:lvl w:ilvl="8" w:tplc="0409001B" w:tentative="1">
+      <w:start w:val="1"/>
+      <w:numFmt w:val="lowerRoman"/>
+      <w:lvlText w:val="%9."/>
+      <w:lvlJc w:val="right"/>
+      <w:pPr>
+        <w:ind w:left="6480" w:hanging="180"/>
+      </w:pPr>
+    </w:lvl>
+  </w:abstractNum>
+  <w:abstractNum w:abstractNumId="10" w15:restartNumberingAfterBreak="0">
+    <w:nsid w:val="5D056118"/>
+    <w:multiLevelType w:val="hybridMultilevel"/>
+    <w:tmpl w:val="62E2DA82"/>
     <w:lvl w:ilvl="0" w:tplc="0409000F">
       <w:start w:val="1"/>
       <w:numFmt w:val="decimal"/>
@@ -2080,6 +1635,9 @@
   </w:num>
   <w:num w:numId="10" w16cid:durableId="2111658958">
     <w:abstractNumId w:val="9"/>
+  </w:num>
+  <w:num w:numId="11" w16cid:durableId="1204171577">
+    <w:abstractNumId w:val="10"/>
   </w:num>
 </w:numbering>
 </file>
@@ -2473,7 +2031,7 @@
   <w:style w:type="paragraph" w:default="1" w:styleId="Normal">
     <w:name w:val="Normal"/>
     <w:qFormat/>
-    <w:rsid w:val="009D2B7E"/>
+    <w:rsid w:val="000A2C6F"/>
     <w:pPr>
       <w:spacing w:after="80"/>
     </w:pPr>
